--- a/Курсовая/Курсовая Фитнес-центр.docx
+++ b/Курсовая/Курсовая Фитнес-центр.docx
@@ -152,6 +152,9 @@
         </w:rPr>
       </w:pPr>
       <w:r>
+        <w:rPr>
+          <w:rFonts w:ascii="Times New Roman" w:hAnsi="Times New Roman"/>
+        </w:rPr>
         <w:t>Тема: «Разработка базы данных и графического интерфейса для веб-приложения фитнес-центра»</w:t>
       </w:r>
     </w:p>
@@ -234,13 +237,6 @@
           <w:szCs w:val="28"/>
         </w:rPr>
       </w:pPr>
-      <w:r>
-        <w:rPr>
-          <w:rFonts w:ascii="Times New Roman" w:hAnsi="Times New Roman"/>
-          <w:szCs w:val="28"/>
-        </w:rPr>
-        <w:t>Курбанов Арсен Асланович</w:t>
-      </w:r>
     </w:p>
     <w:p>
       <w:pPr>
@@ -3338,11 +3334,14 @@
       </w:tblPr>
       <w:tblGrid>
         <w:gridCol w:w="2336"/>
-        <w:gridCol w:w="2339"/>
         <w:gridCol w:w="2336"/>
-        <w:gridCol w:w="2334"/>
+        <w:gridCol w:w="2336"/>
+        <w:gridCol w:w="2337"/>
       </w:tblGrid>
       <w:tr>
+        <w:trPr>
+          <w:trHeight w:val="966"/>
+        </w:trPr>
         <w:tc>
           <w:tcPr>
             <w:tcW w:w="2336" w:type="dxa"/>
@@ -3364,7 +3363,7 @@
         </w:tc>
         <w:tc>
           <w:tcPr>
-            <w:tcW w:w="2339" w:type="dxa"/>
+            <w:tcW w:w="2336" w:type="dxa"/>
           </w:tcPr>
           <w:p>
             <w:pPr>
@@ -3416,7 +3415,7 @@
         </w:tc>
         <w:tc>
           <w:tcPr>
-            <w:tcW w:w="2334" w:type="dxa"/>
+            <w:tcW w:w="2337" w:type="dxa"/>
           </w:tcPr>
           <w:p>
             <w:pPr>
@@ -3435,6 +3434,9 @@
         </w:tc>
       </w:tr>
       <w:tr>
+        <w:trPr>
+          <w:trHeight w:val="966"/>
+        </w:trPr>
         <w:tc>
           <w:tcPr>
             <w:tcW w:w="2336" w:type="dxa"/>
@@ -3456,7 +3458,7 @@
         </w:tc>
         <w:tc>
           <w:tcPr>
-            <w:tcW w:w="2339" w:type="dxa"/>
+            <w:tcW w:w="2336" w:type="dxa"/>
           </w:tcPr>
           <w:p>
             <w:pPr>
@@ -3494,7 +3496,7 @@
         </w:tc>
         <w:tc>
           <w:tcPr>
-            <w:tcW w:w="2334" w:type="dxa"/>
+            <w:tcW w:w="2337" w:type="dxa"/>
           </w:tcPr>
           <w:p>
             <w:pPr>
@@ -3513,6 +3515,9 @@
         </w:tc>
       </w:tr>
       <w:tr>
+        <w:trPr>
+          <w:trHeight w:val="966"/>
+        </w:trPr>
         <w:tc>
           <w:tcPr>
             <w:tcW w:w="2336" w:type="dxa"/>
@@ -3534,7 +3539,7 @@
         </w:tc>
         <w:tc>
           <w:tcPr>
-            <w:tcW w:w="2339" w:type="dxa"/>
+            <w:tcW w:w="2336" w:type="dxa"/>
           </w:tcPr>
           <w:p>
             <w:pPr>
@@ -3572,7 +3577,7 @@
         </w:tc>
         <w:tc>
           <w:tcPr>
-            <w:tcW w:w="2334" w:type="dxa"/>
+            <w:tcW w:w="2337" w:type="dxa"/>
           </w:tcPr>
           <w:p>
             <w:pPr>
@@ -3591,6 +3596,9 @@
         </w:tc>
       </w:tr>
       <w:tr>
+        <w:trPr>
+          <w:trHeight w:val="966"/>
+        </w:trPr>
         <w:tc>
           <w:tcPr>
             <w:tcW w:w="2336" w:type="dxa"/>
@@ -3612,7 +3620,7 @@
         </w:tc>
         <w:tc>
           <w:tcPr>
-            <w:tcW w:w="2339" w:type="dxa"/>
+            <w:tcW w:w="2336" w:type="dxa"/>
           </w:tcPr>
           <w:p>
             <w:pPr>
@@ -3650,7 +3658,7 @@
         </w:tc>
         <w:tc>
           <w:tcPr>
-            <w:tcW w:w="2334" w:type="dxa"/>
+            <w:tcW w:w="2337" w:type="dxa"/>
           </w:tcPr>
           <w:p>
             <w:pPr>
@@ -3669,6 +3677,9 @@
         </w:tc>
       </w:tr>
       <w:tr>
+        <w:trPr>
+          <w:trHeight w:val="966"/>
+        </w:trPr>
         <w:tc>
           <w:tcPr>
             <w:tcW w:w="2336" w:type="dxa"/>
@@ -3690,7 +3701,7 @@
         </w:tc>
         <w:tc>
           <w:tcPr>
-            <w:tcW w:w="2339" w:type="dxa"/>
+            <w:tcW w:w="2336" w:type="dxa"/>
           </w:tcPr>
           <w:p>
             <w:pPr>
@@ -3728,7 +3739,7 @@
         </w:tc>
         <w:tc>
           <w:tcPr>
-            <w:tcW w:w="2334" w:type="dxa"/>
+            <w:tcW w:w="2337" w:type="dxa"/>
           </w:tcPr>
           <w:p>
             <w:pPr>
@@ -4458,7 +4469,29 @@
           <w:szCs w:val="28"/>
         </w:rPr>
         <w:lastRenderedPageBreak/>
-        <w:t>1.5 Обоснование выбора стека технологий</w:t>
+        <w:t xml:space="preserve">1.5 </w:t>
+      </w:r>
+      <w:r>
+        <w:rPr>
+          <w:rFonts w:ascii="Times New Roman" w:hAnsi="Times New Roman" w:cs="Times New Roman"/>
+          <w:b/>
+          <w:bCs/>
+          <w:color w:val="auto"/>
+          <w:sz w:val="28"/>
+          <w:szCs w:val="28"/>
+        </w:rPr>
+        <w:t>В</w:t>
+      </w:r>
+      <w:r>
+        <w:rPr>
+          <w:rFonts w:ascii="Times New Roman" w:hAnsi="Times New Roman" w:cs="Times New Roman"/>
+          <w:b/>
+          <w:bCs/>
+          <w:color w:val="auto"/>
+          <w:sz w:val="28"/>
+          <w:szCs w:val="28"/>
+        </w:rPr>
+        <w:t>ыбор стека технологий</w:t>
       </w:r>
       <w:bookmarkEnd w:id="6"/>
     </w:p>
@@ -4680,7 +4713,27 @@
         <w:rPr>
           <w:rFonts w:ascii="Times New Roman" w:hAnsi="Times New Roman"/>
         </w:rPr>
-        <w:t xml:space="preserve">Применение встроенной системы шаблонов </w:t>
+        <w:t>Применение встроенно</w:t>
+      </w:r>
+      <w:r>
+        <w:rPr>
+          <w:rFonts w:ascii="Times New Roman" w:hAnsi="Times New Roman"/>
+        </w:rPr>
+        <w:t xml:space="preserve">го </w:t>
+      </w:r>
+      <w:proofErr w:type="spellStart"/>
+      <w:r>
+        <w:rPr>
+          <w:rFonts w:ascii="Times New Roman" w:hAnsi="Times New Roman"/>
+        </w:rPr>
+        <w:t>шаблонизатора</w:t>
+      </w:r>
+      <w:proofErr w:type="spellEnd"/>
+      <w:r>
+        <w:rPr>
+          <w:rFonts w:ascii="Times New Roman" w:hAnsi="Times New Roman"/>
+        </w:rPr>
+        <w:t xml:space="preserve"> </w:t>
       </w:r>
       <w:proofErr w:type="spellStart"/>
       <w:r>
@@ -4850,35 +4903,33 @@
         <w:rPr>
           <w:rFonts w:ascii="Times New Roman" w:hAnsi="Times New Roman"/>
         </w:rPr>
-        <w:t xml:space="preserve">использование </w:t>
-      </w:r>
-      <w:proofErr w:type="spellStart"/>
-      <w:r>
-        <w:rPr>
-          <w:rFonts w:ascii="Times New Roman" w:hAnsi="Times New Roman"/>
-        </w:rPr>
-        <w:t>Primary</w:t>
-      </w:r>
-      <w:proofErr w:type="spellEnd"/>
-      <w:r>
-        <w:rPr>
-          <w:rFonts w:ascii="Times New Roman" w:hAnsi="Times New Roman"/>
-        </w:rPr>
-        <w:t xml:space="preserve"> </w:t>
-      </w:r>
-      <w:proofErr w:type="spellStart"/>
-      <w:r>
-        <w:rPr>
-          <w:rFonts w:ascii="Times New Roman" w:hAnsi="Times New Roman"/>
-        </w:rPr>
-        <w:t>Keys</w:t>
-      </w:r>
-      <w:proofErr w:type="spellEnd"/>
-      <w:r>
-        <w:rPr>
-          <w:rFonts w:ascii="Times New Roman" w:hAnsi="Times New Roman"/>
-        </w:rPr>
-        <w:t xml:space="preserve"> (первичных ключей) для уникальности записей и Foreign Keys (внешних ключей) для связей;</w:t>
+        <w:t xml:space="preserve">использование первичных ключей для уникальности записей </w:t>
+      </w:r>
+      <w:proofErr w:type="gramStart"/>
+      <w:r>
+        <w:rPr>
+          <w:rFonts w:ascii="Times New Roman" w:hAnsi="Times New Roman"/>
+        </w:rPr>
+        <w:t xml:space="preserve">и </w:t>
+      </w:r>
+      <w:r>
+        <w:rPr>
+          <w:rFonts w:ascii="Times New Roman" w:hAnsi="Times New Roman"/>
+        </w:rPr>
+        <w:t xml:space="preserve"> </w:t>
+      </w:r>
+      <w:r>
+        <w:rPr>
+          <w:rFonts w:ascii="Times New Roman" w:hAnsi="Times New Roman"/>
+        </w:rPr>
+        <w:t>внешних</w:t>
+      </w:r>
+      <w:proofErr w:type="gramEnd"/>
+      <w:r>
+        <w:rPr>
+          <w:rFonts w:ascii="Times New Roman" w:hAnsi="Times New Roman"/>
+        </w:rPr>
+        <w:t xml:space="preserve"> ключей для связей;</w:t>
       </w:r>
     </w:p>
     <w:p>
@@ -7970,6 +8021,7 @@
       <w:r>
         <w:rPr>
           <w:rFonts w:ascii="Times New Roman" w:hAnsi="Times New Roman"/>
+          <w:noProof/>
         </w:rPr>
         <w:lastRenderedPageBreak/>
         <w:drawing>
@@ -8026,7 +8078,7 @@
           <w:sz w:val="24"/>
           <w:szCs w:val="18"/>
         </w:rPr>
-        <w:t xml:space="preserve">Рисунок </w:t>
+        <w:t xml:space="preserve">Рисунок 4 — </w:t>
       </w:r>
       <w:r>
         <w:rPr>
@@ -8036,26 +8088,6 @@
           <w:sz w:val="24"/>
           <w:szCs w:val="18"/>
         </w:rPr>
-        <w:t>4</w:t>
-      </w:r>
-      <w:r>
-        <w:rPr>
-          <w:rFonts w:ascii="Times New Roman" w:hAnsi="Times New Roman"/>
-          <w:i/>
-          <w:iCs/>
-          <w:sz w:val="24"/>
-          <w:szCs w:val="18"/>
-        </w:rPr>
-        <w:t xml:space="preserve"> — </w:t>
-      </w:r>
-      <w:r>
-        <w:rPr>
-          <w:rFonts w:ascii="Times New Roman" w:hAnsi="Times New Roman"/>
-          <w:i/>
-          <w:iCs/>
-          <w:sz w:val="24"/>
-          <w:szCs w:val="18"/>
-        </w:rPr>
         <w:t>Главная страница веб-приложения</w:t>
       </w:r>
     </w:p>
@@ -8077,6 +8109,7 @@
       <w:r>
         <w:rPr>
           <w:rFonts w:ascii="Times New Roman" w:hAnsi="Times New Roman"/>
+          <w:noProof/>
         </w:rPr>
         <w:drawing>
           <wp:inline distT="0" distB="0" distL="0" distR="0" wp14:anchorId="30208E0F" wp14:editId="017C7F17">
@@ -8162,27 +8195,7 @@
           <w:sz w:val="24"/>
           <w:szCs w:val="18"/>
         </w:rPr>
-        <w:t xml:space="preserve"> С</w:t>
-      </w:r>
-      <w:r>
-        <w:rPr>
-          <w:rFonts w:ascii="Times New Roman" w:hAnsi="Times New Roman"/>
-          <w:i/>
-          <w:iCs/>
-          <w:sz w:val="24"/>
-          <w:szCs w:val="18"/>
-        </w:rPr>
-        <w:t xml:space="preserve">траница </w:t>
-      </w:r>
-      <w:r>
-        <w:rPr>
-          <w:rFonts w:ascii="Times New Roman" w:hAnsi="Times New Roman"/>
-          <w:i/>
-          <w:iCs/>
-          <w:sz w:val="24"/>
-          <w:szCs w:val="18"/>
-        </w:rPr>
-        <w:t>расписания занятий фитнесс центра</w:t>
+        <w:t xml:space="preserve"> Страница расписания занятий фитнесс центра</w:t>
       </w:r>
     </w:p>
     <w:p>
@@ -8190,7 +8203,6 @@
         <w:spacing w:line="360" w:lineRule="auto"/>
         <w:rPr>
           <w:rFonts w:ascii="Times New Roman" w:hAnsi="Times New Roman"/>
-          <w:lang w:val="en-US"/>
         </w:rPr>
       </w:pPr>
     </w:p>
@@ -8204,6 +8216,7 @@
       <w:r>
         <w:rPr>
           <w:rFonts w:ascii="Times New Roman" w:hAnsi="Times New Roman"/>
+          <w:noProof/>
         </w:rPr>
         <w:lastRenderedPageBreak/>
         <w:drawing>
@@ -8290,27 +8303,7 @@
           <w:sz w:val="24"/>
           <w:szCs w:val="18"/>
         </w:rPr>
-        <w:t xml:space="preserve"> Страница </w:t>
-      </w:r>
-      <w:r>
-        <w:rPr>
-          <w:rFonts w:ascii="Times New Roman" w:hAnsi="Times New Roman"/>
-          <w:i/>
-          <w:iCs/>
-          <w:sz w:val="24"/>
-          <w:szCs w:val="18"/>
-        </w:rPr>
-        <w:t>тренеров</w:t>
-      </w:r>
-      <w:r>
-        <w:rPr>
-          <w:rFonts w:ascii="Times New Roman" w:hAnsi="Times New Roman"/>
-          <w:i/>
-          <w:iCs/>
-          <w:sz w:val="24"/>
-          <w:szCs w:val="18"/>
-        </w:rPr>
-        <w:t xml:space="preserve"> фитнесс центра</w:t>
+        <w:t xml:space="preserve"> Страница тренеров фитнесс центра</w:t>
       </w:r>
     </w:p>
     <w:p>
@@ -8333,6 +8326,7 @@
       <w:r>
         <w:rPr>
           <w:rFonts w:ascii="Times New Roman" w:hAnsi="Times New Roman"/>
+          <w:noProof/>
           <w:szCs w:val="28"/>
         </w:rPr>
         <w:drawing>
@@ -8419,27 +8413,7 @@
           <w:sz w:val="24"/>
           <w:szCs w:val="18"/>
         </w:rPr>
-        <w:t xml:space="preserve"> Страница </w:t>
-      </w:r>
-      <w:r>
-        <w:rPr>
-          <w:rFonts w:ascii="Times New Roman" w:hAnsi="Times New Roman"/>
-          <w:i/>
-          <w:iCs/>
-          <w:sz w:val="24"/>
-          <w:szCs w:val="18"/>
-        </w:rPr>
-        <w:t>блога</w:t>
-      </w:r>
-      <w:r>
-        <w:rPr>
-          <w:rFonts w:ascii="Times New Roman" w:hAnsi="Times New Roman"/>
-          <w:i/>
-          <w:iCs/>
-          <w:sz w:val="24"/>
-          <w:szCs w:val="18"/>
-        </w:rPr>
-        <w:t xml:space="preserve"> фитнесс центра</w:t>
+        <w:t xml:space="preserve"> Страница блога фитнесс центра</w:t>
       </w:r>
     </w:p>
     <w:p>
@@ -8462,6 +8436,7 @@
       <w:r>
         <w:rPr>
           <w:rFonts w:ascii="Times New Roman" w:hAnsi="Times New Roman"/>
+          <w:noProof/>
           <w:szCs w:val="28"/>
         </w:rPr>
         <w:lastRenderedPageBreak/>
@@ -8549,17 +8524,7 @@
           <w:sz w:val="24"/>
           <w:szCs w:val="18"/>
         </w:rPr>
-        <w:t xml:space="preserve"> </w:t>
-      </w:r>
-      <w:r>
-        <w:rPr>
-          <w:rFonts w:ascii="Times New Roman" w:hAnsi="Times New Roman"/>
-          <w:i/>
-          <w:iCs/>
-          <w:sz w:val="24"/>
-          <w:szCs w:val="18"/>
-        </w:rPr>
-        <w:t>Личный кабинет</w:t>
+        <w:t xml:space="preserve"> Личный кабинет</w:t>
       </w:r>
     </w:p>
     <w:p>
@@ -8582,6 +8547,7 @@
       <w:r>
         <w:rPr>
           <w:rFonts w:ascii="Times New Roman" w:hAnsi="Times New Roman"/>
+          <w:noProof/>
           <w:szCs w:val="28"/>
         </w:rPr>
         <w:drawing>
@@ -8669,17 +8635,7 @@
           <w:sz w:val="24"/>
           <w:szCs w:val="18"/>
         </w:rPr>
-        <w:t xml:space="preserve"> </w:t>
-      </w:r>
-      <w:r>
-        <w:rPr>
-          <w:rFonts w:ascii="Times New Roman" w:hAnsi="Times New Roman"/>
-          <w:i/>
-          <w:iCs/>
-          <w:sz w:val="24"/>
-          <w:szCs w:val="18"/>
-        </w:rPr>
-        <w:t>Страница входа</w:t>
+        <w:t xml:space="preserve"> Страница входа</w:t>
       </w:r>
     </w:p>
     <w:p>
@@ -8702,6 +8658,7 @@
       <w:r>
         <w:rPr>
           <w:rFonts w:ascii="Times New Roman" w:hAnsi="Times New Roman"/>
+          <w:noProof/>
           <w:szCs w:val="28"/>
         </w:rPr>
         <w:lastRenderedPageBreak/>
@@ -8789,17 +8746,7 @@
           <w:sz w:val="24"/>
           <w:szCs w:val="18"/>
         </w:rPr>
-        <w:t xml:space="preserve"> </w:t>
-      </w:r>
-      <w:r>
-        <w:rPr>
-          <w:rFonts w:ascii="Times New Roman" w:hAnsi="Times New Roman"/>
-          <w:i/>
-          <w:iCs/>
-          <w:sz w:val="24"/>
-          <w:szCs w:val="18"/>
-        </w:rPr>
-        <w:t>Страница регистрации</w:t>
+        <w:t xml:space="preserve"> Страница регистрации</w:t>
       </w:r>
     </w:p>
     <w:p>
@@ -8822,6 +8769,7 @@
       <w:r>
         <w:rPr>
           <w:rFonts w:ascii="Times New Roman" w:hAnsi="Times New Roman"/>
+          <w:noProof/>
           <w:szCs w:val="28"/>
         </w:rPr>
         <w:drawing>
@@ -8888,7 +8836,7 @@
           <w:sz w:val="24"/>
           <w:szCs w:val="18"/>
         </w:rPr>
-        <w:t>1</w:t>
+        <w:t>11</w:t>
       </w:r>
       <w:r>
         <w:rPr>
@@ -8898,7 +8846,7 @@
           <w:sz w:val="24"/>
           <w:szCs w:val="18"/>
         </w:rPr>
-        <w:t>1</w:t>
+        <w:t xml:space="preserve"> —</w:t>
       </w:r>
       <w:r>
         <w:rPr>
@@ -8908,27 +8856,7 @@
           <w:sz w:val="24"/>
           <w:szCs w:val="18"/>
         </w:rPr>
-        <w:t xml:space="preserve"> —</w:t>
-      </w:r>
-      <w:r>
-        <w:rPr>
-          <w:rFonts w:ascii="Times New Roman" w:hAnsi="Times New Roman"/>
-          <w:i/>
-          <w:iCs/>
-          <w:sz w:val="24"/>
-          <w:szCs w:val="18"/>
-        </w:rPr>
-        <w:t xml:space="preserve"> Страница </w:t>
-      </w:r>
-      <w:r>
-        <w:rPr>
-          <w:rFonts w:ascii="Times New Roman" w:hAnsi="Times New Roman"/>
-          <w:i/>
-          <w:iCs/>
-          <w:sz w:val="24"/>
-          <w:szCs w:val="18"/>
-        </w:rPr>
-        <w:t>статьи</w:t>
+        <w:t xml:space="preserve"> Страница статьи</w:t>
       </w:r>
     </w:p>
     <w:p>
@@ -9127,7 +9055,6 @@
         <w:ind w:firstLine="709"/>
         <w:rPr>
           <w:rFonts w:ascii="Times New Roman" w:hAnsi="Times New Roman"/>
-          <w:szCs w:val="28"/>
         </w:rPr>
       </w:pPr>
       <w:r>
@@ -9135,6 +9062,1339 @@
           <w:rFonts w:ascii="Times New Roman" w:hAnsi="Times New Roman"/>
         </w:rPr>
         <w:t>Административная панель также прошла проверку: добавление новых тренировок работало стабильно, удаление тренера не ломало базу данных, отзывы публиковались на сайте мгновенно.</w:t>
+      </w:r>
+    </w:p>
+    <w:tbl>
+      <w:tblPr>
+        <w:tblStyle w:val="ae"/>
+        <w:tblW w:w="5000" w:type="pct"/>
+        <w:tblLayout w:type="fixed"/>
+        <w:tblLook w:val="0600" w:firstRow="0" w:lastRow="0" w:firstColumn="0" w:lastColumn="0" w:noHBand="1" w:noVBand="1"/>
+      </w:tblPr>
+      <w:tblGrid>
+        <w:gridCol w:w="2337"/>
+        <w:gridCol w:w="2336"/>
+        <w:gridCol w:w="2336"/>
+        <w:gridCol w:w="2336"/>
+      </w:tblGrid>
+      <w:tr>
+        <w:tc>
+          <w:tcPr>
+            <w:tcW w:w="1250" w:type="pct"/>
+            <w:hideMark/>
+          </w:tcPr>
+          <w:p>
+            <w:pPr>
+              <w:spacing w:line="360" w:lineRule="auto"/>
+              <w:jc w:val="left"/>
+              <w:rPr>
+                <w:rFonts w:ascii="Times New Roman" w:hAnsi="Times New Roman"/>
+                <w:szCs w:val="28"/>
+                <w:lang w:val="en-US"/>
+              </w:rPr>
+            </w:pPr>
+            <w:r>
+              <w:rPr>
+                <w:rFonts w:ascii="Times New Roman" w:hAnsi="Times New Roman"/>
+                <w:szCs w:val="28"/>
+              </w:rPr>
+              <w:t>Описание тестового сценария</w:t>
+            </w:r>
+          </w:p>
+        </w:tc>
+        <w:tc>
+          <w:tcPr>
+            <w:tcW w:w="1250" w:type="pct"/>
+            <w:hideMark/>
+          </w:tcPr>
+          <w:p>
+            <w:pPr>
+              <w:spacing w:line="360" w:lineRule="auto"/>
+              <w:jc w:val="left"/>
+              <w:rPr>
+                <w:rFonts w:ascii="Times New Roman" w:hAnsi="Times New Roman"/>
+                <w:szCs w:val="28"/>
+              </w:rPr>
+            </w:pPr>
+            <w:r>
+              <w:rPr>
+                <w:rFonts w:ascii="Times New Roman" w:hAnsi="Times New Roman"/>
+                <w:szCs w:val="28"/>
+              </w:rPr>
+              <w:t>Ожидаемый результат</w:t>
+            </w:r>
+          </w:p>
+        </w:tc>
+        <w:tc>
+          <w:tcPr>
+            <w:tcW w:w="1250" w:type="pct"/>
+            <w:hideMark/>
+          </w:tcPr>
+          <w:p>
+            <w:pPr>
+              <w:spacing w:line="360" w:lineRule="auto"/>
+              <w:jc w:val="left"/>
+              <w:rPr>
+                <w:rFonts w:ascii="Times New Roman" w:hAnsi="Times New Roman"/>
+                <w:szCs w:val="28"/>
+              </w:rPr>
+            </w:pPr>
+            <w:r>
+              <w:rPr>
+                <w:rFonts w:ascii="Times New Roman" w:hAnsi="Times New Roman"/>
+                <w:szCs w:val="28"/>
+              </w:rPr>
+              <w:t>Фактический результат</w:t>
+            </w:r>
+          </w:p>
+        </w:tc>
+        <w:tc>
+          <w:tcPr>
+            <w:tcW w:w="1250" w:type="pct"/>
+            <w:hideMark/>
+          </w:tcPr>
+          <w:p>
+            <w:pPr>
+              <w:spacing w:line="360" w:lineRule="auto"/>
+              <w:jc w:val="left"/>
+              <w:rPr>
+                <w:rFonts w:ascii="Times New Roman" w:hAnsi="Times New Roman"/>
+                <w:szCs w:val="28"/>
+              </w:rPr>
+            </w:pPr>
+            <w:r>
+              <w:rPr>
+                <w:rFonts w:ascii="Times New Roman" w:hAnsi="Times New Roman"/>
+                <w:szCs w:val="28"/>
+              </w:rPr>
+              <w:t>Статус</w:t>
+            </w:r>
+          </w:p>
+        </w:tc>
+      </w:tr>
+      <w:tr>
+        <w:tc>
+          <w:tcPr>
+            <w:tcW w:w="1250" w:type="pct"/>
+            <w:hideMark/>
+          </w:tcPr>
+          <w:p>
+            <w:pPr>
+              <w:spacing w:line="360" w:lineRule="auto"/>
+              <w:jc w:val="left"/>
+              <w:rPr>
+                <w:rFonts w:ascii="Times New Roman" w:hAnsi="Times New Roman"/>
+                <w:szCs w:val="28"/>
+              </w:rPr>
+            </w:pPr>
+            <w:r>
+              <w:rPr>
+                <w:rFonts w:ascii="Times New Roman" w:hAnsi="Times New Roman"/>
+                <w:szCs w:val="28"/>
+              </w:rPr>
+              <w:t xml:space="preserve">Попытка записи на </w:t>
+            </w:r>
+            <w:r>
+              <w:rPr>
+                <w:rFonts w:ascii="Times New Roman" w:hAnsi="Times New Roman"/>
+                <w:szCs w:val="28"/>
+              </w:rPr>
+              <w:lastRenderedPageBreak/>
+              <w:t>тренировку неавторизованным пользователем</w:t>
+            </w:r>
+          </w:p>
+        </w:tc>
+        <w:tc>
+          <w:tcPr>
+            <w:tcW w:w="1250" w:type="pct"/>
+            <w:hideMark/>
+          </w:tcPr>
+          <w:p>
+            <w:pPr>
+              <w:spacing w:line="360" w:lineRule="auto"/>
+              <w:jc w:val="left"/>
+              <w:rPr>
+                <w:rFonts w:ascii="Times New Roman" w:hAnsi="Times New Roman"/>
+                <w:szCs w:val="28"/>
+              </w:rPr>
+            </w:pPr>
+            <w:r>
+              <w:rPr>
+                <w:rFonts w:ascii="Times New Roman" w:hAnsi="Times New Roman"/>
+                <w:szCs w:val="28"/>
+              </w:rPr>
+              <w:lastRenderedPageBreak/>
+              <w:t xml:space="preserve">Система не показывает </w:t>
+            </w:r>
+            <w:r>
+              <w:rPr>
+                <w:rFonts w:ascii="Times New Roman" w:hAnsi="Times New Roman"/>
+                <w:szCs w:val="28"/>
+              </w:rPr>
+              <w:lastRenderedPageBreak/>
+              <w:t>кнопку «Записаться», а выводит просьбу войти в систему</w:t>
+            </w:r>
+          </w:p>
+        </w:tc>
+        <w:tc>
+          <w:tcPr>
+            <w:tcW w:w="1250" w:type="pct"/>
+            <w:hideMark/>
+          </w:tcPr>
+          <w:p>
+            <w:pPr>
+              <w:spacing w:line="360" w:lineRule="auto"/>
+              <w:jc w:val="left"/>
+              <w:rPr>
+                <w:rFonts w:ascii="Times New Roman" w:hAnsi="Times New Roman"/>
+                <w:szCs w:val="28"/>
+              </w:rPr>
+            </w:pPr>
+            <w:r>
+              <w:rPr>
+                <w:rFonts w:ascii="Times New Roman" w:hAnsi="Times New Roman"/>
+                <w:szCs w:val="28"/>
+              </w:rPr>
+              <w:lastRenderedPageBreak/>
+              <w:t xml:space="preserve">Кнопка скрыта, отображается </w:t>
+            </w:r>
+            <w:r>
+              <w:rPr>
+                <w:rFonts w:ascii="Times New Roman" w:hAnsi="Times New Roman"/>
+                <w:szCs w:val="28"/>
+              </w:rPr>
+              <w:lastRenderedPageBreak/>
+              <w:t>ссылка на страницу авторизации</w:t>
+            </w:r>
+          </w:p>
+        </w:tc>
+        <w:tc>
+          <w:tcPr>
+            <w:tcW w:w="1250" w:type="pct"/>
+            <w:hideMark/>
+          </w:tcPr>
+          <w:p>
+            <w:pPr>
+              <w:spacing w:line="360" w:lineRule="auto"/>
+              <w:jc w:val="left"/>
+              <w:rPr>
+                <w:rFonts w:ascii="Times New Roman" w:hAnsi="Times New Roman"/>
+                <w:szCs w:val="28"/>
+              </w:rPr>
+            </w:pPr>
+            <w:r>
+              <w:rPr>
+                <w:rFonts w:ascii="Times New Roman" w:hAnsi="Times New Roman"/>
+                <w:szCs w:val="28"/>
+              </w:rPr>
+              <w:lastRenderedPageBreak/>
+              <w:t>Успешно</w:t>
+            </w:r>
+          </w:p>
+        </w:tc>
+      </w:tr>
+      <w:tr>
+        <w:tc>
+          <w:tcPr>
+            <w:tcW w:w="1250" w:type="pct"/>
+            <w:hideMark/>
+          </w:tcPr>
+          <w:p>
+            <w:pPr>
+              <w:spacing w:line="360" w:lineRule="auto"/>
+              <w:jc w:val="left"/>
+              <w:rPr>
+                <w:rFonts w:ascii="Times New Roman" w:hAnsi="Times New Roman"/>
+                <w:szCs w:val="28"/>
+              </w:rPr>
+            </w:pPr>
+            <w:r>
+              <w:rPr>
+                <w:rFonts w:ascii="Times New Roman" w:hAnsi="Times New Roman"/>
+                <w:szCs w:val="28"/>
+              </w:rPr>
+              <w:t>Фильтрация сетки расписания</w:t>
+            </w:r>
+          </w:p>
+        </w:tc>
+        <w:tc>
+          <w:tcPr>
+            <w:tcW w:w="1250" w:type="pct"/>
+            <w:hideMark/>
+          </w:tcPr>
+          <w:p>
+            <w:pPr>
+              <w:spacing w:line="360" w:lineRule="auto"/>
+              <w:jc w:val="left"/>
+              <w:rPr>
+                <w:rFonts w:ascii="Times New Roman" w:hAnsi="Times New Roman"/>
+                <w:szCs w:val="28"/>
+              </w:rPr>
+            </w:pPr>
+            <w:r>
+              <w:rPr>
+                <w:rFonts w:ascii="Times New Roman" w:hAnsi="Times New Roman"/>
+                <w:szCs w:val="28"/>
+              </w:rPr>
+              <w:t>На странице остаются только те карточки занятий, которые соответствуют выбранным фильтрам</w:t>
+            </w:r>
+          </w:p>
+        </w:tc>
+        <w:tc>
+          <w:tcPr>
+            <w:tcW w:w="1250" w:type="pct"/>
+            <w:hideMark/>
+          </w:tcPr>
+          <w:p>
+            <w:pPr>
+              <w:spacing w:line="360" w:lineRule="auto"/>
+              <w:jc w:val="left"/>
+              <w:rPr>
+                <w:rFonts w:ascii="Times New Roman" w:hAnsi="Times New Roman"/>
+                <w:szCs w:val="28"/>
+              </w:rPr>
+            </w:pPr>
+            <w:r>
+              <w:rPr>
+                <w:rFonts w:ascii="Times New Roman" w:hAnsi="Times New Roman"/>
+                <w:szCs w:val="28"/>
+              </w:rPr>
+              <w:t>Расписание корректно отфильтровано, URL содержит GET-параметры</w:t>
+            </w:r>
+          </w:p>
+        </w:tc>
+        <w:tc>
+          <w:tcPr>
+            <w:tcW w:w="1250" w:type="pct"/>
+            <w:hideMark/>
+          </w:tcPr>
+          <w:p>
+            <w:pPr>
+              <w:spacing w:line="360" w:lineRule="auto"/>
+              <w:jc w:val="left"/>
+              <w:rPr>
+                <w:rFonts w:ascii="Times New Roman" w:hAnsi="Times New Roman"/>
+                <w:szCs w:val="28"/>
+              </w:rPr>
+            </w:pPr>
+            <w:r>
+              <w:rPr>
+                <w:rFonts w:ascii="Times New Roman" w:hAnsi="Times New Roman"/>
+                <w:szCs w:val="28"/>
+              </w:rPr>
+              <w:t>Успешно</w:t>
+            </w:r>
+          </w:p>
+        </w:tc>
+      </w:tr>
+      <w:tr>
+        <w:tc>
+          <w:tcPr>
+            <w:tcW w:w="1250" w:type="pct"/>
+            <w:hideMark/>
+          </w:tcPr>
+          <w:p>
+            <w:pPr>
+              <w:spacing w:line="360" w:lineRule="auto"/>
+              <w:jc w:val="left"/>
+              <w:rPr>
+                <w:rFonts w:ascii="Times New Roman" w:hAnsi="Times New Roman"/>
+                <w:szCs w:val="28"/>
+              </w:rPr>
+            </w:pPr>
+            <w:r>
+              <w:rPr>
+                <w:rFonts w:ascii="Times New Roman" w:hAnsi="Times New Roman"/>
+                <w:szCs w:val="28"/>
+              </w:rPr>
+              <w:t>Попытка бронирования занятия пользователем без</w:t>
+            </w:r>
+            <w:r>
+              <w:rPr>
+                <w:rFonts w:ascii="Times New Roman" w:hAnsi="Times New Roman"/>
+                <w:b/>
+                <w:bCs/>
+                <w:szCs w:val="28"/>
+              </w:rPr>
+              <w:t xml:space="preserve"> </w:t>
+            </w:r>
+            <w:r>
+              <w:rPr>
+                <w:rFonts w:ascii="Times New Roman" w:hAnsi="Times New Roman"/>
+                <w:szCs w:val="28"/>
+              </w:rPr>
+              <w:t>активного абонемента</w:t>
+            </w:r>
+          </w:p>
+        </w:tc>
+        <w:tc>
+          <w:tcPr>
+            <w:tcW w:w="1250" w:type="pct"/>
+            <w:hideMark/>
+          </w:tcPr>
+          <w:p>
+            <w:pPr>
+              <w:spacing w:line="360" w:lineRule="auto"/>
+              <w:jc w:val="left"/>
+              <w:rPr>
+                <w:rFonts w:ascii="Times New Roman" w:hAnsi="Times New Roman"/>
+                <w:szCs w:val="28"/>
+              </w:rPr>
+            </w:pPr>
+            <w:r>
+              <w:rPr>
+                <w:rFonts w:ascii="Times New Roman" w:hAnsi="Times New Roman"/>
+                <w:szCs w:val="28"/>
+              </w:rPr>
+              <w:t xml:space="preserve">Запись блокируется. Появление всплывающего сообщения об ошибке. </w:t>
+            </w:r>
+            <w:proofErr w:type="spellStart"/>
+            <w:r>
+              <w:rPr>
+                <w:rFonts w:ascii="Times New Roman" w:hAnsi="Times New Roman"/>
+                <w:szCs w:val="28"/>
+              </w:rPr>
+              <w:t>Редирект</w:t>
+            </w:r>
+            <w:proofErr w:type="spellEnd"/>
+            <w:r>
+              <w:rPr>
+                <w:rFonts w:ascii="Times New Roman" w:hAnsi="Times New Roman"/>
+                <w:szCs w:val="28"/>
+              </w:rPr>
+              <w:t xml:space="preserve"> на страницу тарифов</w:t>
+            </w:r>
+          </w:p>
+        </w:tc>
+        <w:tc>
+          <w:tcPr>
+            <w:tcW w:w="1250" w:type="pct"/>
+            <w:hideMark/>
+          </w:tcPr>
+          <w:p>
+            <w:pPr>
+              <w:spacing w:line="360" w:lineRule="auto"/>
+              <w:jc w:val="left"/>
+              <w:rPr>
+                <w:rFonts w:ascii="Times New Roman" w:hAnsi="Times New Roman"/>
+                <w:szCs w:val="28"/>
+              </w:rPr>
+            </w:pPr>
+            <w:r>
+              <w:rPr>
+                <w:rFonts w:ascii="Times New Roman" w:hAnsi="Times New Roman"/>
+                <w:szCs w:val="28"/>
+              </w:rPr>
+              <w:t xml:space="preserve">Появилось сообщение: «Для записи необходим активный абонемент!», выполнен </w:t>
+            </w:r>
+            <w:proofErr w:type="spellStart"/>
+            <w:r>
+              <w:rPr>
+                <w:rFonts w:ascii="Times New Roman" w:hAnsi="Times New Roman"/>
+                <w:szCs w:val="28"/>
+              </w:rPr>
+              <w:t>редирект</w:t>
+            </w:r>
+            <w:proofErr w:type="spellEnd"/>
+          </w:p>
+        </w:tc>
+        <w:tc>
+          <w:tcPr>
+            <w:tcW w:w="1250" w:type="pct"/>
+            <w:hideMark/>
+          </w:tcPr>
+          <w:p>
+            <w:pPr>
+              <w:spacing w:line="360" w:lineRule="auto"/>
+              <w:jc w:val="left"/>
+              <w:rPr>
+                <w:rFonts w:ascii="Times New Roman" w:hAnsi="Times New Roman"/>
+                <w:szCs w:val="28"/>
+              </w:rPr>
+            </w:pPr>
+            <w:r>
+              <w:rPr>
+                <w:rFonts w:ascii="Times New Roman" w:hAnsi="Times New Roman"/>
+                <w:szCs w:val="28"/>
+              </w:rPr>
+              <w:t>Успешно</w:t>
+            </w:r>
+          </w:p>
+        </w:tc>
+      </w:tr>
+      <w:tr>
+        <w:tc>
+          <w:tcPr>
+            <w:tcW w:w="1250" w:type="pct"/>
+            <w:hideMark/>
+          </w:tcPr>
+          <w:p>
+            <w:pPr>
+              <w:spacing w:line="360" w:lineRule="auto"/>
+              <w:jc w:val="left"/>
+              <w:rPr>
+                <w:rFonts w:ascii="Times New Roman" w:hAnsi="Times New Roman"/>
+                <w:szCs w:val="28"/>
+              </w:rPr>
+            </w:pPr>
+            <w:r>
+              <w:rPr>
+                <w:rFonts w:ascii="Times New Roman" w:hAnsi="Times New Roman"/>
+                <w:szCs w:val="28"/>
+              </w:rPr>
+              <w:t>Попытка записи клиентом, чей абонемент находится в статусе «Заморожен»</w:t>
+            </w:r>
+          </w:p>
+        </w:tc>
+        <w:tc>
+          <w:tcPr>
+            <w:tcW w:w="1250" w:type="pct"/>
+            <w:hideMark/>
+          </w:tcPr>
+          <w:p>
+            <w:pPr>
+              <w:spacing w:line="360" w:lineRule="auto"/>
+              <w:jc w:val="left"/>
+              <w:rPr>
+                <w:rFonts w:ascii="Times New Roman" w:hAnsi="Times New Roman"/>
+                <w:szCs w:val="28"/>
+              </w:rPr>
+            </w:pPr>
+            <w:r>
+              <w:rPr>
+                <w:rFonts w:ascii="Times New Roman" w:hAnsi="Times New Roman"/>
+                <w:szCs w:val="28"/>
+              </w:rPr>
+              <w:t>Запись блокируется. Выводится ошибка с просьбой разморозить абонемент в личном кабинете</w:t>
+            </w:r>
+          </w:p>
+        </w:tc>
+        <w:tc>
+          <w:tcPr>
+            <w:tcW w:w="1250" w:type="pct"/>
+            <w:hideMark/>
+          </w:tcPr>
+          <w:p>
+            <w:pPr>
+              <w:spacing w:line="360" w:lineRule="auto"/>
+              <w:jc w:val="left"/>
+              <w:rPr>
+                <w:rFonts w:ascii="Times New Roman" w:hAnsi="Times New Roman"/>
+                <w:szCs w:val="28"/>
+              </w:rPr>
+            </w:pPr>
+            <w:r>
+              <w:rPr>
+                <w:rFonts w:ascii="Times New Roman" w:hAnsi="Times New Roman"/>
+                <w:szCs w:val="28"/>
+              </w:rPr>
+              <w:t xml:space="preserve">Появилось сообщение: «Ваш абонемент заморожен...», выполнен </w:t>
+            </w:r>
+            <w:proofErr w:type="spellStart"/>
+            <w:r>
+              <w:rPr>
+                <w:rFonts w:ascii="Times New Roman" w:hAnsi="Times New Roman"/>
+                <w:szCs w:val="28"/>
+              </w:rPr>
+              <w:t>редирект</w:t>
+            </w:r>
+            <w:proofErr w:type="spellEnd"/>
+            <w:r>
+              <w:rPr>
+                <w:rFonts w:ascii="Times New Roman" w:hAnsi="Times New Roman"/>
+                <w:szCs w:val="28"/>
+              </w:rPr>
+              <w:t xml:space="preserve"> в профиль</w:t>
+            </w:r>
+          </w:p>
+        </w:tc>
+        <w:tc>
+          <w:tcPr>
+            <w:tcW w:w="1250" w:type="pct"/>
+            <w:hideMark/>
+          </w:tcPr>
+          <w:p>
+            <w:pPr>
+              <w:spacing w:line="360" w:lineRule="auto"/>
+              <w:jc w:val="left"/>
+              <w:rPr>
+                <w:rFonts w:ascii="Times New Roman" w:hAnsi="Times New Roman"/>
+                <w:szCs w:val="28"/>
+              </w:rPr>
+            </w:pPr>
+            <w:r>
+              <w:rPr>
+                <w:rFonts w:ascii="Times New Roman" w:hAnsi="Times New Roman"/>
+                <w:szCs w:val="28"/>
+              </w:rPr>
+              <w:t>Успешно</w:t>
+            </w:r>
+          </w:p>
+        </w:tc>
+      </w:tr>
+      <w:tr>
+        <w:tc>
+          <w:tcPr>
+            <w:tcW w:w="1250" w:type="pct"/>
+            <w:hideMark/>
+          </w:tcPr>
+          <w:p>
+            <w:pPr>
+              <w:spacing w:line="360" w:lineRule="auto"/>
+              <w:jc w:val="left"/>
+              <w:rPr>
+                <w:rFonts w:ascii="Times New Roman" w:hAnsi="Times New Roman"/>
+                <w:szCs w:val="28"/>
+              </w:rPr>
+            </w:pPr>
+            <w:r>
+              <w:rPr>
+                <w:rFonts w:ascii="Times New Roman" w:hAnsi="Times New Roman"/>
+                <w:szCs w:val="28"/>
+              </w:rPr>
+              <w:lastRenderedPageBreak/>
+              <w:t>Успешное бронирование: пользователь с активным абонементом нажимает кнопку записи</w:t>
+            </w:r>
+          </w:p>
+        </w:tc>
+        <w:tc>
+          <w:tcPr>
+            <w:tcW w:w="1250" w:type="pct"/>
+            <w:hideMark/>
+          </w:tcPr>
+          <w:p>
+            <w:pPr>
+              <w:spacing w:line="360" w:lineRule="auto"/>
+              <w:jc w:val="left"/>
+              <w:rPr>
+                <w:rFonts w:ascii="Times New Roman" w:hAnsi="Times New Roman"/>
+                <w:szCs w:val="28"/>
+              </w:rPr>
+            </w:pPr>
+            <w:r>
+              <w:rPr>
+                <w:rFonts w:ascii="Times New Roman" w:hAnsi="Times New Roman"/>
+                <w:szCs w:val="28"/>
+              </w:rPr>
+              <w:t>Запись добавляется в БД. Счетчик мест обновляется. Выводится сообщение об успехе</w:t>
+            </w:r>
+          </w:p>
+        </w:tc>
+        <w:tc>
+          <w:tcPr>
+            <w:tcW w:w="1250" w:type="pct"/>
+            <w:hideMark/>
+          </w:tcPr>
+          <w:p>
+            <w:pPr>
+              <w:spacing w:line="360" w:lineRule="auto"/>
+              <w:jc w:val="left"/>
+              <w:rPr>
+                <w:rFonts w:ascii="Times New Roman" w:hAnsi="Times New Roman"/>
+                <w:szCs w:val="28"/>
+              </w:rPr>
+            </w:pPr>
+            <w:r>
+              <w:rPr>
+                <w:rFonts w:ascii="Times New Roman" w:hAnsi="Times New Roman"/>
+                <w:szCs w:val="28"/>
+              </w:rPr>
+              <w:t>Бронь успешно создана, счетчик мест изменился</w:t>
+            </w:r>
+          </w:p>
+        </w:tc>
+        <w:tc>
+          <w:tcPr>
+            <w:tcW w:w="1250" w:type="pct"/>
+            <w:hideMark/>
+          </w:tcPr>
+          <w:p>
+            <w:pPr>
+              <w:spacing w:line="360" w:lineRule="auto"/>
+              <w:jc w:val="left"/>
+              <w:rPr>
+                <w:rFonts w:ascii="Times New Roman" w:hAnsi="Times New Roman"/>
+                <w:szCs w:val="28"/>
+              </w:rPr>
+            </w:pPr>
+            <w:r>
+              <w:rPr>
+                <w:rFonts w:ascii="Times New Roman" w:hAnsi="Times New Roman"/>
+                <w:szCs w:val="28"/>
+              </w:rPr>
+              <w:t>Успешно</w:t>
+            </w:r>
+          </w:p>
+        </w:tc>
+      </w:tr>
+      <w:tr>
+        <w:tc>
+          <w:tcPr>
+            <w:tcW w:w="1250" w:type="pct"/>
+            <w:hideMark/>
+          </w:tcPr>
+          <w:p>
+            <w:pPr>
+              <w:spacing w:line="360" w:lineRule="auto"/>
+              <w:jc w:val="left"/>
+              <w:rPr>
+                <w:rFonts w:ascii="Times New Roman" w:hAnsi="Times New Roman"/>
+                <w:szCs w:val="28"/>
+              </w:rPr>
+            </w:pPr>
+            <w:r>
+              <w:rPr>
+                <w:rFonts w:ascii="Times New Roman" w:hAnsi="Times New Roman"/>
+                <w:szCs w:val="28"/>
+              </w:rPr>
+              <w:t>Попытка повторной записи на одно и то же занятие</w:t>
+            </w:r>
+          </w:p>
+        </w:tc>
+        <w:tc>
+          <w:tcPr>
+            <w:tcW w:w="1250" w:type="pct"/>
+            <w:hideMark/>
+          </w:tcPr>
+          <w:p>
+            <w:pPr>
+              <w:spacing w:line="360" w:lineRule="auto"/>
+              <w:jc w:val="left"/>
+              <w:rPr>
+                <w:rFonts w:ascii="Times New Roman" w:hAnsi="Times New Roman"/>
+                <w:szCs w:val="28"/>
+              </w:rPr>
+            </w:pPr>
+            <w:r>
+              <w:rPr>
+                <w:rFonts w:ascii="Times New Roman" w:hAnsi="Times New Roman"/>
+                <w:szCs w:val="28"/>
+              </w:rPr>
+              <w:t>Запись блокируется, так как дубликат найден в БД. Выводится предупреждение.</w:t>
+            </w:r>
+          </w:p>
+        </w:tc>
+        <w:tc>
+          <w:tcPr>
+            <w:tcW w:w="1250" w:type="pct"/>
+            <w:hideMark/>
+          </w:tcPr>
+          <w:p>
+            <w:pPr>
+              <w:spacing w:line="360" w:lineRule="auto"/>
+              <w:jc w:val="left"/>
+              <w:rPr>
+                <w:rFonts w:ascii="Times New Roman" w:hAnsi="Times New Roman"/>
+                <w:szCs w:val="28"/>
+              </w:rPr>
+            </w:pPr>
+            <w:r>
+              <w:rPr>
+                <w:rFonts w:ascii="Times New Roman" w:hAnsi="Times New Roman"/>
+                <w:szCs w:val="28"/>
+              </w:rPr>
+              <w:t>Появилось сообщение: «Вы уже записаны на это занятие.», дубликат не создан</w:t>
+            </w:r>
+          </w:p>
+        </w:tc>
+        <w:tc>
+          <w:tcPr>
+            <w:tcW w:w="1250" w:type="pct"/>
+            <w:hideMark/>
+          </w:tcPr>
+          <w:p>
+            <w:pPr>
+              <w:spacing w:line="360" w:lineRule="auto"/>
+              <w:jc w:val="left"/>
+              <w:rPr>
+                <w:rFonts w:ascii="Times New Roman" w:hAnsi="Times New Roman"/>
+                <w:szCs w:val="28"/>
+              </w:rPr>
+            </w:pPr>
+            <w:r>
+              <w:rPr>
+                <w:rFonts w:ascii="Times New Roman" w:hAnsi="Times New Roman"/>
+                <w:szCs w:val="28"/>
+              </w:rPr>
+              <w:t>Успешно</w:t>
+            </w:r>
+          </w:p>
+        </w:tc>
+      </w:tr>
+      <w:tr>
+        <w:tc>
+          <w:tcPr>
+            <w:tcW w:w="1250" w:type="pct"/>
+            <w:hideMark/>
+          </w:tcPr>
+          <w:p>
+            <w:pPr>
+              <w:spacing w:line="360" w:lineRule="auto"/>
+              <w:jc w:val="left"/>
+              <w:rPr>
+                <w:rFonts w:ascii="Times New Roman" w:hAnsi="Times New Roman"/>
+                <w:szCs w:val="28"/>
+              </w:rPr>
+            </w:pPr>
+            <w:r>
+              <w:rPr>
+                <w:rFonts w:ascii="Times New Roman" w:hAnsi="Times New Roman"/>
+                <w:szCs w:val="28"/>
+              </w:rPr>
+              <w:t>Попытка записи на занятие, где закончились свободные места</w:t>
+            </w:r>
+          </w:p>
+        </w:tc>
+        <w:tc>
+          <w:tcPr>
+            <w:tcW w:w="1250" w:type="pct"/>
+            <w:hideMark/>
+          </w:tcPr>
+          <w:p>
+            <w:pPr>
+              <w:spacing w:line="360" w:lineRule="auto"/>
+              <w:jc w:val="left"/>
+              <w:rPr>
+                <w:rFonts w:ascii="Times New Roman" w:hAnsi="Times New Roman"/>
+                <w:szCs w:val="28"/>
+              </w:rPr>
+            </w:pPr>
+            <w:r>
+              <w:rPr>
+                <w:rFonts w:ascii="Times New Roman" w:hAnsi="Times New Roman"/>
+                <w:szCs w:val="28"/>
+              </w:rPr>
+              <w:t>Запись блокируется. Система информирует пользователя об отсутствии мест</w:t>
+            </w:r>
+          </w:p>
+        </w:tc>
+        <w:tc>
+          <w:tcPr>
+            <w:tcW w:w="1250" w:type="pct"/>
+            <w:hideMark/>
+          </w:tcPr>
+          <w:p>
+            <w:pPr>
+              <w:spacing w:line="360" w:lineRule="auto"/>
+              <w:jc w:val="left"/>
+              <w:rPr>
+                <w:rFonts w:ascii="Times New Roman" w:hAnsi="Times New Roman"/>
+                <w:szCs w:val="28"/>
+              </w:rPr>
+            </w:pPr>
+            <w:r>
+              <w:rPr>
+                <w:rFonts w:ascii="Times New Roman" w:hAnsi="Times New Roman"/>
+                <w:szCs w:val="28"/>
+              </w:rPr>
+              <w:t>Появилось сообщение: «К сожалению, мест больше нет.», запись отклонена</w:t>
+            </w:r>
+          </w:p>
+        </w:tc>
+        <w:tc>
+          <w:tcPr>
+            <w:tcW w:w="1250" w:type="pct"/>
+            <w:hideMark/>
+          </w:tcPr>
+          <w:p>
+            <w:pPr>
+              <w:spacing w:line="360" w:lineRule="auto"/>
+              <w:jc w:val="left"/>
+              <w:rPr>
+                <w:rFonts w:ascii="Times New Roman" w:hAnsi="Times New Roman"/>
+                <w:szCs w:val="28"/>
+              </w:rPr>
+            </w:pPr>
+            <w:r>
+              <w:rPr>
+                <w:rFonts w:ascii="Times New Roman" w:hAnsi="Times New Roman"/>
+                <w:szCs w:val="28"/>
+              </w:rPr>
+              <w:t>Успешно</w:t>
+            </w:r>
+          </w:p>
+        </w:tc>
+      </w:tr>
+      <w:tr>
+        <w:tc>
+          <w:tcPr>
+            <w:tcW w:w="1250" w:type="pct"/>
+            <w:hideMark/>
+          </w:tcPr>
+          <w:p>
+            <w:pPr>
+              <w:spacing w:line="360" w:lineRule="auto"/>
+              <w:jc w:val="left"/>
+              <w:rPr>
+                <w:rFonts w:ascii="Times New Roman" w:hAnsi="Times New Roman"/>
+                <w:szCs w:val="28"/>
+              </w:rPr>
+            </w:pPr>
+            <w:r>
+              <w:rPr>
+                <w:rFonts w:ascii="Times New Roman" w:hAnsi="Times New Roman"/>
+                <w:szCs w:val="28"/>
+              </w:rPr>
+              <w:t>Отмена бронирования из личного кабинета</w:t>
+            </w:r>
+          </w:p>
+        </w:tc>
+        <w:tc>
+          <w:tcPr>
+            <w:tcW w:w="1250" w:type="pct"/>
+            <w:hideMark/>
+          </w:tcPr>
+          <w:p>
+            <w:pPr>
+              <w:spacing w:line="360" w:lineRule="auto"/>
+              <w:jc w:val="left"/>
+              <w:rPr>
+                <w:rFonts w:ascii="Times New Roman" w:hAnsi="Times New Roman"/>
+                <w:szCs w:val="28"/>
+              </w:rPr>
+            </w:pPr>
+            <w:r>
+              <w:rPr>
+                <w:rFonts w:ascii="Times New Roman" w:hAnsi="Times New Roman"/>
+                <w:szCs w:val="28"/>
+              </w:rPr>
+              <w:t>Запись удаляется из БД, место освобождается. Выводится сообщение об успешной отмене</w:t>
+            </w:r>
+          </w:p>
+        </w:tc>
+        <w:tc>
+          <w:tcPr>
+            <w:tcW w:w="1250" w:type="pct"/>
+            <w:hideMark/>
+          </w:tcPr>
+          <w:p>
+            <w:pPr>
+              <w:spacing w:line="360" w:lineRule="auto"/>
+              <w:jc w:val="left"/>
+              <w:rPr>
+                <w:rFonts w:ascii="Times New Roman" w:hAnsi="Times New Roman"/>
+                <w:szCs w:val="28"/>
+              </w:rPr>
+            </w:pPr>
+            <w:r>
+              <w:rPr>
+                <w:rFonts w:ascii="Times New Roman" w:hAnsi="Times New Roman"/>
+                <w:szCs w:val="28"/>
+              </w:rPr>
+              <w:t>Бронь удалена, занятие пропало из личного кабинета клиента</w:t>
+            </w:r>
+          </w:p>
+        </w:tc>
+        <w:tc>
+          <w:tcPr>
+            <w:tcW w:w="1250" w:type="pct"/>
+            <w:hideMark/>
+          </w:tcPr>
+          <w:p>
+            <w:pPr>
+              <w:spacing w:line="360" w:lineRule="auto"/>
+              <w:jc w:val="left"/>
+              <w:rPr>
+                <w:rFonts w:ascii="Times New Roman" w:hAnsi="Times New Roman"/>
+                <w:szCs w:val="28"/>
+              </w:rPr>
+            </w:pPr>
+            <w:r>
+              <w:rPr>
+                <w:rFonts w:ascii="Times New Roman" w:hAnsi="Times New Roman"/>
+                <w:szCs w:val="28"/>
+              </w:rPr>
+              <w:t>Успешно</w:t>
+            </w:r>
+          </w:p>
+        </w:tc>
+      </w:tr>
+      <w:tr>
+        <w:tc>
+          <w:tcPr>
+            <w:tcW w:w="1250" w:type="pct"/>
+            <w:hideMark/>
+          </w:tcPr>
+          <w:p>
+            <w:pPr>
+              <w:spacing w:line="360" w:lineRule="auto"/>
+              <w:jc w:val="left"/>
+              <w:rPr>
+                <w:rFonts w:ascii="Times New Roman" w:hAnsi="Times New Roman"/>
+                <w:szCs w:val="28"/>
+              </w:rPr>
+            </w:pPr>
+            <w:r>
+              <w:rPr>
+                <w:rFonts w:ascii="Times New Roman" w:hAnsi="Times New Roman"/>
+                <w:szCs w:val="28"/>
+              </w:rPr>
+              <w:t>Попытка отмены бронирования прошедшего занятия</w:t>
+            </w:r>
+          </w:p>
+        </w:tc>
+        <w:tc>
+          <w:tcPr>
+            <w:tcW w:w="1250" w:type="pct"/>
+            <w:hideMark/>
+          </w:tcPr>
+          <w:p>
+            <w:pPr>
+              <w:spacing w:line="360" w:lineRule="auto"/>
+              <w:jc w:val="left"/>
+              <w:rPr>
+                <w:rFonts w:ascii="Times New Roman" w:hAnsi="Times New Roman"/>
+                <w:szCs w:val="28"/>
+              </w:rPr>
+            </w:pPr>
+            <w:r>
+              <w:rPr>
+                <w:rFonts w:ascii="Times New Roman" w:hAnsi="Times New Roman"/>
+                <w:szCs w:val="28"/>
+              </w:rPr>
+              <w:t xml:space="preserve">Отмена блокируется. Выводится ошибка о невозможности </w:t>
+            </w:r>
+            <w:r>
+              <w:rPr>
+                <w:rFonts w:ascii="Times New Roman" w:hAnsi="Times New Roman"/>
+                <w:szCs w:val="28"/>
+              </w:rPr>
+              <w:lastRenderedPageBreak/>
+              <w:t>отменить прошедшее событие</w:t>
+            </w:r>
+          </w:p>
+        </w:tc>
+        <w:tc>
+          <w:tcPr>
+            <w:tcW w:w="1250" w:type="pct"/>
+            <w:hideMark/>
+          </w:tcPr>
+          <w:p>
+            <w:pPr>
+              <w:spacing w:line="360" w:lineRule="auto"/>
+              <w:jc w:val="left"/>
+              <w:rPr>
+                <w:rFonts w:ascii="Times New Roman" w:hAnsi="Times New Roman"/>
+                <w:szCs w:val="28"/>
+              </w:rPr>
+            </w:pPr>
+            <w:r>
+              <w:rPr>
+                <w:rFonts w:ascii="Times New Roman" w:hAnsi="Times New Roman"/>
+                <w:szCs w:val="28"/>
+              </w:rPr>
+              <w:lastRenderedPageBreak/>
+              <w:t xml:space="preserve">Появилось сообщение: «Нельзя отменить запись на прошедшее </w:t>
+            </w:r>
+            <w:r>
+              <w:rPr>
+                <w:rFonts w:ascii="Times New Roman" w:hAnsi="Times New Roman"/>
+                <w:szCs w:val="28"/>
+              </w:rPr>
+              <w:lastRenderedPageBreak/>
+              <w:t>занятие.», бронь сохранена</w:t>
+            </w:r>
+          </w:p>
+        </w:tc>
+        <w:tc>
+          <w:tcPr>
+            <w:tcW w:w="1250" w:type="pct"/>
+            <w:hideMark/>
+          </w:tcPr>
+          <w:p>
+            <w:pPr>
+              <w:spacing w:line="360" w:lineRule="auto"/>
+              <w:jc w:val="left"/>
+              <w:rPr>
+                <w:rFonts w:ascii="Times New Roman" w:hAnsi="Times New Roman"/>
+                <w:szCs w:val="28"/>
+              </w:rPr>
+            </w:pPr>
+            <w:r>
+              <w:rPr>
+                <w:rFonts w:ascii="Times New Roman" w:hAnsi="Times New Roman"/>
+                <w:szCs w:val="28"/>
+              </w:rPr>
+              <w:lastRenderedPageBreak/>
+              <w:t>Успешно</w:t>
+            </w:r>
+          </w:p>
+        </w:tc>
+      </w:tr>
+      <w:tr>
+        <w:tc>
+          <w:tcPr>
+            <w:tcW w:w="1250" w:type="pct"/>
+            <w:hideMark/>
+          </w:tcPr>
+          <w:p>
+            <w:pPr>
+              <w:spacing w:line="360" w:lineRule="auto"/>
+              <w:jc w:val="left"/>
+              <w:rPr>
+                <w:rFonts w:ascii="Times New Roman" w:hAnsi="Times New Roman"/>
+                <w:szCs w:val="28"/>
+              </w:rPr>
+            </w:pPr>
+            <w:r>
+              <w:rPr>
+                <w:rFonts w:ascii="Times New Roman" w:hAnsi="Times New Roman"/>
+                <w:szCs w:val="28"/>
+              </w:rPr>
+              <w:t>Доступ в административную панель</w:t>
+            </w:r>
+            <w:r>
+              <w:rPr>
+                <w:rFonts w:ascii="Times New Roman" w:hAnsi="Times New Roman"/>
+                <w:szCs w:val="28"/>
+              </w:rPr>
+              <w:t xml:space="preserve"> </w:t>
+            </w:r>
+            <w:r>
+              <w:rPr>
+                <w:rFonts w:ascii="Times New Roman" w:hAnsi="Times New Roman"/>
+                <w:szCs w:val="28"/>
+              </w:rPr>
+              <w:t>пользователем без прав персонала</w:t>
+            </w:r>
+          </w:p>
+        </w:tc>
+        <w:tc>
+          <w:tcPr>
+            <w:tcW w:w="1250" w:type="pct"/>
+            <w:hideMark/>
+          </w:tcPr>
+          <w:p>
+            <w:pPr>
+              <w:spacing w:line="360" w:lineRule="auto"/>
+              <w:jc w:val="left"/>
+              <w:rPr>
+                <w:rFonts w:ascii="Times New Roman" w:hAnsi="Times New Roman"/>
+                <w:szCs w:val="28"/>
+              </w:rPr>
+            </w:pPr>
+            <w:r>
+              <w:rPr>
+                <w:rFonts w:ascii="Times New Roman" w:hAnsi="Times New Roman"/>
+                <w:szCs w:val="28"/>
+              </w:rPr>
+              <w:t>Доступ запрещен, система выдает стандартную ошибку нехватки прав доступа</w:t>
+            </w:r>
+          </w:p>
+        </w:tc>
+        <w:tc>
+          <w:tcPr>
+            <w:tcW w:w="1250" w:type="pct"/>
+            <w:hideMark/>
+          </w:tcPr>
+          <w:p>
+            <w:pPr>
+              <w:spacing w:line="360" w:lineRule="auto"/>
+              <w:jc w:val="left"/>
+              <w:rPr>
+                <w:rFonts w:ascii="Times New Roman" w:hAnsi="Times New Roman"/>
+                <w:szCs w:val="28"/>
+              </w:rPr>
+            </w:pPr>
+            <w:r>
+              <w:rPr>
+                <w:rFonts w:ascii="Times New Roman" w:hAnsi="Times New Roman"/>
+                <w:szCs w:val="28"/>
+              </w:rPr>
+              <w:t xml:space="preserve">Выполнен </w:t>
+            </w:r>
+            <w:proofErr w:type="spellStart"/>
+            <w:r>
+              <w:rPr>
+                <w:rFonts w:ascii="Times New Roman" w:hAnsi="Times New Roman"/>
+                <w:szCs w:val="28"/>
+              </w:rPr>
+              <w:t>редирект</w:t>
+            </w:r>
+            <w:proofErr w:type="spellEnd"/>
+            <w:r>
+              <w:rPr>
+                <w:rFonts w:ascii="Times New Roman" w:hAnsi="Times New Roman"/>
+                <w:szCs w:val="28"/>
+              </w:rPr>
+              <w:t xml:space="preserve"> на страницу логина с пометкой о необходимости прав </w:t>
+            </w:r>
+            <w:proofErr w:type="spellStart"/>
+            <w:r>
+              <w:rPr>
+                <w:rFonts w:ascii="Times New Roman" w:hAnsi="Times New Roman"/>
+                <w:szCs w:val="28"/>
+              </w:rPr>
+              <w:t>is_staff</w:t>
+            </w:r>
+            <w:proofErr w:type="spellEnd"/>
+          </w:p>
+        </w:tc>
+        <w:tc>
+          <w:tcPr>
+            <w:tcW w:w="1250" w:type="pct"/>
+            <w:hideMark/>
+          </w:tcPr>
+          <w:p>
+            <w:pPr>
+              <w:spacing w:line="360" w:lineRule="auto"/>
+              <w:jc w:val="left"/>
+              <w:rPr>
+                <w:rFonts w:ascii="Times New Roman" w:hAnsi="Times New Roman"/>
+                <w:szCs w:val="28"/>
+              </w:rPr>
+            </w:pPr>
+            <w:r>
+              <w:rPr>
+                <w:rFonts w:ascii="Times New Roman" w:hAnsi="Times New Roman"/>
+                <w:szCs w:val="28"/>
+              </w:rPr>
+              <w:t>Успешно</w:t>
+            </w:r>
+          </w:p>
+        </w:tc>
+      </w:tr>
+    </w:tbl>
+    <w:p>
+      <w:pPr>
+        <w:spacing w:line="360" w:lineRule="auto"/>
+        <w:rPr>
+          <w:rFonts w:ascii="Times New Roman" w:hAnsi="Times New Roman"/>
+          <w:i/>
+          <w:iCs/>
+          <w:sz w:val="24"/>
+          <w:szCs w:val="24"/>
+        </w:rPr>
+      </w:pPr>
+      <w:r>
+        <w:rPr>
+          <w:rFonts w:ascii="Times New Roman" w:hAnsi="Times New Roman" w:hint="eastAsia"/>
+          <w:i/>
+          <w:iCs/>
+          <w:sz w:val="24"/>
+          <w:szCs w:val="24"/>
+        </w:rPr>
+        <w:t>Таблица</w:t>
+      </w:r>
+      <w:r>
+        <w:rPr>
+          <w:rFonts w:ascii="Times New Roman" w:hAnsi="Times New Roman"/>
+          <w:i/>
+          <w:iCs/>
+          <w:sz w:val="24"/>
+          <w:szCs w:val="24"/>
+        </w:rPr>
+        <w:t xml:space="preserve"> 2 </w:t>
+      </w:r>
+      <w:r>
+        <w:rPr>
+          <w:rFonts w:ascii="Times New Roman" w:hAnsi="Times New Roman" w:hint="eastAsia"/>
+          <w:i/>
+          <w:iCs/>
+          <w:sz w:val="24"/>
+          <w:szCs w:val="24"/>
+        </w:rPr>
+        <w:t>—</w:t>
+      </w:r>
+      <w:r>
+        <w:rPr>
+          <w:rFonts w:ascii="Times New Roman" w:hAnsi="Times New Roman"/>
+          <w:i/>
+          <w:iCs/>
+          <w:sz w:val="24"/>
+          <w:szCs w:val="24"/>
+        </w:rPr>
+        <w:t xml:space="preserve"> </w:t>
+      </w:r>
+      <w:r>
+        <w:rPr>
+          <w:rFonts w:ascii="Times New Roman" w:hAnsi="Times New Roman" w:hint="eastAsia"/>
+          <w:i/>
+          <w:iCs/>
+          <w:sz w:val="24"/>
+          <w:szCs w:val="24"/>
+        </w:rPr>
+        <w:t>Результаты</w:t>
+      </w:r>
+      <w:r>
+        <w:rPr>
+          <w:rFonts w:ascii="Times New Roman" w:hAnsi="Times New Roman"/>
+          <w:i/>
+          <w:iCs/>
+          <w:sz w:val="24"/>
+          <w:szCs w:val="24"/>
+        </w:rPr>
+        <w:t xml:space="preserve"> </w:t>
+      </w:r>
+      <w:r>
+        <w:rPr>
+          <w:rFonts w:ascii="Times New Roman" w:hAnsi="Times New Roman" w:hint="eastAsia"/>
+          <w:i/>
+          <w:iCs/>
+          <w:sz w:val="24"/>
+          <w:szCs w:val="24"/>
+        </w:rPr>
+        <w:t>функционального</w:t>
+      </w:r>
+      <w:r>
+        <w:rPr>
+          <w:rFonts w:ascii="Times New Roman" w:hAnsi="Times New Roman"/>
+          <w:i/>
+          <w:iCs/>
+          <w:sz w:val="24"/>
+          <w:szCs w:val="24"/>
+        </w:rPr>
+        <w:t xml:space="preserve"> </w:t>
+      </w:r>
+      <w:r>
+        <w:rPr>
+          <w:rFonts w:ascii="Times New Roman" w:hAnsi="Times New Roman" w:hint="eastAsia"/>
+          <w:i/>
+          <w:iCs/>
+          <w:sz w:val="24"/>
+          <w:szCs w:val="24"/>
+        </w:rPr>
+        <w:t>тестирования</w:t>
+      </w:r>
+      <w:r>
+        <w:rPr>
+          <w:rFonts w:ascii="Times New Roman" w:hAnsi="Times New Roman"/>
+          <w:i/>
+          <w:iCs/>
+          <w:sz w:val="24"/>
+          <w:szCs w:val="24"/>
+        </w:rPr>
+        <w:t xml:space="preserve"> </w:t>
+      </w:r>
+      <w:r>
+        <w:rPr>
+          <w:rFonts w:ascii="Times New Roman" w:hAnsi="Times New Roman" w:hint="eastAsia"/>
+          <w:i/>
+          <w:iCs/>
+          <w:sz w:val="24"/>
+          <w:szCs w:val="24"/>
+        </w:rPr>
+        <w:t>веб</w:t>
+      </w:r>
+      <w:r>
+        <w:rPr>
+          <w:rFonts w:ascii="Times New Roman" w:hAnsi="Times New Roman"/>
+          <w:i/>
+          <w:iCs/>
+          <w:sz w:val="24"/>
+          <w:szCs w:val="24"/>
+        </w:rPr>
+        <w:t>-</w:t>
+      </w:r>
+      <w:r>
+        <w:rPr>
+          <w:rFonts w:ascii="Times New Roman" w:hAnsi="Times New Roman" w:hint="eastAsia"/>
+          <w:i/>
+          <w:iCs/>
+          <w:sz w:val="24"/>
+          <w:szCs w:val="24"/>
+        </w:rPr>
+        <w:t>приложения</w:t>
       </w:r>
     </w:p>
     <w:p>
@@ -9297,7 +10557,6 @@
           <w:color w:val="auto"/>
           <w:sz w:val="28"/>
           <w:szCs w:val="28"/>
-          <w:lang w:val="en-US"/>
         </w:rPr>
       </w:pPr>
       <w:bookmarkStart w:id="19" w:name="_Toc229683570"/>
@@ -9334,10 +10593,49 @@
         <w:rPr>
           <w:rFonts w:ascii="Times New Roman" w:hAnsi="Times New Roman"/>
           <w:color w:val="auto"/>
-          <w:lang w:val="en-US"/>
-        </w:rPr>
-        <w:t xml:space="preserve"> schedule/models.py</w:t>
-      </w:r>
+        </w:rPr>
+        <w:t xml:space="preserve"> </w:t>
+      </w:r>
+      <w:r>
+        <w:rPr>
+          <w:rFonts w:ascii="Times New Roman" w:hAnsi="Times New Roman"/>
+          <w:color w:val="auto"/>
+          <w:lang w:val="en-US"/>
+        </w:rPr>
+        <w:t>schedule</w:t>
+      </w:r>
+      <w:r>
+        <w:rPr>
+          <w:rFonts w:ascii="Times New Roman" w:hAnsi="Times New Roman"/>
+          <w:color w:val="auto"/>
+        </w:rPr>
+        <w:t>/</w:t>
+      </w:r>
+      <w:r>
+        <w:rPr>
+          <w:rFonts w:ascii="Times New Roman" w:hAnsi="Times New Roman"/>
+          <w:color w:val="auto"/>
+          <w:lang w:val="en-US"/>
+        </w:rPr>
+        <w:t>models</w:t>
+      </w:r>
+      <w:r>
+        <w:rPr>
+          <w:rFonts w:ascii="Times New Roman" w:hAnsi="Times New Roman"/>
+          <w:color w:val="auto"/>
+        </w:rPr>
+        <w:t>.</w:t>
+      </w:r>
+      <w:proofErr w:type="spellStart"/>
+      <w:r>
+        <w:rPr>
+          <w:rFonts w:ascii="Times New Roman" w:hAnsi="Times New Roman"/>
+          <w:color w:val="auto"/>
+          <w:lang w:val="en-US"/>
+        </w:rPr>
+        <w:t>py</w:t>
+      </w:r>
+      <w:proofErr w:type="spellEnd"/>
     </w:p>
     <w:p>
       <w:pPr>
@@ -18665,10 +19963,44 @@
       <w:r>
         <w:rPr>
           <w:rFonts w:ascii="Times New Roman" w:hAnsi="Times New Roman"/>
-          <w:lang w:val="en-US"/>
-        </w:rPr>
-        <w:t xml:space="preserve"> schedule/views.py</w:t>
-      </w:r>
+        </w:rPr>
+        <w:t xml:space="preserve"> </w:t>
+      </w:r>
+      <w:r>
+        <w:rPr>
+          <w:rFonts w:ascii="Times New Roman" w:hAnsi="Times New Roman"/>
+          <w:lang w:val="en-US"/>
+        </w:rPr>
+        <w:t>schedule</w:t>
+      </w:r>
+      <w:r>
+        <w:rPr>
+          <w:rFonts w:ascii="Times New Roman" w:hAnsi="Times New Roman"/>
+        </w:rPr>
+        <w:t>/</w:t>
+      </w:r>
+      <w:r>
+        <w:rPr>
+          <w:rFonts w:ascii="Times New Roman" w:hAnsi="Times New Roman"/>
+          <w:lang w:val="en-US"/>
+        </w:rPr>
+        <w:t>views</w:t>
+      </w:r>
+      <w:r>
+        <w:rPr>
+          <w:rFonts w:ascii="Times New Roman" w:hAnsi="Times New Roman"/>
+        </w:rPr>
+        <w:t>.</w:t>
+      </w:r>
+      <w:proofErr w:type="spellStart"/>
+      <w:r>
+        <w:rPr>
+          <w:rFonts w:ascii="Times New Roman" w:hAnsi="Times New Roman"/>
+          <w:lang w:val="en-US"/>
+        </w:rPr>
+        <w:t>py</w:t>
+      </w:r>
+      <w:proofErr w:type="spellEnd"/>
     </w:p>
     <w:p>
       <w:pPr>
@@ -26972,7 +28304,6 @@
         </w:rPr>
         <w:t xml:space="preserve">        </w:t>
       </w:r>
-      <w:proofErr w:type="spellStart"/>
       <w:proofErr w:type="gramStart"/>
       <w:r>
         <w:rPr>
@@ -26990,7 +28321,6 @@
           <w:color w:val="3B3B3B"/>
           <w:sz w:val="21"/>
           <w:szCs w:val="21"/>
-          <w:lang w:val="en-US"/>
         </w:rPr>
         <w:t>.</w:t>
       </w:r>
@@ -27004,7 +28334,6 @@
         </w:rPr>
         <w:t>error</w:t>
       </w:r>
-      <w:proofErr w:type="spellEnd"/>
       <w:proofErr w:type="gramEnd"/>
       <w:r>
         <w:rPr>
@@ -27012,7 +28341,6 @@
           <w:color w:val="3B3B3B"/>
           <w:sz w:val="21"/>
           <w:szCs w:val="21"/>
-          <w:lang w:val="en-US"/>
         </w:rPr>
         <w:t>(</w:t>
       </w:r>
@@ -27032,7 +28360,6 @@
           <w:color w:val="3B3B3B"/>
           <w:sz w:val="21"/>
           <w:szCs w:val="21"/>
-          <w:lang w:val="en-US"/>
         </w:rPr>
         <w:t xml:space="preserve">, </w:t>
       </w:r>
@@ -27042,7 +28369,6 @@
           <w:color w:val="A31515"/>
           <w:sz w:val="21"/>
           <w:szCs w:val="21"/>
-          <w:lang w:val="en-US"/>
         </w:rPr>
         <w:t>'</w:t>
       </w:r>
@@ -27061,7 +28387,6 @@
           <w:color w:val="A31515"/>
           <w:sz w:val="21"/>
           <w:szCs w:val="21"/>
-          <w:lang w:val="en-US"/>
         </w:rPr>
         <w:t xml:space="preserve"> </w:t>
       </w:r>
@@ -27080,7 +28405,6 @@
           <w:color w:val="A31515"/>
           <w:sz w:val="21"/>
           <w:szCs w:val="21"/>
-          <w:lang w:val="en-US"/>
         </w:rPr>
         <w:t xml:space="preserve"> </w:t>
       </w:r>
@@ -27099,7 +28423,6 @@
           <w:color w:val="A31515"/>
           <w:sz w:val="21"/>
           <w:szCs w:val="21"/>
-          <w:lang w:val="en-US"/>
         </w:rPr>
         <w:t xml:space="preserve">. </w:t>
       </w:r>
@@ -30558,6 +31881,7 @@
         <w:spacing w:line="360" w:lineRule="auto"/>
         <w:rPr>
           <w:rFonts w:ascii="Times New Roman" w:hAnsi="Times New Roman"/>
+          <w:lang w:val="en-US"/>
         </w:rPr>
       </w:pPr>
       <w:r>
@@ -37423,7 +38747,6 @@
           <w:color w:val="3B3B3B"/>
           <w:sz w:val="21"/>
           <w:szCs w:val="21"/>
-          <w:lang w:val="en-US"/>
         </w:rPr>
       </w:pPr>
       <w:r>
@@ -37442,9 +38765,27 @@
           <w:color w:val="800000"/>
           <w:sz w:val="21"/>
           <w:szCs w:val="21"/>
-          <w:lang w:val="en-US"/>
-        </w:rPr>
-        <w:t>&lt;/div&gt;</w:t>
+        </w:rPr>
+        <w:t>&lt;/</w:t>
+      </w:r>
+      <w:r>
+        <w:rPr>
+          <w:rFonts w:ascii="Consolas" w:hAnsi="Consolas"/>
+          <w:color w:val="800000"/>
+          <w:sz w:val="21"/>
+          <w:szCs w:val="21"/>
+          <w:lang w:val="en-US"/>
+        </w:rPr>
+        <w:t>div</w:t>
+      </w:r>
+      <w:r>
+        <w:rPr>
+          <w:rFonts w:ascii="Consolas" w:hAnsi="Consolas"/>
+          <w:color w:val="800000"/>
+          <w:sz w:val="21"/>
+          <w:szCs w:val="21"/>
+        </w:rPr>
+        <w:t>&gt;</w:t>
       </w:r>
     </w:p>
     <w:p>
@@ -37457,7 +38798,6 @@
           <w:color w:val="3B3B3B"/>
           <w:sz w:val="21"/>
           <w:szCs w:val="21"/>
-          <w:lang w:val="en-US"/>
         </w:rPr>
       </w:pPr>
       <w:r>
@@ -37466,9 +38806,27 @@
           <w:color w:val="800000"/>
           <w:sz w:val="21"/>
           <w:szCs w:val="21"/>
-          <w:lang w:val="en-US"/>
-        </w:rPr>
-        <w:t>&lt;/section&gt;</w:t>
+        </w:rPr>
+        <w:t>&lt;/</w:t>
+      </w:r>
+      <w:r>
+        <w:rPr>
+          <w:rFonts w:ascii="Consolas" w:hAnsi="Consolas"/>
+          <w:color w:val="800000"/>
+          <w:sz w:val="21"/>
+          <w:szCs w:val="21"/>
+          <w:lang w:val="en-US"/>
+        </w:rPr>
+        <w:t>section</w:t>
+      </w:r>
+      <w:r>
+        <w:rPr>
+          <w:rFonts w:ascii="Consolas" w:hAnsi="Consolas"/>
+          <w:color w:val="800000"/>
+          <w:sz w:val="21"/>
+          <w:szCs w:val="21"/>
+        </w:rPr>
+        <w:t>&gt;</w:t>
       </w:r>
     </w:p>
     <w:p>
@@ -37481,16 +38839,14 @@
           <w:color w:val="3B3B3B"/>
           <w:sz w:val="21"/>
           <w:szCs w:val="21"/>
-          <w:lang w:val="en-US"/>
-        </w:rPr>
-      </w:pPr>
-      <w:r>
-        <w:rPr>
-          <w:rFonts w:ascii="Consolas" w:hAnsi="Consolas"/>
-          <w:color w:val="3B3B3B"/>
-          <w:sz w:val="21"/>
-          <w:szCs w:val="21"/>
-          <w:lang w:val="en-US"/>
+        </w:rPr>
+      </w:pPr>
+      <w:r>
+        <w:rPr>
+          <w:rFonts w:ascii="Consolas" w:hAnsi="Consolas"/>
+          <w:color w:val="3B3B3B"/>
+          <w:sz w:val="21"/>
+          <w:szCs w:val="21"/>
         </w:rPr>
         <w:t xml:space="preserve">{% </w:t>
       </w:r>
@@ -37512,7 +38868,6 @@
           <w:color w:val="3B3B3B"/>
           <w:sz w:val="21"/>
           <w:szCs w:val="21"/>
-          <w:lang w:val="en-US"/>
         </w:rPr>
         <w:t xml:space="preserve"> %}</w:t>
       </w:r>
@@ -37527,7 +38882,6 @@
           <w:color w:val="3B3B3B"/>
           <w:sz w:val="21"/>
           <w:szCs w:val="21"/>
-          <w:lang w:val="en-US"/>
         </w:rPr>
       </w:pPr>
     </w:p>
@@ -37536,7 +38890,6 @@
         <w:spacing w:line="360" w:lineRule="auto"/>
         <w:rPr>
           <w:rFonts w:ascii="Times New Roman" w:hAnsi="Times New Roman"/>
-          <w:lang w:val="en-US"/>
         </w:rPr>
       </w:pPr>
     </w:p>
@@ -37546,13 +38899,11 @@
         <w:jc w:val="left"/>
         <w:rPr>
           <w:rFonts w:ascii="Times New Roman" w:hAnsi="Times New Roman"/>
-          <w:lang w:val="en-US"/>
-        </w:rPr>
-      </w:pPr>
-      <w:r>
-        <w:rPr>
-          <w:rFonts w:ascii="Times New Roman" w:hAnsi="Times New Roman"/>
-          <w:lang w:val="en-US"/>
+        </w:rPr>
+      </w:pPr>
+      <w:r>
+        <w:rPr>
+          <w:rFonts w:ascii="Times New Roman" w:hAnsi="Times New Roman"/>
         </w:rPr>
         <w:br w:type="page"/>
       </w:r>
@@ -37569,7 +38920,6 @@
           <w:color w:val="auto"/>
           <w:sz w:val="28"/>
           <w:szCs w:val="28"/>
-          <w:lang w:val="en-US"/>
         </w:rPr>
       </w:pPr>
       <w:bookmarkStart w:id="20" w:name="_Toc229683571"/>
@@ -37593,7 +38943,6 @@
           <w:color w:val="auto"/>
           <w:sz w:val="28"/>
           <w:szCs w:val="28"/>
-          <w:lang w:val="en-US"/>
         </w:rPr>
         <w:t xml:space="preserve"> </w:t>
       </w:r>
@@ -37616,7 +38965,6 @@
           <w:color w:val="auto"/>
           <w:sz w:val="28"/>
           <w:szCs w:val="28"/>
-          <w:lang w:val="en-US"/>
         </w:rPr>
         <w:t xml:space="preserve"> </w:t>
       </w:r>
@@ -38842,6 +40190,61 @@
         </w:rPr>
         <w:t>: 14.05.2026).</w:t>
       </w:r>
+    </w:p>
+    <w:p>
+      <w:pPr>
+        <w:spacing w:line="360" w:lineRule="auto"/>
+        <w:jc w:val="left"/>
+        <w:rPr>
+          <w:rFonts w:ascii="Times New Roman" w:hAnsi="Times New Roman"/>
+          <w:szCs w:val="28"/>
+        </w:rPr>
+      </w:pPr>
+      <w:r>
+        <w:rPr>
+          <w:rFonts w:ascii="Times New Roman" w:hAnsi="Times New Roman"/>
+          <w:szCs w:val="28"/>
+        </w:rPr>
+        <w:br w:type="page"/>
+      </w:r>
+    </w:p>
+    <w:p>
+      <w:pPr>
+        <w:pStyle w:val="1"/>
+        <w:spacing w:before="0" w:after="0" w:line="360" w:lineRule="auto"/>
+        <w:jc w:val="center"/>
+        <w:rPr>
+          <w:rFonts w:ascii="Times New Roman" w:hAnsi="Times New Roman" w:cs="Times New Roman"/>
+          <w:b/>
+          <w:bCs/>
+          <w:color w:val="auto"/>
+          <w:sz w:val="28"/>
+          <w:szCs w:val="28"/>
+        </w:rPr>
+      </w:pPr>
+      <w:r>
+        <w:rPr>
+          <w:rFonts w:ascii="Times New Roman" w:hAnsi="Times New Roman" w:cs="Times New Roman"/>
+          <w:b/>
+          <w:bCs/>
+          <w:color w:val="auto"/>
+          <w:sz w:val="28"/>
+          <w:szCs w:val="28"/>
+        </w:rPr>
+        <w:lastRenderedPageBreak/>
+        <w:t>ССЫЛКА НА ПРОЕКТ</w:t>
+      </w:r>
+    </w:p>
+    <w:p>
+      <w:pPr>
+        <w:spacing w:line="360" w:lineRule="auto"/>
+        <w:ind w:firstLine="709"/>
+        <w:rPr>
+          <w:rFonts w:ascii="Times New Roman" w:hAnsi="Times New Roman"/>
+          <w:szCs w:val="28"/>
+          <w:lang w:val="en-US"/>
+        </w:rPr>
+      </w:pPr>
     </w:p>
     <w:sectPr>
       <w:type w:val="continuous"/>

--- a/Курсовая/Курсовая Фитнес-центр.docx
+++ b/Курсовая/Курсовая Фитнес-центр.docx
@@ -237,6 +237,13 @@
           <w:szCs w:val="28"/>
         </w:rPr>
       </w:pPr>
+      <w:r>
+        <w:rPr>
+          <w:rFonts w:ascii="Times New Roman" w:hAnsi="Times New Roman"/>
+          <w:szCs w:val="28"/>
+        </w:rPr>
+        <w:t>Косолапова Алина Алексеевна</w:t>
+      </w:r>
     </w:p>
     <w:p>
       <w:pPr>
@@ -543,7 +550,7 @@
               <w:tab w:val="right" w:leader="dot" w:pos="9345"/>
             </w:tabs>
             <w:rPr>
-              <w:rFonts w:asciiTheme="minorHAnsi" w:eastAsiaTheme="minorEastAsia" w:hAnsiTheme="minorHAnsi" w:cstheme="minorBidi"/>
+              <w:rFonts w:ascii="Times New Roman" w:eastAsiaTheme="minorEastAsia" w:hAnsi="Times New Roman"/>
               <w:noProof/>
               <w:color w:val="auto"/>
               <w:kern w:val="2"/>
@@ -573,7 +580,7 @@
             </w:rPr>
             <w:fldChar w:fldCharType="separate"/>
           </w:r>
-          <w:hyperlink w:anchor="_Toc229683551" w:history="1">
+          <w:hyperlink w:anchor="_Toc230721308" w:history="1">
             <w:r>
               <w:rPr>
                 <w:rStyle w:val="ad"/>
@@ -586,6 +593,7 @@
             </w:r>
             <w:r>
               <w:rPr>
+                <w:rFonts w:ascii="Times New Roman" w:hAnsi="Times New Roman"/>
                 <w:noProof/>
                 <w:webHidden/>
               </w:rPr>
@@ -593,6 +601,7 @@
             </w:r>
             <w:r>
               <w:rPr>
+                <w:rFonts w:ascii="Times New Roman" w:hAnsi="Times New Roman"/>
                 <w:noProof/>
                 <w:webHidden/>
               </w:rPr>
@@ -600,19 +609,22 @@
             </w:r>
             <w:r>
               <w:rPr>
+                <w:rFonts w:ascii="Times New Roman" w:hAnsi="Times New Roman"/>
                 <w:noProof/>
                 <w:webHidden/>
               </w:rPr>
-              <w:instrText xml:space="preserve"> PAGEREF _Toc229683551 \h </w:instrText>
+              <w:instrText xml:space="preserve"> PAGEREF _Toc230721308 \h </w:instrText>
             </w:r>
             <w:r>
               <w:rPr>
+                <w:rFonts w:ascii="Times New Roman" w:hAnsi="Times New Roman"/>
                 <w:noProof/>
                 <w:webHidden/>
               </w:rPr>
             </w:r>
             <w:r>
               <w:rPr>
+                <w:rFonts w:ascii="Times New Roman" w:hAnsi="Times New Roman"/>
                 <w:noProof/>
                 <w:webHidden/>
               </w:rPr>
@@ -620,6 +632,7 @@
             </w:r>
             <w:r>
               <w:rPr>
+                <w:rFonts w:ascii="Times New Roman" w:hAnsi="Times New Roman"/>
                 <w:noProof/>
                 <w:webHidden/>
               </w:rPr>
@@ -627,6 +640,7 @@
             </w:r>
             <w:r>
               <w:rPr>
+                <w:rFonts w:ascii="Times New Roman" w:hAnsi="Times New Roman"/>
                 <w:noProof/>
                 <w:webHidden/>
               </w:rPr>
@@ -641,7 +655,7 @@
               <w:tab w:val="right" w:leader="dot" w:pos="9345"/>
             </w:tabs>
             <w:rPr>
-              <w:rFonts w:asciiTheme="minorHAnsi" w:eastAsiaTheme="minorEastAsia" w:hAnsiTheme="minorHAnsi" w:cstheme="minorBidi"/>
+              <w:rFonts w:ascii="Times New Roman" w:eastAsiaTheme="minorEastAsia" w:hAnsi="Times New Roman"/>
               <w:noProof/>
               <w:color w:val="auto"/>
               <w:kern w:val="2"/>
@@ -650,7 +664,7 @@
               <w14:ligatures w14:val="standardContextual"/>
             </w:rPr>
           </w:pPr>
-          <w:hyperlink w:anchor="_Toc229683552" w:history="1">
+          <w:hyperlink w:anchor="_Toc230721309" w:history="1">
             <w:r>
               <w:rPr>
                 <w:rStyle w:val="ad"/>
@@ -663,6 +677,7 @@
             </w:r>
             <w:r>
               <w:rPr>
+                <w:rFonts w:ascii="Times New Roman" w:hAnsi="Times New Roman"/>
                 <w:noProof/>
                 <w:webHidden/>
               </w:rPr>
@@ -670,6 +685,7 @@
             </w:r>
             <w:r>
               <w:rPr>
+                <w:rFonts w:ascii="Times New Roman" w:hAnsi="Times New Roman"/>
                 <w:noProof/>
                 <w:webHidden/>
               </w:rPr>
@@ -677,19 +693,22 @@
             </w:r>
             <w:r>
               <w:rPr>
+                <w:rFonts w:ascii="Times New Roman" w:hAnsi="Times New Roman"/>
                 <w:noProof/>
                 <w:webHidden/>
               </w:rPr>
-              <w:instrText xml:space="preserve"> PAGEREF _Toc229683552 \h </w:instrText>
+              <w:instrText xml:space="preserve"> PAGEREF _Toc230721309 \h </w:instrText>
             </w:r>
             <w:r>
               <w:rPr>
+                <w:rFonts w:ascii="Times New Roman" w:hAnsi="Times New Roman"/>
                 <w:noProof/>
                 <w:webHidden/>
               </w:rPr>
             </w:r>
             <w:r>
               <w:rPr>
+                <w:rFonts w:ascii="Times New Roman" w:hAnsi="Times New Roman"/>
                 <w:noProof/>
                 <w:webHidden/>
               </w:rPr>
@@ -697,6 +716,7 @@
             </w:r>
             <w:r>
               <w:rPr>
+                <w:rFonts w:ascii="Times New Roman" w:hAnsi="Times New Roman"/>
                 <w:noProof/>
                 <w:webHidden/>
               </w:rPr>
@@ -704,6 +724,7 @@
             </w:r>
             <w:r>
               <w:rPr>
+                <w:rFonts w:ascii="Times New Roman" w:hAnsi="Times New Roman"/>
                 <w:noProof/>
                 <w:webHidden/>
               </w:rPr>
@@ -718,7 +739,7 @@
               <w:tab w:val="right" w:leader="dot" w:pos="9345"/>
             </w:tabs>
             <w:rPr>
-              <w:rFonts w:asciiTheme="minorHAnsi" w:eastAsiaTheme="minorEastAsia" w:hAnsiTheme="minorHAnsi" w:cstheme="minorBidi"/>
+              <w:rFonts w:ascii="Times New Roman" w:eastAsiaTheme="minorEastAsia" w:hAnsi="Times New Roman"/>
               <w:noProof/>
               <w:color w:val="auto"/>
               <w:kern w:val="2"/>
@@ -727,7 +748,7 @@
               <w14:ligatures w14:val="standardContextual"/>
             </w:rPr>
           </w:pPr>
-          <w:hyperlink w:anchor="_Toc229683553" w:history="1">
+          <w:hyperlink w:anchor="_Toc230721310" w:history="1">
             <w:r>
               <w:rPr>
                 <w:rStyle w:val="ad"/>
@@ -740,6 +761,7 @@
             </w:r>
             <w:r>
               <w:rPr>
+                <w:rFonts w:ascii="Times New Roman" w:hAnsi="Times New Roman"/>
                 <w:noProof/>
                 <w:webHidden/>
               </w:rPr>
@@ -747,6 +769,7 @@
             </w:r>
             <w:r>
               <w:rPr>
+                <w:rFonts w:ascii="Times New Roman" w:hAnsi="Times New Roman"/>
                 <w:noProof/>
                 <w:webHidden/>
               </w:rPr>
@@ -754,19 +777,22 @@
             </w:r>
             <w:r>
               <w:rPr>
+                <w:rFonts w:ascii="Times New Roman" w:hAnsi="Times New Roman"/>
                 <w:noProof/>
                 <w:webHidden/>
               </w:rPr>
-              <w:instrText xml:space="preserve"> PAGEREF _Toc229683553 \h </w:instrText>
+              <w:instrText xml:space="preserve"> PAGEREF _Toc230721310 \h </w:instrText>
             </w:r>
             <w:r>
               <w:rPr>
+                <w:rFonts w:ascii="Times New Roman" w:hAnsi="Times New Roman"/>
                 <w:noProof/>
                 <w:webHidden/>
               </w:rPr>
             </w:r>
             <w:r>
               <w:rPr>
+                <w:rFonts w:ascii="Times New Roman" w:hAnsi="Times New Roman"/>
                 <w:noProof/>
                 <w:webHidden/>
               </w:rPr>
@@ -774,6 +800,7 @@
             </w:r>
             <w:r>
               <w:rPr>
+                <w:rFonts w:ascii="Times New Roman" w:hAnsi="Times New Roman"/>
                 <w:noProof/>
                 <w:webHidden/>
               </w:rPr>
@@ -781,6 +808,7 @@
             </w:r>
             <w:r>
               <w:rPr>
+                <w:rFonts w:ascii="Times New Roman" w:hAnsi="Times New Roman"/>
                 <w:noProof/>
                 <w:webHidden/>
               </w:rPr>
@@ -795,7 +823,7 @@
               <w:tab w:val="right" w:leader="dot" w:pos="9345"/>
             </w:tabs>
             <w:rPr>
-              <w:rFonts w:asciiTheme="minorHAnsi" w:eastAsiaTheme="minorEastAsia" w:hAnsiTheme="minorHAnsi" w:cstheme="minorBidi"/>
+              <w:rFonts w:ascii="Times New Roman" w:eastAsiaTheme="minorEastAsia" w:hAnsi="Times New Roman"/>
               <w:noProof/>
               <w:color w:val="auto"/>
               <w:kern w:val="2"/>
@@ -804,7 +832,7 @@
               <w14:ligatures w14:val="standardContextual"/>
             </w:rPr>
           </w:pPr>
-          <w:hyperlink w:anchor="_Toc229683554" w:history="1">
+          <w:hyperlink w:anchor="_Toc230721311" w:history="1">
             <w:r>
               <w:rPr>
                 <w:rStyle w:val="ad"/>
@@ -817,6 +845,7 @@
             </w:r>
             <w:r>
               <w:rPr>
+                <w:rFonts w:ascii="Times New Roman" w:hAnsi="Times New Roman"/>
                 <w:noProof/>
                 <w:webHidden/>
               </w:rPr>
@@ -824,6 +853,7 @@
             </w:r>
             <w:r>
               <w:rPr>
+                <w:rFonts w:ascii="Times New Roman" w:hAnsi="Times New Roman"/>
                 <w:noProof/>
                 <w:webHidden/>
               </w:rPr>
@@ -831,19 +861,22 @@
             </w:r>
             <w:r>
               <w:rPr>
+                <w:rFonts w:ascii="Times New Roman" w:hAnsi="Times New Roman"/>
                 <w:noProof/>
                 <w:webHidden/>
               </w:rPr>
-              <w:instrText xml:space="preserve"> PAGEREF _Toc229683554 \h </w:instrText>
+              <w:instrText xml:space="preserve"> PAGEREF _Toc230721311 \h </w:instrText>
             </w:r>
             <w:r>
               <w:rPr>
+                <w:rFonts w:ascii="Times New Roman" w:hAnsi="Times New Roman"/>
                 <w:noProof/>
                 <w:webHidden/>
               </w:rPr>
             </w:r>
             <w:r>
               <w:rPr>
+                <w:rFonts w:ascii="Times New Roman" w:hAnsi="Times New Roman"/>
                 <w:noProof/>
                 <w:webHidden/>
               </w:rPr>
@@ -851,6 +884,7 @@
             </w:r>
             <w:r>
               <w:rPr>
+                <w:rFonts w:ascii="Times New Roman" w:hAnsi="Times New Roman"/>
                 <w:noProof/>
                 <w:webHidden/>
               </w:rPr>
@@ -858,6 +892,7 @@
             </w:r>
             <w:r>
               <w:rPr>
+                <w:rFonts w:ascii="Times New Roman" w:hAnsi="Times New Roman"/>
                 <w:noProof/>
                 <w:webHidden/>
               </w:rPr>
@@ -872,7 +907,7 @@
               <w:tab w:val="right" w:leader="dot" w:pos="9345"/>
             </w:tabs>
             <w:rPr>
-              <w:rFonts w:asciiTheme="minorHAnsi" w:eastAsiaTheme="minorEastAsia" w:hAnsiTheme="minorHAnsi" w:cstheme="minorBidi"/>
+              <w:rFonts w:ascii="Times New Roman" w:eastAsiaTheme="minorEastAsia" w:hAnsi="Times New Roman"/>
               <w:noProof/>
               <w:color w:val="auto"/>
               <w:kern w:val="2"/>
@@ -881,7 +916,7 @@
               <w14:ligatures w14:val="standardContextual"/>
             </w:rPr>
           </w:pPr>
-          <w:hyperlink w:anchor="_Toc229683555" w:history="1">
+          <w:hyperlink w:anchor="_Toc230721312" w:history="1">
             <w:r>
               <w:rPr>
                 <w:rStyle w:val="ad"/>
@@ -894,6 +929,7 @@
             </w:r>
             <w:r>
               <w:rPr>
+                <w:rFonts w:ascii="Times New Roman" w:hAnsi="Times New Roman"/>
                 <w:noProof/>
                 <w:webHidden/>
               </w:rPr>
@@ -901,6 +937,7 @@
             </w:r>
             <w:r>
               <w:rPr>
+                <w:rFonts w:ascii="Times New Roman" w:hAnsi="Times New Roman"/>
                 <w:noProof/>
                 <w:webHidden/>
               </w:rPr>
@@ -908,19 +945,22 @@
             </w:r>
             <w:r>
               <w:rPr>
+                <w:rFonts w:ascii="Times New Roman" w:hAnsi="Times New Roman"/>
                 <w:noProof/>
                 <w:webHidden/>
               </w:rPr>
-              <w:instrText xml:space="preserve"> PAGEREF _Toc229683555 \h </w:instrText>
+              <w:instrText xml:space="preserve"> PAGEREF _Toc230721312 \h </w:instrText>
             </w:r>
             <w:r>
               <w:rPr>
+                <w:rFonts w:ascii="Times New Roman" w:hAnsi="Times New Roman"/>
                 <w:noProof/>
                 <w:webHidden/>
               </w:rPr>
             </w:r>
             <w:r>
               <w:rPr>
+                <w:rFonts w:ascii="Times New Roman" w:hAnsi="Times New Roman"/>
                 <w:noProof/>
                 <w:webHidden/>
               </w:rPr>
@@ -928,6 +968,7 @@
             </w:r>
             <w:r>
               <w:rPr>
+                <w:rFonts w:ascii="Times New Roman" w:hAnsi="Times New Roman"/>
                 <w:noProof/>
                 <w:webHidden/>
               </w:rPr>
@@ -935,6 +976,7 @@
             </w:r>
             <w:r>
               <w:rPr>
+                <w:rFonts w:ascii="Times New Roman" w:hAnsi="Times New Roman"/>
                 <w:noProof/>
                 <w:webHidden/>
               </w:rPr>
@@ -949,7 +991,7 @@
               <w:tab w:val="right" w:leader="dot" w:pos="9345"/>
             </w:tabs>
             <w:rPr>
-              <w:rFonts w:asciiTheme="minorHAnsi" w:eastAsiaTheme="minorEastAsia" w:hAnsiTheme="minorHAnsi" w:cstheme="minorBidi"/>
+              <w:rFonts w:ascii="Times New Roman" w:eastAsiaTheme="minorEastAsia" w:hAnsi="Times New Roman"/>
               <w:noProof/>
               <w:color w:val="auto"/>
               <w:kern w:val="2"/>
@@ -958,7 +1000,7 @@
               <w14:ligatures w14:val="standardContextual"/>
             </w:rPr>
           </w:pPr>
-          <w:hyperlink w:anchor="_Toc229683556" w:history="1">
+          <w:hyperlink w:anchor="_Toc230721313" w:history="1">
             <w:r>
               <w:rPr>
                 <w:rStyle w:val="ad"/>
@@ -971,6 +1013,7 @@
             </w:r>
             <w:r>
               <w:rPr>
+                <w:rFonts w:ascii="Times New Roman" w:hAnsi="Times New Roman"/>
                 <w:noProof/>
                 <w:webHidden/>
               </w:rPr>
@@ -978,6 +1021,7 @@
             </w:r>
             <w:r>
               <w:rPr>
+                <w:rFonts w:ascii="Times New Roman" w:hAnsi="Times New Roman"/>
                 <w:noProof/>
                 <w:webHidden/>
               </w:rPr>
@@ -985,19 +1029,22 @@
             </w:r>
             <w:r>
               <w:rPr>
+                <w:rFonts w:ascii="Times New Roman" w:hAnsi="Times New Roman"/>
                 <w:noProof/>
                 <w:webHidden/>
               </w:rPr>
-              <w:instrText xml:space="preserve"> PAGEREF _Toc229683556 \h </w:instrText>
+              <w:instrText xml:space="preserve"> PAGEREF _Toc230721313 \h </w:instrText>
             </w:r>
             <w:r>
               <w:rPr>
+                <w:rFonts w:ascii="Times New Roman" w:hAnsi="Times New Roman"/>
                 <w:noProof/>
                 <w:webHidden/>
               </w:rPr>
             </w:r>
             <w:r>
               <w:rPr>
+                <w:rFonts w:ascii="Times New Roman" w:hAnsi="Times New Roman"/>
                 <w:noProof/>
                 <w:webHidden/>
               </w:rPr>
@@ -1005,6 +1052,7 @@
             </w:r>
             <w:r>
               <w:rPr>
+                <w:rFonts w:ascii="Times New Roman" w:hAnsi="Times New Roman"/>
                 <w:noProof/>
                 <w:webHidden/>
               </w:rPr>
@@ -1012,6 +1060,7 @@
             </w:r>
             <w:r>
               <w:rPr>
+                <w:rFonts w:ascii="Times New Roman" w:hAnsi="Times New Roman"/>
                 <w:noProof/>
                 <w:webHidden/>
               </w:rPr>
@@ -1026,7 +1075,7 @@
               <w:tab w:val="right" w:leader="dot" w:pos="9345"/>
             </w:tabs>
             <w:rPr>
-              <w:rFonts w:asciiTheme="minorHAnsi" w:eastAsiaTheme="minorEastAsia" w:hAnsiTheme="minorHAnsi" w:cstheme="minorBidi"/>
+              <w:rFonts w:ascii="Times New Roman" w:eastAsiaTheme="minorEastAsia" w:hAnsi="Times New Roman"/>
               <w:noProof/>
               <w:color w:val="auto"/>
               <w:kern w:val="2"/>
@@ -1035,7 +1084,7 @@
               <w14:ligatures w14:val="standardContextual"/>
             </w:rPr>
           </w:pPr>
-          <w:hyperlink w:anchor="_Toc229683557" w:history="1">
+          <w:hyperlink w:anchor="_Toc230721314" w:history="1">
             <w:r>
               <w:rPr>
                 <w:rStyle w:val="ad"/>
@@ -1044,10 +1093,11 @@
                 <w:bCs/>
                 <w:noProof/>
               </w:rPr>
-              <w:t>1.5 Обоснование выбора стека технологий</w:t>
+              <w:t>1.5 Выбор стека технологий</w:t>
             </w:r>
             <w:r>
               <w:rPr>
+                <w:rFonts w:ascii="Times New Roman" w:hAnsi="Times New Roman"/>
                 <w:noProof/>
                 <w:webHidden/>
               </w:rPr>
@@ -1055,6 +1105,7 @@
             </w:r>
             <w:r>
               <w:rPr>
+                <w:rFonts w:ascii="Times New Roman" w:hAnsi="Times New Roman"/>
                 <w:noProof/>
                 <w:webHidden/>
               </w:rPr>
@@ -1062,19 +1113,22 @@
             </w:r>
             <w:r>
               <w:rPr>
+                <w:rFonts w:ascii="Times New Roman" w:hAnsi="Times New Roman"/>
                 <w:noProof/>
                 <w:webHidden/>
               </w:rPr>
-              <w:instrText xml:space="preserve"> PAGEREF _Toc229683557 \h </w:instrText>
+              <w:instrText xml:space="preserve"> PAGEREF _Toc230721314 \h </w:instrText>
             </w:r>
             <w:r>
               <w:rPr>
+                <w:rFonts w:ascii="Times New Roman" w:hAnsi="Times New Roman"/>
                 <w:noProof/>
                 <w:webHidden/>
               </w:rPr>
             </w:r>
             <w:r>
               <w:rPr>
+                <w:rFonts w:ascii="Times New Roman" w:hAnsi="Times New Roman"/>
                 <w:noProof/>
                 <w:webHidden/>
               </w:rPr>
@@ -1082,6 +1136,7 @@
             </w:r>
             <w:r>
               <w:rPr>
+                <w:rFonts w:ascii="Times New Roman" w:hAnsi="Times New Roman"/>
                 <w:noProof/>
                 <w:webHidden/>
               </w:rPr>
@@ -1089,6 +1144,7 @@
             </w:r>
             <w:r>
               <w:rPr>
+                <w:rFonts w:ascii="Times New Roman" w:hAnsi="Times New Roman"/>
                 <w:noProof/>
                 <w:webHidden/>
               </w:rPr>
@@ -1103,7 +1159,7 @@
               <w:tab w:val="right" w:leader="dot" w:pos="9345"/>
             </w:tabs>
             <w:rPr>
-              <w:rFonts w:asciiTheme="minorHAnsi" w:eastAsiaTheme="minorEastAsia" w:hAnsiTheme="minorHAnsi" w:cstheme="minorBidi"/>
+              <w:rFonts w:ascii="Times New Roman" w:eastAsiaTheme="minorEastAsia" w:hAnsi="Times New Roman"/>
               <w:noProof/>
               <w:color w:val="auto"/>
               <w:kern w:val="2"/>
@@ -1112,7 +1168,7 @@
               <w14:ligatures w14:val="standardContextual"/>
             </w:rPr>
           </w:pPr>
-          <w:hyperlink w:anchor="_Toc229683558" w:history="1">
+          <w:hyperlink w:anchor="_Toc230721315" w:history="1">
             <w:r>
               <w:rPr>
                 <w:rStyle w:val="ad"/>
@@ -1125,6 +1181,7 @@
             </w:r>
             <w:r>
               <w:rPr>
+                <w:rFonts w:ascii="Times New Roman" w:hAnsi="Times New Roman"/>
                 <w:noProof/>
                 <w:webHidden/>
               </w:rPr>
@@ -1132,6 +1189,7 @@
             </w:r>
             <w:r>
               <w:rPr>
+                <w:rFonts w:ascii="Times New Roman" w:hAnsi="Times New Roman"/>
                 <w:noProof/>
                 <w:webHidden/>
               </w:rPr>
@@ -1139,19 +1197,22 @@
             </w:r>
             <w:r>
               <w:rPr>
+                <w:rFonts w:ascii="Times New Roman" w:hAnsi="Times New Roman"/>
                 <w:noProof/>
                 <w:webHidden/>
               </w:rPr>
-              <w:instrText xml:space="preserve"> PAGEREF _Toc229683558 \h </w:instrText>
+              <w:instrText xml:space="preserve"> PAGEREF _Toc230721315 \h </w:instrText>
             </w:r>
             <w:r>
               <w:rPr>
+                <w:rFonts w:ascii="Times New Roman" w:hAnsi="Times New Roman"/>
                 <w:noProof/>
                 <w:webHidden/>
               </w:rPr>
             </w:r>
             <w:r>
               <w:rPr>
+                <w:rFonts w:ascii="Times New Roman" w:hAnsi="Times New Roman"/>
                 <w:noProof/>
                 <w:webHidden/>
               </w:rPr>
@@ -1159,6 +1220,7 @@
             </w:r>
             <w:r>
               <w:rPr>
+                <w:rFonts w:ascii="Times New Roman" w:hAnsi="Times New Roman"/>
                 <w:noProof/>
                 <w:webHidden/>
               </w:rPr>
@@ -1166,6 +1228,7 @@
             </w:r>
             <w:r>
               <w:rPr>
+                <w:rFonts w:ascii="Times New Roman" w:hAnsi="Times New Roman"/>
                 <w:noProof/>
                 <w:webHidden/>
               </w:rPr>
@@ -1180,7 +1243,7 @@
               <w:tab w:val="right" w:leader="dot" w:pos="9345"/>
             </w:tabs>
             <w:rPr>
-              <w:rFonts w:asciiTheme="minorHAnsi" w:eastAsiaTheme="minorEastAsia" w:hAnsiTheme="minorHAnsi" w:cstheme="minorBidi"/>
+              <w:rFonts w:ascii="Times New Roman" w:eastAsiaTheme="minorEastAsia" w:hAnsi="Times New Roman"/>
               <w:noProof/>
               <w:color w:val="auto"/>
               <w:kern w:val="2"/>
@@ -1189,7 +1252,7 @@
               <w14:ligatures w14:val="standardContextual"/>
             </w:rPr>
           </w:pPr>
-          <w:hyperlink w:anchor="_Toc229683559" w:history="1">
+          <w:hyperlink w:anchor="_Toc230721316" w:history="1">
             <w:r>
               <w:rPr>
                 <w:rStyle w:val="ad"/>
@@ -1202,6 +1265,7 @@
             </w:r>
             <w:r>
               <w:rPr>
+                <w:rFonts w:ascii="Times New Roman" w:hAnsi="Times New Roman"/>
                 <w:noProof/>
                 <w:webHidden/>
               </w:rPr>
@@ -1209,6 +1273,7 @@
             </w:r>
             <w:r>
               <w:rPr>
+                <w:rFonts w:ascii="Times New Roman" w:hAnsi="Times New Roman"/>
                 <w:noProof/>
                 <w:webHidden/>
               </w:rPr>
@@ -1216,19 +1281,22 @@
             </w:r>
             <w:r>
               <w:rPr>
+                <w:rFonts w:ascii="Times New Roman" w:hAnsi="Times New Roman"/>
                 <w:noProof/>
                 <w:webHidden/>
               </w:rPr>
-              <w:instrText xml:space="preserve"> PAGEREF _Toc229683559 \h </w:instrText>
+              <w:instrText xml:space="preserve"> PAGEREF _Toc230721316 \h </w:instrText>
             </w:r>
             <w:r>
               <w:rPr>
+                <w:rFonts w:ascii="Times New Roman" w:hAnsi="Times New Roman"/>
                 <w:noProof/>
                 <w:webHidden/>
               </w:rPr>
             </w:r>
             <w:r>
               <w:rPr>
+                <w:rFonts w:ascii="Times New Roman" w:hAnsi="Times New Roman"/>
                 <w:noProof/>
                 <w:webHidden/>
               </w:rPr>
@@ -1236,6 +1304,7 @@
             </w:r>
             <w:r>
               <w:rPr>
+                <w:rFonts w:ascii="Times New Roman" w:hAnsi="Times New Roman"/>
                 <w:noProof/>
                 <w:webHidden/>
               </w:rPr>
@@ -1243,6 +1312,7 @@
             </w:r>
             <w:r>
               <w:rPr>
+                <w:rFonts w:ascii="Times New Roman" w:hAnsi="Times New Roman"/>
                 <w:noProof/>
                 <w:webHidden/>
               </w:rPr>
@@ -1257,7 +1327,7 @@
               <w:tab w:val="right" w:leader="dot" w:pos="9345"/>
             </w:tabs>
             <w:rPr>
-              <w:rFonts w:asciiTheme="minorHAnsi" w:eastAsiaTheme="minorEastAsia" w:hAnsiTheme="minorHAnsi" w:cstheme="minorBidi"/>
+              <w:rFonts w:ascii="Times New Roman" w:eastAsiaTheme="minorEastAsia" w:hAnsi="Times New Roman"/>
               <w:noProof/>
               <w:color w:val="auto"/>
               <w:kern w:val="2"/>
@@ -1266,7 +1336,7 @@
               <w14:ligatures w14:val="standardContextual"/>
             </w:rPr>
           </w:pPr>
-          <w:hyperlink w:anchor="_Toc229683560" w:history="1">
+          <w:hyperlink w:anchor="_Toc230721317" w:history="1">
             <w:r>
               <w:rPr>
                 <w:rStyle w:val="ad"/>
@@ -1279,6 +1349,7 @@
             </w:r>
             <w:r>
               <w:rPr>
+                <w:rFonts w:ascii="Times New Roman" w:hAnsi="Times New Roman"/>
                 <w:noProof/>
                 <w:webHidden/>
               </w:rPr>
@@ -1286,6 +1357,7 @@
             </w:r>
             <w:r>
               <w:rPr>
+                <w:rFonts w:ascii="Times New Roman" w:hAnsi="Times New Roman"/>
                 <w:noProof/>
                 <w:webHidden/>
               </w:rPr>
@@ -1293,19 +1365,22 @@
             </w:r>
             <w:r>
               <w:rPr>
+                <w:rFonts w:ascii="Times New Roman" w:hAnsi="Times New Roman"/>
                 <w:noProof/>
                 <w:webHidden/>
               </w:rPr>
-              <w:instrText xml:space="preserve"> PAGEREF _Toc229683560 \h </w:instrText>
+              <w:instrText xml:space="preserve"> PAGEREF _Toc230721317 \h </w:instrText>
             </w:r>
             <w:r>
               <w:rPr>
+                <w:rFonts w:ascii="Times New Roman" w:hAnsi="Times New Roman"/>
                 <w:noProof/>
                 <w:webHidden/>
               </w:rPr>
             </w:r>
             <w:r>
               <w:rPr>
+                <w:rFonts w:ascii="Times New Roman" w:hAnsi="Times New Roman"/>
                 <w:noProof/>
                 <w:webHidden/>
               </w:rPr>
@@ -1313,6 +1388,7 @@
             </w:r>
             <w:r>
               <w:rPr>
+                <w:rFonts w:ascii="Times New Roman" w:hAnsi="Times New Roman"/>
                 <w:noProof/>
                 <w:webHidden/>
               </w:rPr>
@@ -1320,6 +1396,7 @@
             </w:r>
             <w:r>
               <w:rPr>
+                <w:rFonts w:ascii="Times New Roman" w:hAnsi="Times New Roman"/>
                 <w:noProof/>
                 <w:webHidden/>
               </w:rPr>
@@ -1334,7 +1411,7 @@
               <w:tab w:val="right" w:leader="dot" w:pos="9345"/>
             </w:tabs>
             <w:rPr>
-              <w:rFonts w:asciiTheme="minorHAnsi" w:eastAsiaTheme="minorEastAsia" w:hAnsiTheme="minorHAnsi" w:cstheme="minorBidi"/>
+              <w:rFonts w:ascii="Times New Roman" w:eastAsiaTheme="minorEastAsia" w:hAnsi="Times New Roman"/>
               <w:noProof/>
               <w:color w:val="auto"/>
               <w:kern w:val="2"/>
@@ -1343,7 +1420,7 @@
               <w14:ligatures w14:val="standardContextual"/>
             </w:rPr>
           </w:pPr>
-          <w:hyperlink w:anchor="_Toc229683561" w:history="1">
+          <w:hyperlink w:anchor="_Toc230721318" w:history="1">
             <w:r>
               <w:rPr>
                 <w:rStyle w:val="ad"/>
@@ -1356,6 +1433,7 @@
             </w:r>
             <w:r>
               <w:rPr>
+                <w:rFonts w:ascii="Times New Roman" w:hAnsi="Times New Roman"/>
                 <w:noProof/>
                 <w:webHidden/>
               </w:rPr>
@@ -1363,6 +1441,7 @@
             </w:r>
             <w:r>
               <w:rPr>
+                <w:rFonts w:ascii="Times New Roman" w:hAnsi="Times New Roman"/>
                 <w:noProof/>
                 <w:webHidden/>
               </w:rPr>
@@ -1370,19 +1449,22 @@
             </w:r>
             <w:r>
               <w:rPr>
+                <w:rFonts w:ascii="Times New Roman" w:hAnsi="Times New Roman"/>
                 <w:noProof/>
                 <w:webHidden/>
               </w:rPr>
-              <w:instrText xml:space="preserve"> PAGEREF _Toc229683561 \h </w:instrText>
+              <w:instrText xml:space="preserve"> PAGEREF _Toc230721318 \h </w:instrText>
             </w:r>
             <w:r>
               <w:rPr>
+                <w:rFonts w:ascii="Times New Roman" w:hAnsi="Times New Roman"/>
                 <w:noProof/>
                 <w:webHidden/>
               </w:rPr>
             </w:r>
             <w:r>
               <w:rPr>
+                <w:rFonts w:ascii="Times New Roman" w:hAnsi="Times New Roman"/>
                 <w:noProof/>
                 <w:webHidden/>
               </w:rPr>
@@ -1390,6 +1472,7 @@
             </w:r>
             <w:r>
               <w:rPr>
+                <w:rFonts w:ascii="Times New Roman" w:hAnsi="Times New Roman"/>
                 <w:noProof/>
                 <w:webHidden/>
               </w:rPr>
@@ -1397,6 +1480,7 @@
             </w:r>
             <w:r>
               <w:rPr>
+                <w:rFonts w:ascii="Times New Roman" w:hAnsi="Times New Roman"/>
                 <w:noProof/>
                 <w:webHidden/>
               </w:rPr>
@@ -1411,7 +1495,7 @@
               <w:tab w:val="right" w:leader="dot" w:pos="9345"/>
             </w:tabs>
             <w:rPr>
-              <w:rFonts w:asciiTheme="minorHAnsi" w:eastAsiaTheme="minorEastAsia" w:hAnsiTheme="minorHAnsi" w:cstheme="minorBidi"/>
+              <w:rFonts w:ascii="Times New Roman" w:eastAsiaTheme="minorEastAsia" w:hAnsi="Times New Roman"/>
               <w:noProof/>
               <w:color w:val="auto"/>
               <w:kern w:val="2"/>
@@ -1420,7 +1504,7 @@
               <w14:ligatures w14:val="standardContextual"/>
             </w:rPr>
           </w:pPr>
-          <w:hyperlink w:anchor="_Toc229683562" w:history="1">
+          <w:hyperlink w:anchor="_Toc230721319" w:history="1">
             <w:r>
               <w:rPr>
                 <w:rStyle w:val="ad"/>
@@ -1433,6 +1517,7 @@
             </w:r>
             <w:r>
               <w:rPr>
+                <w:rFonts w:ascii="Times New Roman" w:hAnsi="Times New Roman"/>
                 <w:noProof/>
                 <w:webHidden/>
               </w:rPr>
@@ -1440,6 +1525,7 @@
             </w:r>
             <w:r>
               <w:rPr>
+                <w:rFonts w:ascii="Times New Roman" w:hAnsi="Times New Roman"/>
                 <w:noProof/>
                 <w:webHidden/>
               </w:rPr>
@@ -1447,19 +1533,22 @@
             </w:r>
             <w:r>
               <w:rPr>
+                <w:rFonts w:ascii="Times New Roman" w:hAnsi="Times New Roman"/>
                 <w:noProof/>
                 <w:webHidden/>
               </w:rPr>
-              <w:instrText xml:space="preserve"> PAGEREF _Toc229683562 \h </w:instrText>
+              <w:instrText xml:space="preserve"> PAGEREF _Toc230721319 \h </w:instrText>
             </w:r>
             <w:r>
               <w:rPr>
+                <w:rFonts w:ascii="Times New Roman" w:hAnsi="Times New Roman"/>
                 <w:noProof/>
                 <w:webHidden/>
               </w:rPr>
             </w:r>
             <w:r>
               <w:rPr>
+                <w:rFonts w:ascii="Times New Roman" w:hAnsi="Times New Roman"/>
                 <w:noProof/>
                 <w:webHidden/>
               </w:rPr>
@@ -1467,6 +1556,7 @@
             </w:r>
             <w:r>
               <w:rPr>
+                <w:rFonts w:ascii="Times New Roman" w:hAnsi="Times New Roman"/>
                 <w:noProof/>
                 <w:webHidden/>
               </w:rPr>
@@ -1474,6 +1564,7 @@
             </w:r>
             <w:r>
               <w:rPr>
+                <w:rFonts w:ascii="Times New Roman" w:hAnsi="Times New Roman"/>
                 <w:noProof/>
                 <w:webHidden/>
               </w:rPr>
@@ -1488,7 +1579,7 @@
               <w:tab w:val="right" w:leader="dot" w:pos="9345"/>
             </w:tabs>
             <w:rPr>
-              <w:rFonts w:asciiTheme="minorHAnsi" w:eastAsiaTheme="minorEastAsia" w:hAnsiTheme="minorHAnsi" w:cstheme="minorBidi"/>
+              <w:rFonts w:ascii="Times New Roman" w:eastAsiaTheme="minorEastAsia" w:hAnsi="Times New Roman"/>
               <w:noProof/>
               <w:color w:val="auto"/>
               <w:kern w:val="2"/>
@@ -1497,7 +1588,7 @@
               <w14:ligatures w14:val="standardContextual"/>
             </w:rPr>
           </w:pPr>
-          <w:hyperlink w:anchor="_Toc229683563" w:history="1">
+          <w:hyperlink w:anchor="_Toc230721320" w:history="1">
             <w:r>
               <w:rPr>
                 <w:rStyle w:val="ad"/>
@@ -1510,6 +1601,7 @@
             </w:r>
             <w:r>
               <w:rPr>
+                <w:rFonts w:ascii="Times New Roman" w:hAnsi="Times New Roman"/>
                 <w:noProof/>
                 <w:webHidden/>
               </w:rPr>
@@ -1517,6 +1609,7 @@
             </w:r>
             <w:r>
               <w:rPr>
+                <w:rFonts w:ascii="Times New Roman" w:hAnsi="Times New Roman"/>
                 <w:noProof/>
                 <w:webHidden/>
               </w:rPr>
@@ -1524,19 +1617,22 @@
             </w:r>
             <w:r>
               <w:rPr>
+                <w:rFonts w:ascii="Times New Roman" w:hAnsi="Times New Roman"/>
                 <w:noProof/>
                 <w:webHidden/>
               </w:rPr>
-              <w:instrText xml:space="preserve"> PAGEREF _Toc229683563 \h </w:instrText>
+              <w:instrText xml:space="preserve"> PAGEREF _Toc230721320 \h </w:instrText>
             </w:r>
             <w:r>
               <w:rPr>
+                <w:rFonts w:ascii="Times New Roman" w:hAnsi="Times New Roman"/>
                 <w:noProof/>
                 <w:webHidden/>
               </w:rPr>
             </w:r>
             <w:r>
               <w:rPr>
+                <w:rFonts w:ascii="Times New Roman" w:hAnsi="Times New Roman"/>
                 <w:noProof/>
                 <w:webHidden/>
               </w:rPr>
@@ -1544,6 +1640,7 @@
             </w:r>
             <w:r>
               <w:rPr>
+                <w:rFonts w:ascii="Times New Roman" w:hAnsi="Times New Roman"/>
                 <w:noProof/>
                 <w:webHidden/>
               </w:rPr>
@@ -1551,6 +1648,7 @@
             </w:r>
             <w:r>
               <w:rPr>
+                <w:rFonts w:ascii="Times New Roman" w:hAnsi="Times New Roman"/>
                 <w:noProof/>
                 <w:webHidden/>
               </w:rPr>
@@ -1565,7 +1663,7 @@
               <w:tab w:val="right" w:leader="dot" w:pos="9345"/>
             </w:tabs>
             <w:rPr>
-              <w:rFonts w:asciiTheme="minorHAnsi" w:eastAsiaTheme="minorEastAsia" w:hAnsiTheme="minorHAnsi" w:cstheme="minorBidi"/>
+              <w:rFonts w:ascii="Times New Roman" w:eastAsiaTheme="minorEastAsia" w:hAnsi="Times New Roman"/>
               <w:noProof/>
               <w:color w:val="auto"/>
               <w:kern w:val="2"/>
@@ -1574,7 +1672,7 @@
               <w14:ligatures w14:val="standardContextual"/>
             </w:rPr>
           </w:pPr>
-          <w:hyperlink w:anchor="_Toc229683564" w:history="1">
+          <w:hyperlink w:anchor="_Toc230721321" w:history="1">
             <w:r>
               <w:rPr>
                 <w:rStyle w:val="ad"/>
@@ -1587,6 +1685,7 @@
             </w:r>
             <w:r>
               <w:rPr>
+                <w:rFonts w:ascii="Times New Roman" w:hAnsi="Times New Roman"/>
                 <w:noProof/>
                 <w:webHidden/>
               </w:rPr>
@@ -1594,6 +1693,7 @@
             </w:r>
             <w:r>
               <w:rPr>
+                <w:rFonts w:ascii="Times New Roman" w:hAnsi="Times New Roman"/>
                 <w:noProof/>
                 <w:webHidden/>
               </w:rPr>
@@ -1601,19 +1701,22 @@
             </w:r>
             <w:r>
               <w:rPr>
+                <w:rFonts w:ascii="Times New Roman" w:hAnsi="Times New Roman"/>
                 <w:noProof/>
                 <w:webHidden/>
               </w:rPr>
-              <w:instrText xml:space="preserve"> PAGEREF _Toc229683564 \h </w:instrText>
+              <w:instrText xml:space="preserve"> PAGEREF _Toc230721321 \h </w:instrText>
             </w:r>
             <w:r>
               <w:rPr>
+                <w:rFonts w:ascii="Times New Roman" w:hAnsi="Times New Roman"/>
                 <w:noProof/>
                 <w:webHidden/>
               </w:rPr>
             </w:r>
             <w:r>
               <w:rPr>
+                <w:rFonts w:ascii="Times New Roman" w:hAnsi="Times New Roman"/>
                 <w:noProof/>
                 <w:webHidden/>
               </w:rPr>
@@ -1621,6 +1724,7 @@
             </w:r>
             <w:r>
               <w:rPr>
+                <w:rFonts w:ascii="Times New Roman" w:hAnsi="Times New Roman"/>
                 <w:noProof/>
                 <w:webHidden/>
               </w:rPr>
@@ -1628,6 +1732,7 @@
             </w:r>
             <w:r>
               <w:rPr>
+                <w:rFonts w:ascii="Times New Roman" w:hAnsi="Times New Roman"/>
                 <w:noProof/>
                 <w:webHidden/>
               </w:rPr>
@@ -1642,7 +1747,7 @@
               <w:tab w:val="right" w:leader="dot" w:pos="9345"/>
             </w:tabs>
             <w:rPr>
-              <w:rFonts w:asciiTheme="minorHAnsi" w:eastAsiaTheme="minorEastAsia" w:hAnsiTheme="minorHAnsi" w:cstheme="minorBidi"/>
+              <w:rFonts w:ascii="Times New Roman" w:eastAsiaTheme="minorEastAsia" w:hAnsi="Times New Roman"/>
               <w:noProof/>
               <w:color w:val="auto"/>
               <w:kern w:val="2"/>
@@ -1651,7 +1756,7 @@
               <w14:ligatures w14:val="standardContextual"/>
             </w:rPr>
           </w:pPr>
-          <w:hyperlink w:anchor="_Toc229683565" w:history="1">
+          <w:hyperlink w:anchor="_Toc230721322" w:history="1">
             <w:r>
               <w:rPr>
                 <w:rStyle w:val="ad"/>
@@ -1664,6 +1769,7 @@
             </w:r>
             <w:r>
               <w:rPr>
+                <w:rFonts w:ascii="Times New Roman" w:hAnsi="Times New Roman"/>
                 <w:noProof/>
                 <w:webHidden/>
               </w:rPr>
@@ -1671,6 +1777,7 @@
             </w:r>
             <w:r>
               <w:rPr>
+                <w:rFonts w:ascii="Times New Roman" w:hAnsi="Times New Roman"/>
                 <w:noProof/>
                 <w:webHidden/>
               </w:rPr>
@@ -1678,19 +1785,22 @@
             </w:r>
             <w:r>
               <w:rPr>
+                <w:rFonts w:ascii="Times New Roman" w:hAnsi="Times New Roman"/>
                 <w:noProof/>
                 <w:webHidden/>
               </w:rPr>
-              <w:instrText xml:space="preserve"> PAGEREF _Toc229683565 \h </w:instrText>
+              <w:instrText xml:space="preserve"> PAGEREF _Toc230721322 \h </w:instrText>
             </w:r>
             <w:r>
               <w:rPr>
+                <w:rFonts w:ascii="Times New Roman" w:hAnsi="Times New Roman"/>
                 <w:noProof/>
                 <w:webHidden/>
               </w:rPr>
             </w:r>
             <w:r>
               <w:rPr>
+                <w:rFonts w:ascii="Times New Roman" w:hAnsi="Times New Roman"/>
                 <w:noProof/>
                 <w:webHidden/>
               </w:rPr>
@@ -1698,6 +1808,7 @@
             </w:r>
             <w:r>
               <w:rPr>
+                <w:rFonts w:ascii="Times New Roman" w:hAnsi="Times New Roman"/>
                 <w:noProof/>
                 <w:webHidden/>
               </w:rPr>
@@ -1705,6 +1816,7 @@
             </w:r>
             <w:r>
               <w:rPr>
+                <w:rFonts w:ascii="Times New Roman" w:hAnsi="Times New Roman"/>
                 <w:noProof/>
                 <w:webHidden/>
               </w:rPr>
@@ -1719,7 +1831,7 @@
               <w:tab w:val="right" w:leader="dot" w:pos="9345"/>
             </w:tabs>
             <w:rPr>
-              <w:rFonts w:asciiTheme="minorHAnsi" w:eastAsiaTheme="minorEastAsia" w:hAnsiTheme="minorHAnsi" w:cstheme="minorBidi"/>
+              <w:rFonts w:ascii="Times New Roman" w:eastAsiaTheme="minorEastAsia" w:hAnsi="Times New Roman"/>
               <w:noProof/>
               <w:color w:val="auto"/>
               <w:kern w:val="2"/>
@@ -1728,7 +1840,7 @@
               <w14:ligatures w14:val="standardContextual"/>
             </w:rPr>
           </w:pPr>
-          <w:hyperlink w:anchor="_Toc229683566" w:history="1">
+          <w:hyperlink w:anchor="_Toc230721323" w:history="1">
             <w:r>
               <w:rPr>
                 <w:rStyle w:val="ad"/>
@@ -1741,6 +1853,7 @@
             </w:r>
             <w:r>
               <w:rPr>
+                <w:rFonts w:ascii="Times New Roman" w:hAnsi="Times New Roman"/>
                 <w:noProof/>
                 <w:webHidden/>
               </w:rPr>
@@ -1748,6 +1861,7 @@
             </w:r>
             <w:r>
               <w:rPr>
+                <w:rFonts w:ascii="Times New Roman" w:hAnsi="Times New Roman"/>
                 <w:noProof/>
                 <w:webHidden/>
               </w:rPr>
@@ -1755,19 +1869,22 @@
             </w:r>
             <w:r>
               <w:rPr>
+                <w:rFonts w:ascii="Times New Roman" w:hAnsi="Times New Roman"/>
                 <w:noProof/>
                 <w:webHidden/>
               </w:rPr>
-              <w:instrText xml:space="preserve"> PAGEREF _Toc229683566 \h </w:instrText>
+              <w:instrText xml:space="preserve"> PAGEREF _Toc230721323 \h </w:instrText>
             </w:r>
             <w:r>
               <w:rPr>
+                <w:rFonts w:ascii="Times New Roman" w:hAnsi="Times New Roman"/>
                 <w:noProof/>
                 <w:webHidden/>
               </w:rPr>
             </w:r>
             <w:r>
               <w:rPr>
+                <w:rFonts w:ascii="Times New Roman" w:hAnsi="Times New Roman"/>
                 <w:noProof/>
                 <w:webHidden/>
               </w:rPr>
@@ -1775,6 +1892,7 @@
             </w:r>
             <w:r>
               <w:rPr>
+                <w:rFonts w:ascii="Times New Roman" w:hAnsi="Times New Roman"/>
                 <w:noProof/>
                 <w:webHidden/>
               </w:rPr>
@@ -1782,6 +1900,7 @@
             </w:r>
             <w:r>
               <w:rPr>
+                <w:rFonts w:ascii="Times New Roman" w:hAnsi="Times New Roman"/>
                 <w:noProof/>
                 <w:webHidden/>
               </w:rPr>
@@ -1796,7 +1915,7 @@
               <w:tab w:val="right" w:leader="dot" w:pos="9345"/>
             </w:tabs>
             <w:rPr>
-              <w:rFonts w:asciiTheme="minorHAnsi" w:eastAsiaTheme="minorEastAsia" w:hAnsiTheme="minorHAnsi" w:cstheme="minorBidi"/>
+              <w:rFonts w:ascii="Times New Roman" w:eastAsiaTheme="minorEastAsia" w:hAnsi="Times New Roman"/>
               <w:noProof/>
               <w:color w:val="auto"/>
               <w:kern w:val="2"/>
@@ -1805,7 +1924,7 @@
               <w14:ligatures w14:val="standardContextual"/>
             </w:rPr>
           </w:pPr>
-          <w:hyperlink w:anchor="_Toc229683567" w:history="1">
+          <w:hyperlink w:anchor="_Toc230721324" w:history="1">
             <w:r>
               <w:rPr>
                 <w:rStyle w:val="ad"/>
@@ -1818,6 +1937,7 @@
             </w:r>
             <w:r>
               <w:rPr>
+                <w:rFonts w:ascii="Times New Roman" w:hAnsi="Times New Roman"/>
                 <w:noProof/>
                 <w:webHidden/>
               </w:rPr>
@@ -1825,6 +1945,7 @@
             </w:r>
             <w:r>
               <w:rPr>
+                <w:rFonts w:ascii="Times New Roman" w:hAnsi="Times New Roman"/>
                 <w:noProof/>
                 <w:webHidden/>
               </w:rPr>
@@ -1832,19 +1953,22 @@
             </w:r>
             <w:r>
               <w:rPr>
+                <w:rFonts w:ascii="Times New Roman" w:hAnsi="Times New Roman"/>
                 <w:noProof/>
                 <w:webHidden/>
               </w:rPr>
-              <w:instrText xml:space="preserve"> PAGEREF _Toc229683567 \h </w:instrText>
+              <w:instrText xml:space="preserve"> PAGEREF _Toc230721324 \h </w:instrText>
             </w:r>
             <w:r>
               <w:rPr>
+                <w:rFonts w:ascii="Times New Roman" w:hAnsi="Times New Roman"/>
                 <w:noProof/>
                 <w:webHidden/>
               </w:rPr>
             </w:r>
             <w:r>
               <w:rPr>
+                <w:rFonts w:ascii="Times New Roman" w:hAnsi="Times New Roman"/>
                 <w:noProof/>
                 <w:webHidden/>
               </w:rPr>
@@ -1852,6 +1976,7 @@
             </w:r>
             <w:r>
               <w:rPr>
+                <w:rFonts w:ascii="Times New Roman" w:hAnsi="Times New Roman"/>
                 <w:noProof/>
                 <w:webHidden/>
               </w:rPr>
@@ -1859,6 +1984,7 @@
             </w:r>
             <w:r>
               <w:rPr>
+                <w:rFonts w:ascii="Times New Roman" w:hAnsi="Times New Roman"/>
                 <w:noProof/>
                 <w:webHidden/>
               </w:rPr>
@@ -1873,7 +1999,7 @@
               <w:tab w:val="right" w:leader="dot" w:pos="9345"/>
             </w:tabs>
             <w:rPr>
-              <w:rFonts w:asciiTheme="minorHAnsi" w:eastAsiaTheme="minorEastAsia" w:hAnsiTheme="minorHAnsi" w:cstheme="minorBidi"/>
+              <w:rFonts w:ascii="Times New Roman" w:eastAsiaTheme="minorEastAsia" w:hAnsi="Times New Roman"/>
               <w:noProof/>
               <w:color w:val="auto"/>
               <w:kern w:val="2"/>
@@ -1882,7 +2008,7 @@
               <w14:ligatures w14:val="standardContextual"/>
             </w:rPr>
           </w:pPr>
-          <w:hyperlink w:anchor="_Toc229683568" w:history="1">
+          <w:hyperlink w:anchor="_Toc230721325" w:history="1">
             <w:r>
               <w:rPr>
                 <w:rStyle w:val="ad"/>
@@ -1895,6 +2021,7 @@
             </w:r>
             <w:r>
               <w:rPr>
+                <w:rFonts w:ascii="Times New Roman" w:hAnsi="Times New Roman"/>
                 <w:noProof/>
                 <w:webHidden/>
               </w:rPr>
@@ -1902,6 +2029,7 @@
             </w:r>
             <w:r>
               <w:rPr>
+                <w:rFonts w:ascii="Times New Roman" w:hAnsi="Times New Roman"/>
                 <w:noProof/>
                 <w:webHidden/>
               </w:rPr>
@@ -1909,19 +2037,22 @@
             </w:r>
             <w:r>
               <w:rPr>
+                <w:rFonts w:ascii="Times New Roman" w:hAnsi="Times New Roman"/>
                 <w:noProof/>
                 <w:webHidden/>
               </w:rPr>
-              <w:instrText xml:space="preserve"> PAGEREF _Toc229683568 \h </w:instrText>
+              <w:instrText xml:space="preserve"> PAGEREF _Toc230721325 \h </w:instrText>
             </w:r>
             <w:r>
               <w:rPr>
+                <w:rFonts w:ascii="Times New Roman" w:hAnsi="Times New Roman"/>
                 <w:noProof/>
                 <w:webHidden/>
               </w:rPr>
             </w:r>
             <w:r>
               <w:rPr>
+                <w:rFonts w:ascii="Times New Roman" w:hAnsi="Times New Roman"/>
                 <w:noProof/>
                 <w:webHidden/>
               </w:rPr>
@@ -1929,6 +2060,7 @@
             </w:r>
             <w:r>
               <w:rPr>
+                <w:rFonts w:ascii="Times New Roman" w:hAnsi="Times New Roman"/>
                 <w:noProof/>
                 <w:webHidden/>
               </w:rPr>
@@ -1936,6 +2068,7 @@
             </w:r>
             <w:r>
               <w:rPr>
+                <w:rFonts w:ascii="Times New Roman" w:hAnsi="Times New Roman"/>
                 <w:noProof/>
                 <w:webHidden/>
               </w:rPr>
@@ -1950,7 +2083,7 @@
               <w:tab w:val="right" w:leader="dot" w:pos="9345"/>
             </w:tabs>
             <w:rPr>
-              <w:rFonts w:asciiTheme="minorHAnsi" w:eastAsiaTheme="minorEastAsia" w:hAnsiTheme="minorHAnsi" w:cstheme="minorBidi"/>
+              <w:rFonts w:ascii="Times New Roman" w:eastAsiaTheme="minorEastAsia" w:hAnsi="Times New Roman"/>
               <w:noProof/>
               <w:color w:val="auto"/>
               <w:kern w:val="2"/>
@@ -1959,7 +2092,7 @@
               <w14:ligatures w14:val="standardContextual"/>
             </w:rPr>
           </w:pPr>
-          <w:hyperlink w:anchor="_Toc229683569" w:history="1">
+          <w:hyperlink w:anchor="_Toc230721326" w:history="1">
             <w:r>
               <w:rPr>
                 <w:rStyle w:val="ad"/>
@@ -1972,6 +2105,7 @@
             </w:r>
             <w:r>
               <w:rPr>
+                <w:rFonts w:ascii="Times New Roman" w:hAnsi="Times New Roman"/>
                 <w:noProof/>
                 <w:webHidden/>
               </w:rPr>
@@ -1979,6 +2113,7 @@
             </w:r>
             <w:r>
               <w:rPr>
+                <w:rFonts w:ascii="Times New Roman" w:hAnsi="Times New Roman"/>
                 <w:noProof/>
                 <w:webHidden/>
               </w:rPr>
@@ -1986,19 +2121,22 @@
             </w:r>
             <w:r>
               <w:rPr>
+                <w:rFonts w:ascii="Times New Roman" w:hAnsi="Times New Roman"/>
                 <w:noProof/>
                 <w:webHidden/>
               </w:rPr>
-              <w:instrText xml:space="preserve"> PAGEREF _Toc229683569 \h </w:instrText>
+              <w:instrText xml:space="preserve"> PAGEREF _Toc230721326 \h </w:instrText>
             </w:r>
             <w:r>
               <w:rPr>
+                <w:rFonts w:ascii="Times New Roman" w:hAnsi="Times New Roman"/>
                 <w:noProof/>
                 <w:webHidden/>
               </w:rPr>
             </w:r>
             <w:r>
               <w:rPr>
+                <w:rFonts w:ascii="Times New Roman" w:hAnsi="Times New Roman"/>
                 <w:noProof/>
                 <w:webHidden/>
               </w:rPr>
@@ -2006,13 +2144,15 @@
             </w:r>
             <w:r>
               <w:rPr>
+                <w:rFonts w:ascii="Times New Roman" w:hAnsi="Times New Roman"/>
                 <w:noProof/>
                 <w:webHidden/>
               </w:rPr>
-              <w:t>26</w:t>
+              <w:t>29</w:t>
             </w:r>
             <w:r>
               <w:rPr>
+                <w:rFonts w:ascii="Times New Roman" w:hAnsi="Times New Roman"/>
                 <w:noProof/>
                 <w:webHidden/>
               </w:rPr>
@@ -2027,7 +2167,7 @@
               <w:tab w:val="right" w:leader="dot" w:pos="9345"/>
             </w:tabs>
             <w:rPr>
-              <w:rFonts w:asciiTheme="minorHAnsi" w:eastAsiaTheme="minorEastAsia" w:hAnsiTheme="minorHAnsi" w:cstheme="minorBidi"/>
+              <w:rFonts w:ascii="Times New Roman" w:eastAsiaTheme="minorEastAsia" w:hAnsi="Times New Roman"/>
               <w:noProof/>
               <w:color w:val="auto"/>
               <w:kern w:val="2"/>
@@ -2036,7 +2176,7 @@
               <w14:ligatures w14:val="standardContextual"/>
             </w:rPr>
           </w:pPr>
-          <w:hyperlink w:anchor="_Toc229683570" w:history="1">
+          <w:hyperlink w:anchor="_Toc230721327" w:history="1">
             <w:r>
               <w:rPr>
                 <w:rStyle w:val="ad"/>
@@ -2049,6 +2189,7 @@
             </w:r>
             <w:r>
               <w:rPr>
+                <w:rFonts w:ascii="Times New Roman" w:hAnsi="Times New Roman"/>
                 <w:noProof/>
                 <w:webHidden/>
               </w:rPr>
@@ -2056,6 +2197,7 @@
             </w:r>
             <w:r>
               <w:rPr>
+                <w:rFonts w:ascii="Times New Roman" w:hAnsi="Times New Roman"/>
                 <w:noProof/>
                 <w:webHidden/>
               </w:rPr>
@@ -2063,19 +2205,22 @@
             </w:r>
             <w:r>
               <w:rPr>
+                <w:rFonts w:ascii="Times New Roman" w:hAnsi="Times New Roman"/>
                 <w:noProof/>
                 <w:webHidden/>
               </w:rPr>
-              <w:instrText xml:space="preserve"> PAGEREF _Toc229683570 \h </w:instrText>
+              <w:instrText xml:space="preserve"> PAGEREF _Toc230721327 \h </w:instrText>
             </w:r>
             <w:r>
               <w:rPr>
+                <w:rFonts w:ascii="Times New Roman" w:hAnsi="Times New Roman"/>
                 <w:noProof/>
                 <w:webHidden/>
               </w:rPr>
             </w:r>
             <w:r>
               <w:rPr>
+                <w:rFonts w:ascii="Times New Roman" w:hAnsi="Times New Roman"/>
                 <w:noProof/>
                 <w:webHidden/>
               </w:rPr>
@@ -2083,13 +2228,15 @@
             </w:r>
             <w:r>
               <w:rPr>
+                <w:rFonts w:ascii="Times New Roman" w:hAnsi="Times New Roman"/>
                 <w:noProof/>
                 <w:webHidden/>
               </w:rPr>
-              <w:t>27</w:t>
+              <w:t>30</w:t>
             </w:r>
             <w:r>
               <w:rPr>
+                <w:rFonts w:ascii="Times New Roman" w:hAnsi="Times New Roman"/>
                 <w:noProof/>
                 <w:webHidden/>
               </w:rPr>
@@ -2104,7 +2251,7 @@
               <w:tab w:val="right" w:leader="dot" w:pos="9345"/>
             </w:tabs>
             <w:rPr>
-              <w:rFonts w:asciiTheme="minorHAnsi" w:eastAsiaTheme="minorEastAsia" w:hAnsiTheme="minorHAnsi" w:cstheme="minorBidi"/>
+              <w:rFonts w:ascii="Times New Roman" w:eastAsiaTheme="minorEastAsia" w:hAnsi="Times New Roman"/>
               <w:noProof/>
               <w:color w:val="auto"/>
               <w:kern w:val="2"/>
@@ -2113,7 +2260,7 @@
               <w14:ligatures w14:val="standardContextual"/>
             </w:rPr>
           </w:pPr>
-          <w:hyperlink w:anchor="_Toc229683571" w:history="1">
+          <w:hyperlink w:anchor="_Toc230721328" w:history="1">
             <w:r>
               <w:rPr>
                 <w:rStyle w:val="ad"/>
@@ -2122,19 +2269,82 @@
                 <w:bCs/>
                 <w:noProof/>
               </w:rPr>
-              <w:t>СПИСОК</w:t>
+              <w:t>СПИСОК ИСПОЛЬЗУЕМОЙ ЛИТЕРАТУРЫ</w:t>
             </w:r>
             <w:r>
               <w:rPr>
-                <w:rStyle w:val="ad"/>
                 <w:rFonts w:ascii="Times New Roman" w:hAnsi="Times New Roman"/>
-                <w:b/>
-                <w:bCs/>
                 <w:noProof/>
-                <w:lang w:val="en-US"/>
+                <w:webHidden/>
               </w:rPr>
-              <w:t xml:space="preserve"> </w:t>
+              <w:tab/>
             </w:r>
+            <w:r>
+              <w:rPr>
+                <w:rFonts w:ascii="Times New Roman" w:hAnsi="Times New Roman"/>
+                <w:noProof/>
+                <w:webHidden/>
+              </w:rPr>
+              <w:fldChar w:fldCharType="begin"/>
+            </w:r>
+            <w:r>
+              <w:rPr>
+                <w:rFonts w:ascii="Times New Roman" w:hAnsi="Times New Roman"/>
+                <w:noProof/>
+                <w:webHidden/>
+              </w:rPr>
+              <w:instrText xml:space="preserve"> PAGEREF _Toc230721328 \h </w:instrText>
+            </w:r>
+            <w:r>
+              <w:rPr>
+                <w:rFonts w:ascii="Times New Roman" w:hAnsi="Times New Roman"/>
+                <w:noProof/>
+                <w:webHidden/>
+              </w:rPr>
+            </w:r>
+            <w:r>
+              <w:rPr>
+                <w:rFonts w:ascii="Times New Roman" w:hAnsi="Times New Roman"/>
+                <w:noProof/>
+                <w:webHidden/>
+              </w:rPr>
+              <w:fldChar w:fldCharType="separate"/>
+            </w:r>
+            <w:r>
+              <w:rPr>
+                <w:rFonts w:ascii="Times New Roman" w:hAnsi="Times New Roman"/>
+                <w:noProof/>
+                <w:webHidden/>
+              </w:rPr>
+              <w:t>38</w:t>
+            </w:r>
+            <w:r>
+              <w:rPr>
+                <w:rFonts w:ascii="Times New Roman" w:hAnsi="Times New Roman"/>
+                <w:noProof/>
+                <w:webHidden/>
+              </w:rPr>
+              <w:fldChar w:fldCharType="end"/>
+            </w:r>
+          </w:hyperlink>
+        </w:p>
+        <w:p>
+          <w:pPr>
+            <w:pStyle w:val="11"/>
+            <w:tabs>
+              <w:tab w:val="right" w:leader="dot" w:pos="9345"/>
+            </w:tabs>
+            <w:rPr>
+              <w:rFonts w:ascii="Times New Roman" w:eastAsiaTheme="minorEastAsia" w:hAnsi="Times New Roman"/>
+              <w:noProof/>
+              <w:color w:val="auto"/>
+              <w:kern w:val="2"/>
+              <w:sz w:val="24"/>
+              <w:szCs w:val="24"/>
+              <w14:ligatures w14:val="standardContextual"/>
+            </w:rPr>
+          </w:pPr>
+          <w:hyperlink w:anchor="_Toc230721329" w:history="1">
             <w:r>
               <w:rPr>
                 <w:rStyle w:val="ad"/>
@@ -2143,31 +2353,11 @@
                 <w:bCs/>
                 <w:noProof/>
               </w:rPr>
-              <w:t>ИСПОЛЬЗУЕМОЙ</w:t>
+              <w:t>ССЫЛКА НА ПРОЕКТ</w:t>
             </w:r>
             <w:r>
               <w:rPr>
-                <w:rStyle w:val="ad"/>
                 <w:rFonts w:ascii="Times New Roman" w:hAnsi="Times New Roman"/>
-                <w:b/>
-                <w:bCs/>
-                <w:noProof/>
-                <w:lang w:val="en-US"/>
-              </w:rPr>
-              <w:t xml:space="preserve"> </w:t>
-            </w:r>
-            <w:r>
-              <w:rPr>
-                <w:rStyle w:val="ad"/>
-                <w:rFonts w:ascii="Times New Roman" w:hAnsi="Times New Roman"/>
-                <w:b/>
-                <w:bCs/>
-                <w:noProof/>
-              </w:rPr>
-              <w:t>ЛИТЕРАТУРЫ</w:t>
-            </w:r>
-            <w:r>
-              <w:rPr>
                 <w:noProof/>
                 <w:webHidden/>
               </w:rPr>
@@ -2175,6 +2365,7 @@
             </w:r>
             <w:r>
               <w:rPr>
+                <w:rFonts w:ascii="Times New Roman" w:hAnsi="Times New Roman"/>
                 <w:noProof/>
                 <w:webHidden/>
               </w:rPr>
@@ -2182,19 +2373,22 @@
             </w:r>
             <w:r>
               <w:rPr>
+                <w:rFonts w:ascii="Times New Roman" w:hAnsi="Times New Roman"/>
                 <w:noProof/>
                 <w:webHidden/>
               </w:rPr>
-              <w:instrText xml:space="preserve"> PAGEREF _Toc229683571 \h </w:instrText>
+              <w:instrText xml:space="preserve"> PAGEREF _Toc230721329 \h </w:instrText>
             </w:r>
             <w:r>
               <w:rPr>
+                <w:rFonts w:ascii="Times New Roman" w:hAnsi="Times New Roman"/>
                 <w:noProof/>
                 <w:webHidden/>
               </w:rPr>
             </w:r>
             <w:r>
               <w:rPr>
+                <w:rFonts w:ascii="Times New Roman" w:hAnsi="Times New Roman"/>
                 <w:noProof/>
                 <w:webHidden/>
               </w:rPr>
@@ -2202,13 +2396,15 @@
             </w:r>
             <w:r>
               <w:rPr>
+                <w:rFonts w:ascii="Times New Roman" w:hAnsi="Times New Roman"/>
                 <w:noProof/>
                 <w:webHidden/>
               </w:rPr>
-              <w:t>35</w:t>
+              <w:t>39</w:t>
             </w:r>
             <w:r>
               <w:rPr>
+                <w:rFonts w:ascii="Times New Roman" w:hAnsi="Times New Roman"/>
                 <w:noProof/>
                 <w:webHidden/>
               </w:rPr>
@@ -2275,7 +2471,7 @@
           <w:szCs w:val="28"/>
         </w:rPr>
       </w:pPr>
-      <w:bookmarkStart w:id="0" w:name="_Toc229683551"/>
+      <w:bookmarkStart w:id="0" w:name="_Toc230721308"/>
       <w:r>
         <w:rPr>
           <w:rFonts w:ascii="Times New Roman" w:hAnsi="Times New Roman"/>
@@ -2628,7 +2824,7 @@
           <w:szCs w:val="16"/>
         </w:rPr>
       </w:pPr>
-      <w:bookmarkStart w:id="1" w:name="_Toc229683552"/>
+      <w:bookmarkStart w:id="1" w:name="_Toc230721309"/>
       <w:r>
         <w:rPr>
           <w:rFonts w:ascii="Times New Roman" w:hAnsi="Times New Roman" w:cs="Times New Roman"/>
@@ -2657,7 +2853,7 @@
           <w:szCs w:val="20"/>
         </w:rPr>
       </w:pPr>
-      <w:bookmarkStart w:id="2" w:name="_Toc229683553"/>
+      <w:bookmarkStart w:id="2" w:name="_Toc230721310"/>
       <w:r>
         <w:rPr>
           <w:rFonts w:ascii="Times New Roman" w:hAnsi="Times New Roman" w:cs="Times New Roman"/>
@@ -2981,7 +3177,7 @@
           <w:lang w:eastAsia="en-US"/>
         </w:rPr>
       </w:pPr>
-      <w:bookmarkStart w:id="3" w:name="_Toc229683554"/>
+      <w:bookmarkStart w:id="3" w:name="_Toc230721311"/>
       <w:r>
         <w:rPr>
           <w:rFonts w:ascii="Times New Roman" w:hAnsi="Times New Roman" w:cs="Times New Roman"/>
@@ -3295,7 +3491,7 @@
           <w:lang w:eastAsia="en-US"/>
         </w:rPr>
       </w:pPr>
-      <w:bookmarkStart w:id="4" w:name="_Toc229683555"/>
+      <w:bookmarkStart w:id="4" w:name="_Toc230721312"/>
       <w:r>
         <w:rPr>
           <w:rFonts w:ascii="Times New Roman" w:hAnsi="Times New Roman" w:cs="Times New Roman"/>
@@ -3823,7 +4019,7 @@
           <w:lang w:eastAsia="en-US"/>
         </w:rPr>
       </w:pPr>
-      <w:bookmarkStart w:id="5" w:name="_Toc229683556"/>
+      <w:bookmarkStart w:id="5" w:name="_Toc230721313"/>
       <w:r>
         <w:rPr>
           <w:rFonts w:ascii="Times New Roman" w:hAnsi="Times New Roman" w:cs="Times New Roman"/>
@@ -4458,7 +4654,7 @@
           <w:lang w:eastAsia="en-US"/>
         </w:rPr>
       </w:pPr>
-      <w:bookmarkStart w:id="6" w:name="_Toc229683557"/>
+      <w:bookmarkStart w:id="6" w:name="_Toc230721314"/>
       <w:r>
         <w:rPr>
           <w:rFonts w:ascii="Times New Roman" w:hAnsi="Times New Roman" w:cs="Times New Roman"/>
@@ -4791,7 +4987,7 @@
           <w:szCs w:val="20"/>
         </w:rPr>
       </w:pPr>
-      <w:bookmarkStart w:id="7" w:name="_Toc229683558"/>
+      <w:bookmarkStart w:id="7" w:name="_Toc230721315"/>
       <w:r>
         <w:rPr>
           <w:rFonts w:ascii="Times New Roman" w:hAnsi="Times New Roman" w:cs="Times New Roman"/>
@@ -4820,7 +5016,7 @@
           <w:szCs w:val="22"/>
         </w:rPr>
       </w:pPr>
-      <w:bookmarkStart w:id="8" w:name="_Toc229683559"/>
+      <w:bookmarkStart w:id="8" w:name="_Toc230721316"/>
       <w:r>
         <w:rPr>
           <w:rFonts w:ascii="Times New Roman" w:hAnsi="Times New Roman" w:cs="Times New Roman"/>
@@ -5178,7 +5374,7 @@
           <w:szCs w:val="22"/>
         </w:rPr>
       </w:pPr>
-      <w:bookmarkStart w:id="9" w:name="_Toc229683560"/>
+      <w:bookmarkStart w:id="9" w:name="_Toc230721317"/>
       <w:r>
         <w:rPr>
           <w:rFonts w:ascii="Times New Roman" w:hAnsi="Times New Roman" w:cs="Times New Roman"/>
@@ -5531,7 +5727,7 @@
           <w:szCs w:val="22"/>
         </w:rPr>
       </w:pPr>
-      <w:bookmarkStart w:id="10" w:name="_Toc229683561"/>
+      <w:bookmarkStart w:id="10" w:name="_Toc230721318"/>
       <w:r>
         <w:rPr>
           <w:rFonts w:ascii="Times New Roman" w:hAnsi="Times New Roman" w:cs="Times New Roman"/>
@@ -6283,7 +6479,7 @@
           <w:szCs w:val="24"/>
         </w:rPr>
       </w:pPr>
-      <w:bookmarkStart w:id="11" w:name="_Toc229683562"/>
+      <w:bookmarkStart w:id="11" w:name="_Toc230721319"/>
       <w:r>
         <w:rPr>
           <w:rFonts w:ascii="Times New Roman" w:hAnsi="Times New Roman"/>
@@ -6534,7 +6730,7 @@
           <w:szCs w:val="24"/>
         </w:rPr>
       </w:pPr>
-      <w:bookmarkStart w:id="12" w:name="_Toc229683563"/>
+      <w:bookmarkStart w:id="12" w:name="_Toc230721320"/>
       <w:r>
         <w:rPr>
           <w:rFonts w:ascii="Times New Roman" w:hAnsi="Times New Roman" w:cs="Times New Roman"/>
@@ -7166,7 +7362,7 @@
           <w:szCs w:val="24"/>
         </w:rPr>
       </w:pPr>
-      <w:bookmarkStart w:id="13" w:name="_Toc229683564"/>
+      <w:bookmarkStart w:id="13" w:name="_Toc230721321"/>
       <w:r>
         <w:rPr>
           <w:rFonts w:ascii="Times New Roman" w:hAnsi="Times New Roman" w:cs="Times New Roman"/>
@@ -7374,7 +7570,7 @@
           <w:szCs w:val="20"/>
         </w:rPr>
       </w:pPr>
-      <w:bookmarkStart w:id="14" w:name="_Toc229683565"/>
+      <w:bookmarkStart w:id="14" w:name="_Toc230721322"/>
       <w:r>
         <w:rPr>
           <w:rFonts w:ascii="Times New Roman" w:hAnsi="Times New Roman" w:cs="Times New Roman"/>
@@ -7403,7 +7599,7 @@
           <w:szCs w:val="24"/>
         </w:rPr>
       </w:pPr>
-      <w:bookmarkStart w:id="15" w:name="_Toc229683566"/>
+      <w:bookmarkStart w:id="15" w:name="_Toc230721323"/>
       <w:r>
         <w:rPr>
           <w:rFonts w:ascii="Times New Roman" w:hAnsi="Times New Roman" w:cs="Times New Roman"/>
@@ -7813,7 +8009,7 @@
           <w:szCs w:val="22"/>
         </w:rPr>
       </w:pPr>
-      <w:bookmarkStart w:id="16" w:name="_Toc229683567"/>
+      <w:bookmarkStart w:id="16" w:name="_Toc230721324"/>
       <w:r>
         <w:rPr>
           <w:rFonts w:ascii="Times New Roman" w:hAnsi="Times New Roman" w:cs="Times New Roman"/>
@@ -8873,7 +9069,7 @@
           <w:szCs w:val="22"/>
         </w:rPr>
       </w:pPr>
-      <w:bookmarkStart w:id="17" w:name="_Toc229683568"/>
+      <w:bookmarkStart w:id="17" w:name="_Toc230721325"/>
       <w:r>
         <w:rPr>
           <w:rFonts w:ascii="Times New Roman" w:hAnsi="Times New Roman" w:cs="Times New Roman"/>
@@ -10445,7 +10641,7 @@
           <w:szCs w:val="20"/>
         </w:rPr>
       </w:pPr>
-      <w:bookmarkStart w:id="18" w:name="_Toc229683569"/>
+      <w:bookmarkStart w:id="18" w:name="_Toc230721326"/>
       <w:r>
         <w:rPr>
           <w:rFonts w:ascii="Times New Roman" w:hAnsi="Times New Roman" w:cs="Times New Roman"/>
@@ -10559,7 +10755,7 @@
           <w:szCs w:val="28"/>
         </w:rPr>
       </w:pPr>
-      <w:bookmarkStart w:id="19" w:name="_Toc229683570"/>
+      <w:bookmarkStart w:id="19" w:name="_Toc230721327"/>
       <w:r>
         <w:rPr>
           <w:rFonts w:ascii="Times New Roman" w:hAnsi="Times New Roman" w:cs="Times New Roman"/>
@@ -38922,7 +39118,7 @@
           <w:szCs w:val="28"/>
         </w:rPr>
       </w:pPr>
-      <w:bookmarkStart w:id="20" w:name="_Toc229683571"/>
+      <w:bookmarkStart w:id="20" w:name="_Toc230721328"/>
       <w:r>
         <w:rPr>
           <w:rFonts w:ascii="Times New Roman" w:hAnsi="Times New Roman" w:cs="Times New Roman"/>
@@ -38986,7 +39182,7 @@
         <w:pStyle w:val="a7"/>
         <w:numPr>
           <w:ilvl w:val="0"/>
-          <w:numId w:val="41"/>
+          <w:numId w:val="28"/>
         </w:numPr>
         <w:spacing w:line="360" w:lineRule="auto"/>
         <w:rPr>
@@ -39142,7 +39338,7 @@
         <w:pStyle w:val="a7"/>
         <w:numPr>
           <w:ilvl w:val="0"/>
-          <w:numId w:val="41"/>
+          <w:numId w:val="28"/>
         </w:numPr>
         <w:spacing w:line="360" w:lineRule="auto"/>
         <w:rPr>
@@ -39298,7 +39494,7 @@
         <w:pStyle w:val="a7"/>
         <w:numPr>
           <w:ilvl w:val="0"/>
-          <w:numId w:val="41"/>
+          <w:numId w:val="28"/>
         </w:numPr>
         <w:spacing w:line="360" w:lineRule="auto"/>
         <w:rPr>
@@ -39496,7 +39692,7 @@
         <w:pStyle w:val="a7"/>
         <w:numPr>
           <w:ilvl w:val="0"/>
-          <w:numId w:val="41"/>
+          <w:numId w:val="28"/>
         </w:numPr>
         <w:spacing w:line="360" w:lineRule="auto"/>
         <w:rPr>
@@ -39562,35 +39758,21 @@
           <w:rFonts w:ascii="Times New Roman" w:hAnsi="Times New Roman"/>
           <w:szCs w:val="28"/>
         </w:rPr>
-        <w:t>]. URL: https://docs.djangoproject.com/ (</w:t>
+        <w:t xml:space="preserve">]. </w:t>
       </w:r>
       <w:r>
         <w:rPr>
           <w:rFonts w:ascii="Times New Roman" w:hAnsi="Times New Roman" w:hint="eastAsia"/>
           <w:szCs w:val="28"/>
         </w:rPr>
-        <w:t>дата</w:t>
-      </w:r>
-      <w:r>
-        <w:rPr>
-          <w:rFonts w:ascii="Times New Roman" w:hAnsi="Times New Roman"/>
-          <w:szCs w:val="28"/>
-        </w:rPr>
-        <w:t xml:space="preserve"> </w:t>
-      </w:r>
-      <w:r>
-        <w:rPr>
-          <w:rFonts w:ascii="Times New Roman" w:hAnsi="Times New Roman" w:hint="eastAsia"/>
-          <w:szCs w:val="28"/>
-        </w:rPr>
-        <w:t>обращения</w:t>
-      </w:r>
-      <w:r>
-        <w:rPr>
-          <w:rFonts w:ascii="Times New Roman" w:hAnsi="Times New Roman"/>
-          <w:szCs w:val="28"/>
-        </w:rPr>
-        <w:t>: 14.05.2026).</w:t>
+        <w:t>—</w:t>
+      </w:r>
+      <w:r>
+        <w:rPr>
+          <w:rFonts w:ascii="Times New Roman" w:hAnsi="Times New Roman"/>
+          <w:szCs w:val="28"/>
+        </w:rPr>
+        <w:t xml:space="preserve"> URL: https://docs.djangoproject.com/.</w:t>
       </w:r>
     </w:p>
     <w:p>
@@ -39598,7 +39780,7 @@
         <w:pStyle w:val="a7"/>
         <w:numPr>
           <w:ilvl w:val="0"/>
-          <w:numId w:val="41"/>
+          <w:numId w:val="28"/>
         </w:numPr>
         <w:spacing w:line="360" w:lineRule="auto"/>
         <w:rPr>
@@ -39606,60 +39788,69 @@
           <w:szCs w:val="28"/>
         </w:rPr>
       </w:pPr>
-      <w:proofErr w:type="spellStart"/>
-      <w:r>
-        <w:rPr>
-          <w:rFonts w:ascii="Times New Roman" w:hAnsi="Times New Roman"/>
-          <w:szCs w:val="28"/>
+      <w:r>
+        <w:rPr>
+          <w:rFonts w:ascii="Times New Roman" w:hAnsi="Times New Roman" w:hint="eastAsia"/>
+          <w:szCs w:val="28"/>
+        </w:rPr>
+        <w:t>Дронов</w:t>
+      </w:r>
+      <w:r>
+        <w:rPr>
+          <w:rFonts w:ascii="Times New Roman" w:hAnsi="Times New Roman"/>
+          <w:szCs w:val="28"/>
+        </w:rPr>
+        <w:t xml:space="preserve">, </w:t>
+      </w:r>
+      <w:r>
+        <w:rPr>
+          <w:rFonts w:ascii="Times New Roman" w:hAnsi="Times New Roman" w:hint="eastAsia"/>
+          <w:szCs w:val="28"/>
+        </w:rPr>
+        <w:t>В</w:t>
+      </w:r>
+      <w:r>
+        <w:rPr>
+          <w:rFonts w:ascii="Times New Roman" w:hAnsi="Times New Roman"/>
+          <w:szCs w:val="28"/>
+        </w:rPr>
+        <w:t xml:space="preserve">. </w:t>
+      </w:r>
+      <w:r>
+        <w:rPr>
+          <w:rFonts w:ascii="Times New Roman" w:hAnsi="Times New Roman" w:hint="eastAsia"/>
+          <w:szCs w:val="28"/>
+        </w:rPr>
+        <w:t>А</w:t>
+      </w:r>
+      <w:r>
+        <w:rPr>
+          <w:rFonts w:ascii="Times New Roman" w:hAnsi="Times New Roman"/>
+          <w:szCs w:val="28"/>
+        </w:rPr>
+        <w:t xml:space="preserve">. </w:t>
+      </w:r>
+      <w:r>
+        <w:rPr>
+          <w:rFonts w:ascii="Times New Roman" w:hAnsi="Times New Roman"/>
+          <w:szCs w:val="28"/>
+          <w:lang w:val="en-US"/>
         </w:rPr>
         <w:t>Django</w:t>
       </w:r>
-      <w:proofErr w:type="spellEnd"/>
-      <w:r>
-        <w:rPr>
-          <w:rFonts w:ascii="Times New Roman" w:hAnsi="Times New Roman"/>
-          <w:szCs w:val="28"/>
-        </w:rPr>
-        <w:t xml:space="preserve"> ORM </w:t>
-      </w:r>
-      <w:proofErr w:type="spellStart"/>
-      <w:r>
-        <w:rPr>
-          <w:rFonts w:ascii="Times New Roman" w:hAnsi="Times New Roman"/>
-          <w:szCs w:val="28"/>
-        </w:rPr>
-        <w:t>and</w:t>
-      </w:r>
-      <w:proofErr w:type="spellEnd"/>
-      <w:r>
-        <w:rPr>
-          <w:rFonts w:ascii="Times New Roman" w:hAnsi="Times New Roman"/>
-          <w:szCs w:val="28"/>
-        </w:rPr>
-        <w:t xml:space="preserve"> </w:t>
-      </w:r>
-      <w:proofErr w:type="spellStart"/>
-      <w:r>
-        <w:rPr>
-          <w:rFonts w:ascii="Times New Roman" w:hAnsi="Times New Roman"/>
-          <w:szCs w:val="28"/>
-        </w:rPr>
-        <w:t>QuerySets</w:t>
-      </w:r>
-      <w:proofErr w:type="spellEnd"/>
-      <w:r>
-        <w:rPr>
-          <w:rFonts w:ascii="Times New Roman" w:hAnsi="Times New Roman"/>
-          <w:szCs w:val="28"/>
-        </w:rPr>
-        <w:t xml:space="preserve"> [</w:t>
+      <w:r>
+        <w:rPr>
+          <w:rFonts w:ascii="Times New Roman" w:hAnsi="Times New Roman"/>
+          <w:szCs w:val="28"/>
+        </w:rPr>
+        <w:t xml:space="preserve"> 5. </w:t>
       </w:r>
       <w:r>
         <w:rPr>
           <w:rFonts w:ascii="Times New Roman" w:hAnsi="Times New Roman" w:hint="eastAsia"/>
           <w:szCs w:val="28"/>
         </w:rPr>
-        <w:t>Электронный</w:t>
+        <w:t>Практика</w:t>
       </w:r>
       <w:r>
         <w:rPr>
@@ -39673,42 +39864,141 @@
           <w:rFonts w:ascii="Times New Roman" w:hAnsi="Times New Roman" w:hint="eastAsia"/>
           <w:szCs w:val="28"/>
         </w:rPr>
-        <w:t>ресурс</w:t>
-      </w:r>
-      <w:r>
-        <w:rPr>
-          <w:rFonts w:ascii="Times New Roman" w:hAnsi="Times New Roman"/>
-          <w:szCs w:val="28"/>
-        </w:rPr>
-        <w:t>]. URL: https://docs.djangoproject.com/en/stable/topics/db/queries/ (</w:t>
+        <w:t>создания</w:t>
+      </w:r>
+      <w:r>
+        <w:rPr>
+          <w:rFonts w:ascii="Times New Roman" w:hAnsi="Times New Roman"/>
+          <w:szCs w:val="28"/>
+        </w:rPr>
+        <w:t xml:space="preserve"> </w:t>
       </w:r>
       <w:r>
         <w:rPr>
           <w:rFonts w:ascii="Times New Roman" w:hAnsi="Times New Roman" w:hint="eastAsia"/>
           <w:szCs w:val="28"/>
         </w:rPr>
-        <w:t>дата</w:t>
-      </w:r>
-      <w:r>
-        <w:rPr>
-          <w:rFonts w:ascii="Times New Roman" w:hAnsi="Times New Roman"/>
-          <w:szCs w:val="28"/>
-        </w:rPr>
-        <w:t xml:space="preserve"> </w:t>
+        <w:t>веб</w:t>
+      </w:r>
+      <w:r>
+        <w:rPr>
+          <w:rFonts w:ascii="Times New Roman" w:hAnsi="Times New Roman"/>
+          <w:szCs w:val="28"/>
+        </w:rPr>
+        <w:t>-</w:t>
       </w:r>
       <w:r>
         <w:rPr>
           <w:rFonts w:ascii="Times New Roman" w:hAnsi="Times New Roman" w:hint="eastAsia"/>
           <w:szCs w:val="28"/>
         </w:rPr>
-        <w:t>обращения</w:t>
-      </w:r>
-      <w:r>
-        <w:rPr>
-          <w:rFonts w:ascii="Times New Roman" w:hAnsi="Times New Roman"/>
-          <w:szCs w:val="28"/>
-        </w:rPr>
-        <w:t>: 14.05.2026).</w:t>
+        <w:t>сайтов</w:t>
+      </w:r>
+      <w:r>
+        <w:rPr>
+          <w:rFonts w:ascii="Times New Roman" w:hAnsi="Times New Roman"/>
+          <w:szCs w:val="28"/>
+        </w:rPr>
+        <w:t xml:space="preserve"> </w:t>
+      </w:r>
+      <w:r>
+        <w:rPr>
+          <w:rFonts w:ascii="Times New Roman" w:hAnsi="Times New Roman" w:hint="eastAsia"/>
+          <w:szCs w:val="28"/>
+        </w:rPr>
+        <w:t>на</w:t>
+      </w:r>
+      <w:r>
+        <w:rPr>
+          <w:rFonts w:ascii="Times New Roman" w:hAnsi="Times New Roman"/>
+          <w:szCs w:val="28"/>
+        </w:rPr>
+        <w:t xml:space="preserve"> </w:t>
+      </w:r>
+      <w:r>
+        <w:rPr>
+          <w:rFonts w:ascii="Times New Roman" w:hAnsi="Times New Roman"/>
+          <w:szCs w:val="28"/>
+          <w:lang w:val="en-US"/>
+        </w:rPr>
+        <w:t>Python</w:t>
+      </w:r>
+      <w:r>
+        <w:rPr>
+          <w:rFonts w:ascii="Times New Roman" w:hAnsi="Times New Roman"/>
+          <w:szCs w:val="28"/>
+        </w:rPr>
+        <w:t xml:space="preserve">. </w:t>
+      </w:r>
+      <w:r>
+        <w:rPr>
+          <w:rFonts w:ascii="Times New Roman" w:hAnsi="Times New Roman" w:hint="eastAsia"/>
+          <w:szCs w:val="28"/>
+        </w:rPr>
+        <w:t>—</w:t>
+      </w:r>
+      <w:r>
+        <w:rPr>
+          <w:rFonts w:ascii="Times New Roman" w:hAnsi="Times New Roman"/>
+          <w:szCs w:val="28"/>
+        </w:rPr>
+        <w:t xml:space="preserve"> </w:t>
+      </w:r>
+      <w:r>
+        <w:rPr>
+          <w:rFonts w:ascii="Times New Roman" w:hAnsi="Times New Roman" w:hint="eastAsia"/>
+          <w:szCs w:val="28"/>
+        </w:rPr>
+        <w:t>Санкт</w:t>
+      </w:r>
+      <w:r>
+        <w:rPr>
+          <w:rFonts w:ascii="Times New Roman" w:hAnsi="Times New Roman"/>
+          <w:szCs w:val="28"/>
+        </w:rPr>
+        <w:t>-</w:t>
+      </w:r>
+      <w:r>
+        <w:rPr>
+          <w:rFonts w:ascii="Times New Roman" w:hAnsi="Times New Roman" w:hint="eastAsia"/>
+          <w:szCs w:val="28"/>
+        </w:rPr>
+        <w:t>Петербург</w:t>
+      </w:r>
+      <w:r>
+        <w:rPr>
+          <w:rFonts w:ascii="Times New Roman" w:hAnsi="Times New Roman"/>
+          <w:szCs w:val="28"/>
+        </w:rPr>
+        <w:t xml:space="preserve">: </w:t>
+      </w:r>
+      <w:r>
+        <w:rPr>
+          <w:rFonts w:ascii="Times New Roman" w:hAnsi="Times New Roman" w:hint="eastAsia"/>
+          <w:szCs w:val="28"/>
+        </w:rPr>
+        <w:t>БХВ</w:t>
+      </w:r>
+      <w:r>
+        <w:rPr>
+          <w:rFonts w:ascii="Times New Roman" w:hAnsi="Times New Roman"/>
+          <w:szCs w:val="28"/>
+        </w:rPr>
+        <w:t>-</w:t>
+      </w:r>
+      <w:r>
+        <w:rPr>
+          <w:rFonts w:ascii="Times New Roman" w:hAnsi="Times New Roman" w:hint="eastAsia"/>
+          <w:szCs w:val="28"/>
+        </w:rPr>
+        <w:t>Петербург</w:t>
+      </w:r>
+      <w:r>
+        <w:rPr>
+          <w:rFonts w:ascii="Times New Roman" w:hAnsi="Times New Roman"/>
+          <w:szCs w:val="28"/>
+        </w:rPr>
+        <w:t>, 2024.</w:t>
       </w:r>
     </w:p>
     <w:p>
@@ -39716,7 +40006,7 @@
         <w:pStyle w:val="a7"/>
         <w:numPr>
           <w:ilvl w:val="0"/>
-          <w:numId w:val="41"/>
+          <w:numId w:val="28"/>
         </w:numPr>
         <w:spacing w:line="360" w:lineRule="auto"/>
         <w:rPr>
@@ -39726,73 +40016,53 @@
       </w:pPr>
       <w:r>
         <w:rPr>
-          <w:rFonts w:ascii="Times New Roman" w:hAnsi="Times New Roman"/>
-          <w:szCs w:val="28"/>
-          <w:lang w:val="en-US"/>
-        </w:rPr>
-        <w:t xml:space="preserve">Django Views and </w:t>
-      </w:r>
-      <w:proofErr w:type="spellStart"/>
-      <w:r>
-        <w:rPr>
-          <w:rFonts w:ascii="Times New Roman" w:hAnsi="Times New Roman"/>
-          <w:szCs w:val="28"/>
-          <w:lang w:val="en-US"/>
-        </w:rPr>
-        <w:t>URLconfs</w:t>
-      </w:r>
-      <w:proofErr w:type="spellEnd"/>
-      <w:r>
-        <w:rPr>
-          <w:rFonts w:ascii="Times New Roman" w:hAnsi="Times New Roman"/>
-          <w:szCs w:val="28"/>
-          <w:lang w:val="en-US"/>
-        </w:rPr>
-        <w:t xml:space="preserve"> [</w:t>
-      </w:r>
-      <w:r>
-        <w:rPr>
           <w:rFonts w:ascii="Times New Roman" w:hAnsi="Times New Roman" w:hint="eastAsia"/>
           <w:szCs w:val="28"/>
         </w:rPr>
-        <w:t>Электронный</w:t>
-      </w:r>
-      <w:r>
-        <w:rPr>
-          <w:rFonts w:ascii="Times New Roman" w:hAnsi="Times New Roman"/>
-          <w:szCs w:val="28"/>
-          <w:lang w:val="en-US"/>
-        </w:rPr>
-        <w:t xml:space="preserve"> </w:t>
+        <w:t>Меле</w:t>
+      </w:r>
+      <w:r>
+        <w:rPr>
+          <w:rFonts w:ascii="Times New Roman" w:hAnsi="Times New Roman"/>
+          <w:szCs w:val="28"/>
+        </w:rPr>
+        <w:t xml:space="preserve">, </w:t>
       </w:r>
       <w:r>
         <w:rPr>
           <w:rFonts w:ascii="Times New Roman" w:hAnsi="Times New Roman" w:hint="eastAsia"/>
           <w:szCs w:val="28"/>
         </w:rPr>
-        <w:t>ресурс</w:t>
-      </w:r>
-      <w:r>
-        <w:rPr>
-          <w:rFonts w:ascii="Times New Roman" w:hAnsi="Times New Roman"/>
-          <w:szCs w:val="28"/>
-          <w:lang w:val="en-US"/>
-        </w:rPr>
-        <w:t xml:space="preserve">]. </w:t>
-      </w:r>
-      <w:r>
-        <w:rPr>
-          <w:rFonts w:ascii="Times New Roman" w:hAnsi="Times New Roman"/>
-          <w:szCs w:val="28"/>
-        </w:rPr>
-        <w:t>URL: https://docs.djangoproject.com/en/stable/topics/http/views/ (</w:t>
+        <w:t>А</w:t>
+      </w:r>
+      <w:r>
+        <w:rPr>
+          <w:rFonts w:ascii="Times New Roman" w:hAnsi="Times New Roman"/>
+          <w:szCs w:val="28"/>
+        </w:rPr>
+        <w:t xml:space="preserve">. </w:t>
+      </w:r>
+      <w:r>
+        <w:rPr>
+          <w:rFonts w:ascii="Times New Roman" w:hAnsi="Times New Roman"/>
+          <w:szCs w:val="28"/>
+          <w:lang w:val="en-US"/>
+        </w:rPr>
+        <w:t>Django</w:t>
+      </w:r>
+      <w:r>
+        <w:rPr>
+          <w:rFonts w:ascii="Times New Roman" w:hAnsi="Times New Roman"/>
+          <w:szCs w:val="28"/>
+        </w:rPr>
+        <w:t xml:space="preserve"> 5 </w:t>
       </w:r>
       <w:r>
         <w:rPr>
           <w:rFonts w:ascii="Times New Roman" w:hAnsi="Times New Roman" w:hint="eastAsia"/>
           <w:szCs w:val="28"/>
         </w:rPr>
-        <w:t>дата</w:t>
+        <w:t>в</w:t>
       </w:r>
       <w:r>
         <w:rPr>
@@ -39806,14 +40076,140 @@
           <w:rFonts w:ascii="Times New Roman" w:hAnsi="Times New Roman" w:hint="eastAsia"/>
           <w:szCs w:val="28"/>
         </w:rPr>
-        <w:t>обращения</w:t>
-      </w:r>
-      <w:r>
-        <w:rPr>
-          <w:rFonts w:ascii="Times New Roman" w:hAnsi="Times New Roman"/>
-          <w:szCs w:val="28"/>
-        </w:rPr>
-        <w:t>: 14.05.2026).</w:t>
+        <w:t>примерах</w:t>
+      </w:r>
+      <w:r>
+        <w:rPr>
+          <w:rFonts w:ascii="Times New Roman" w:hAnsi="Times New Roman"/>
+          <w:szCs w:val="28"/>
+        </w:rPr>
+        <w:t xml:space="preserve">. </w:t>
+      </w:r>
+      <w:r>
+        <w:rPr>
+          <w:rFonts w:ascii="Times New Roman" w:hAnsi="Times New Roman" w:hint="eastAsia"/>
+          <w:szCs w:val="28"/>
+        </w:rPr>
+        <w:t>Пошаговая</w:t>
+      </w:r>
+      <w:r>
+        <w:rPr>
+          <w:rFonts w:ascii="Times New Roman" w:hAnsi="Times New Roman"/>
+          <w:szCs w:val="28"/>
+        </w:rPr>
+        <w:t xml:space="preserve"> </w:t>
+      </w:r>
+      <w:r>
+        <w:rPr>
+          <w:rFonts w:ascii="Times New Roman" w:hAnsi="Times New Roman" w:hint="eastAsia"/>
+          <w:szCs w:val="28"/>
+        </w:rPr>
+        <w:t>разработка</w:t>
+      </w:r>
+      <w:r>
+        <w:rPr>
+          <w:rFonts w:ascii="Times New Roman" w:hAnsi="Times New Roman"/>
+          <w:szCs w:val="28"/>
+        </w:rPr>
+        <w:t xml:space="preserve"> </w:t>
+      </w:r>
+      <w:r>
+        <w:rPr>
+          <w:rFonts w:ascii="Times New Roman" w:hAnsi="Times New Roman" w:hint="eastAsia"/>
+          <w:szCs w:val="28"/>
+        </w:rPr>
+        <w:t>полнофункциональных</w:t>
+      </w:r>
+      <w:r>
+        <w:rPr>
+          <w:rFonts w:ascii="Times New Roman" w:hAnsi="Times New Roman"/>
+          <w:szCs w:val="28"/>
+        </w:rPr>
+        <w:t xml:space="preserve"> </w:t>
+      </w:r>
+      <w:r>
+        <w:rPr>
+          <w:rFonts w:ascii="Times New Roman" w:hAnsi="Times New Roman" w:hint="eastAsia"/>
+          <w:szCs w:val="28"/>
+        </w:rPr>
+        <w:t>веб</w:t>
+      </w:r>
+      <w:r>
+        <w:rPr>
+          <w:rFonts w:ascii="Times New Roman" w:hAnsi="Times New Roman"/>
+          <w:szCs w:val="28"/>
+        </w:rPr>
+        <w:t>-</w:t>
+      </w:r>
+      <w:r>
+        <w:rPr>
+          <w:rFonts w:ascii="Times New Roman" w:hAnsi="Times New Roman" w:hint="eastAsia"/>
+          <w:szCs w:val="28"/>
+        </w:rPr>
+        <w:t>приложений</w:t>
+      </w:r>
+      <w:r>
+        <w:rPr>
+          <w:rFonts w:ascii="Times New Roman" w:hAnsi="Times New Roman"/>
+          <w:szCs w:val="28"/>
+        </w:rPr>
+        <w:t xml:space="preserve">. </w:t>
+      </w:r>
+      <w:r>
+        <w:rPr>
+          <w:rFonts w:ascii="Times New Roman" w:hAnsi="Times New Roman" w:hint="eastAsia"/>
+          <w:szCs w:val="28"/>
+        </w:rPr>
+        <w:t>—</w:t>
+      </w:r>
+      <w:r>
+        <w:rPr>
+          <w:rFonts w:ascii="Times New Roman" w:hAnsi="Times New Roman"/>
+          <w:szCs w:val="28"/>
+        </w:rPr>
+        <w:t xml:space="preserve"> </w:t>
+      </w:r>
+      <w:r>
+        <w:rPr>
+          <w:rFonts w:ascii="Times New Roman" w:hAnsi="Times New Roman" w:hint="eastAsia"/>
+          <w:szCs w:val="28"/>
+        </w:rPr>
+        <w:t>Москва</w:t>
+      </w:r>
+      <w:r>
+        <w:rPr>
+          <w:rFonts w:ascii="Times New Roman" w:hAnsi="Times New Roman"/>
+          <w:szCs w:val="28"/>
+        </w:rPr>
+        <w:t xml:space="preserve">: </w:t>
+      </w:r>
+      <w:r>
+        <w:rPr>
+          <w:rFonts w:ascii="Times New Roman" w:hAnsi="Times New Roman" w:hint="eastAsia"/>
+          <w:szCs w:val="28"/>
+        </w:rPr>
+        <w:t>ДМК</w:t>
+      </w:r>
+      <w:r>
+        <w:rPr>
+          <w:rFonts w:ascii="Times New Roman" w:hAnsi="Times New Roman"/>
+          <w:szCs w:val="28"/>
+        </w:rPr>
+        <w:t xml:space="preserve"> </w:t>
+      </w:r>
+      <w:r>
+        <w:rPr>
+          <w:rFonts w:ascii="Times New Roman" w:hAnsi="Times New Roman" w:hint="eastAsia"/>
+          <w:szCs w:val="28"/>
+        </w:rPr>
+        <w:t>Пресс</w:t>
+      </w:r>
+      <w:r>
+        <w:rPr>
+          <w:rFonts w:ascii="Times New Roman" w:hAnsi="Times New Roman"/>
+          <w:szCs w:val="28"/>
+        </w:rPr>
+        <w:t>, 2024.</w:t>
       </w:r>
     </w:p>
     <w:p>
@@ -39821,7 +40217,7 @@
         <w:pStyle w:val="a7"/>
         <w:numPr>
           <w:ilvl w:val="0"/>
-          <w:numId w:val="41"/>
+          <w:numId w:val="28"/>
         </w:numPr>
         <w:spacing w:line="360" w:lineRule="auto"/>
         <w:rPr>
@@ -39831,76 +40227,214 @@
       </w:pPr>
       <w:r>
         <w:rPr>
-          <w:rFonts w:ascii="Times New Roman" w:hAnsi="Times New Roman"/>
-          <w:szCs w:val="28"/>
-          <w:lang w:val="en-US"/>
-        </w:rPr>
-        <w:t>Python documentation: datetime [</w:t>
-      </w:r>
-      <w:r>
-        <w:rPr>
           <w:rFonts w:ascii="Times New Roman" w:hAnsi="Times New Roman" w:hint="eastAsia"/>
           <w:szCs w:val="28"/>
         </w:rPr>
-        <w:t>Электронный</w:t>
-      </w:r>
-      <w:r>
-        <w:rPr>
-          <w:rFonts w:ascii="Times New Roman" w:hAnsi="Times New Roman"/>
-          <w:szCs w:val="28"/>
-          <w:lang w:val="en-US"/>
-        </w:rPr>
-        <w:t xml:space="preserve"> </w:t>
+        <w:t>Лутц</w:t>
+      </w:r>
+      <w:r>
+        <w:rPr>
+          <w:rFonts w:ascii="Times New Roman" w:hAnsi="Times New Roman"/>
+          <w:szCs w:val="28"/>
+        </w:rPr>
+        <w:t xml:space="preserve">, </w:t>
       </w:r>
       <w:r>
         <w:rPr>
           <w:rFonts w:ascii="Times New Roman" w:hAnsi="Times New Roman" w:hint="eastAsia"/>
           <w:szCs w:val="28"/>
         </w:rPr>
-        <w:t>ресурс</w:t>
-      </w:r>
-      <w:r>
-        <w:rPr>
-          <w:rFonts w:ascii="Times New Roman" w:hAnsi="Times New Roman"/>
-          <w:szCs w:val="28"/>
-          <w:lang w:val="en-US"/>
-        </w:rPr>
-        <w:t xml:space="preserve">]. </w:t>
-      </w:r>
-      <w:r>
-        <w:rPr>
-          <w:rFonts w:ascii="Times New Roman" w:hAnsi="Times New Roman"/>
-          <w:szCs w:val="28"/>
-        </w:rPr>
-        <w:t>URL: https://docs.python.org/3/library/datetime.html (</w:t>
+        <w:t>М</w:t>
+      </w:r>
+      <w:r>
+        <w:rPr>
+          <w:rFonts w:ascii="Times New Roman" w:hAnsi="Times New Roman"/>
+          <w:szCs w:val="28"/>
+        </w:rPr>
+        <w:t xml:space="preserve">. </w:t>
       </w:r>
       <w:r>
         <w:rPr>
           <w:rFonts w:ascii="Times New Roman" w:hAnsi="Times New Roman" w:hint="eastAsia"/>
           <w:szCs w:val="28"/>
         </w:rPr>
-        <w:t>дата</w:t>
-      </w:r>
-      <w:r>
-        <w:rPr>
-          <w:rFonts w:ascii="Times New Roman" w:hAnsi="Times New Roman"/>
-          <w:szCs w:val="28"/>
-        </w:rPr>
-        <w:t xml:space="preserve"> </w:t>
+        <w:t>Изучаем</w:t>
+      </w:r>
+      <w:r>
+        <w:rPr>
+          <w:rFonts w:ascii="Times New Roman" w:hAnsi="Times New Roman"/>
+          <w:szCs w:val="28"/>
+        </w:rPr>
+        <w:t xml:space="preserve"> </w:t>
+      </w:r>
+      <w:r>
+        <w:rPr>
+          <w:rFonts w:ascii="Times New Roman" w:hAnsi="Times New Roman"/>
+          <w:szCs w:val="28"/>
+          <w:lang w:val="en-US"/>
+        </w:rPr>
+        <w:t>Python</w:t>
+      </w:r>
+      <w:r>
+        <w:rPr>
+          <w:rFonts w:ascii="Times New Roman" w:hAnsi="Times New Roman"/>
+          <w:szCs w:val="28"/>
+        </w:rPr>
+        <w:t xml:space="preserve">. </w:t>
       </w:r>
       <w:r>
         <w:rPr>
           <w:rFonts w:ascii="Times New Roman" w:hAnsi="Times New Roman" w:hint="eastAsia"/>
           <w:szCs w:val="28"/>
         </w:rPr>
-        <w:t>обращения</w:t>
-      </w:r>
-      <w:r>
-        <w:rPr>
-          <w:rFonts w:ascii="Times New Roman" w:hAnsi="Times New Roman"/>
-          <w:szCs w:val="28"/>
-        </w:rPr>
-        <w:t>: 14.05.2026).</w:t>
+        <w:t>Том</w:t>
+      </w:r>
+      <w:r>
+        <w:rPr>
+          <w:rFonts w:ascii="Times New Roman" w:hAnsi="Times New Roman"/>
+          <w:szCs w:val="28"/>
+        </w:rPr>
+        <w:t xml:space="preserve"> 1. </w:t>
+      </w:r>
+      <w:r>
+        <w:rPr>
+          <w:rFonts w:ascii="Times New Roman" w:hAnsi="Times New Roman" w:hint="eastAsia"/>
+          <w:szCs w:val="28"/>
+        </w:rPr>
+        <w:t>—</w:t>
+      </w:r>
+      <w:r>
+        <w:rPr>
+          <w:rFonts w:ascii="Times New Roman" w:hAnsi="Times New Roman"/>
+          <w:szCs w:val="28"/>
+        </w:rPr>
+        <w:t xml:space="preserve"> 5-</w:t>
+      </w:r>
+      <w:r>
+        <w:rPr>
+          <w:rFonts w:ascii="Times New Roman" w:hAnsi="Times New Roman" w:hint="eastAsia"/>
+          <w:szCs w:val="28"/>
+        </w:rPr>
+        <w:t>е</w:t>
+      </w:r>
+      <w:r>
+        <w:rPr>
+          <w:rFonts w:ascii="Times New Roman" w:hAnsi="Times New Roman"/>
+          <w:szCs w:val="28"/>
+        </w:rPr>
+        <w:t xml:space="preserve"> </w:t>
+      </w:r>
+      <w:r>
+        <w:rPr>
+          <w:rFonts w:ascii="Times New Roman" w:hAnsi="Times New Roman" w:hint="eastAsia"/>
+          <w:szCs w:val="28"/>
+        </w:rPr>
+        <w:t>изд</w:t>
+      </w:r>
+      <w:r>
+        <w:rPr>
+          <w:rFonts w:ascii="Times New Roman" w:hAnsi="Times New Roman"/>
+          <w:szCs w:val="28"/>
+        </w:rPr>
+        <w:t xml:space="preserve">. </w:t>
+      </w:r>
+      <w:r>
+        <w:rPr>
+          <w:rFonts w:ascii="Times New Roman" w:hAnsi="Times New Roman" w:hint="eastAsia"/>
+          <w:szCs w:val="28"/>
+        </w:rPr>
+        <w:t>—</w:t>
+      </w:r>
+      <w:r>
+        <w:rPr>
+          <w:rFonts w:ascii="Times New Roman" w:hAnsi="Times New Roman"/>
+          <w:szCs w:val="28"/>
+        </w:rPr>
+        <w:t xml:space="preserve"> </w:t>
+      </w:r>
+      <w:r>
+        <w:rPr>
+          <w:rFonts w:ascii="Times New Roman" w:hAnsi="Times New Roman" w:hint="eastAsia"/>
+          <w:szCs w:val="28"/>
+        </w:rPr>
+        <w:t>Москва</w:t>
+      </w:r>
+      <w:r>
+        <w:rPr>
+          <w:rFonts w:ascii="Times New Roman" w:hAnsi="Times New Roman"/>
+          <w:szCs w:val="28"/>
+        </w:rPr>
+        <w:t xml:space="preserve">; </w:t>
+      </w:r>
+      <w:r>
+        <w:rPr>
+          <w:rFonts w:ascii="Times New Roman" w:hAnsi="Times New Roman" w:hint="eastAsia"/>
+          <w:szCs w:val="28"/>
+        </w:rPr>
+        <w:t>Санкт</w:t>
+      </w:r>
+      <w:r>
+        <w:rPr>
+          <w:rFonts w:ascii="Times New Roman" w:hAnsi="Times New Roman"/>
+          <w:szCs w:val="28"/>
+        </w:rPr>
+        <w:t>-</w:t>
+      </w:r>
+      <w:r>
+        <w:rPr>
+          <w:rFonts w:ascii="Times New Roman" w:hAnsi="Times New Roman" w:hint="eastAsia"/>
+          <w:szCs w:val="28"/>
+        </w:rPr>
+        <w:t>Петербург</w:t>
+      </w:r>
+      <w:r>
+        <w:rPr>
+          <w:rFonts w:ascii="Times New Roman" w:hAnsi="Times New Roman"/>
+          <w:szCs w:val="28"/>
+        </w:rPr>
+        <w:t xml:space="preserve">: </w:t>
+      </w:r>
+      <w:r>
+        <w:rPr>
+          <w:rFonts w:ascii="Times New Roman" w:hAnsi="Times New Roman" w:hint="eastAsia"/>
+          <w:szCs w:val="28"/>
+        </w:rPr>
+        <w:t>Диалектика</w:t>
+      </w:r>
+      <w:r>
+        <w:rPr>
+          <w:rFonts w:ascii="Times New Roman" w:hAnsi="Times New Roman"/>
+          <w:szCs w:val="28"/>
+        </w:rPr>
+        <w:t xml:space="preserve">, 2020. </w:t>
+      </w:r>
+      <w:r>
+        <w:rPr>
+          <w:rFonts w:ascii="Times New Roman" w:hAnsi="Times New Roman" w:hint="eastAsia"/>
+          <w:szCs w:val="28"/>
+        </w:rPr>
+        <w:t>—</w:t>
+      </w:r>
+      <w:r>
+        <w:rPr>
+          <w:rFonts w:ascii="Times New Roman" w:hAnsi="Times New Roman"/>
+          <w:szCs w:val="28"/>
+        </w:rPr>
+        <w:t xml:space="preserve"> 824 </w:t>
+      </w:r>
+      <w:r>
+        <w:rPr>
+          <w:rFonts w:ascii="Times New Roman" w:hAnsi="Times New Roman" w:hint="eastAsia"/>
+          <w:szCs w:val="28"/>
+        </w:rPr>
+        <w:t>с</w:t>
+      </w:r>
+      <w:r>
+        <w:rPr>
+          <w:rFonts w:ascii="Times New Roman" w:hAnsi="Times New Roman"/>
+          <w:szCs w:val="28"/>
+        </w:rPr>
+        <w:t>.</w:t>
       </w:r>
     </w:p>
     <w:p>
@@ -39908,7 +40442,7 @@
         <w:pStyle w:val="a7"/>
         <w:numPr>
           <w:ilvl w:val="0"/>
-          <w:numId w:val="41"/>
+          <w:numId w:val="28"/>
         </w:numPr>
         <w:spacing w:line="360" w:lineRule="auto"/>
         <w:rPr>
@@ -39916,93 +40450,260 @@
           <w:szCs w:val="28"/>
         </w:rPr>
       </w:pPr>
-      <w:proofErr w:type="spellStart"/>
-      <w:r>
-        <w:rPr>
-          <w:rFonts w:ascii="Times New Roman" w:hAnsi="Times New Roman"/>
-          <w:szCs w:val="28"/>
-        </w:rPr>
-        <w:t>SQLite</w:t>
-      </w:r>
-      <w:proofErr w:type="spellEnd"/>
-      <w:r>
-        <w:rPr>
-          <w:rFonts w:ascii="Times New Roman" w:hAnsi="Times New Roman"/>
-          <w:szCs w:val="28"/>
-        </w:rPr>
-        <w:t xml:space="preserve"> </w:t>
-      </w:r>
-      <w:proofErr w:type="spellStart"/>
-      <w:r>
-        <w:rPr>
-          <w:rFonts w:ascii="Times New Roman" w:hAnsi="Times New Roman"/>
-          <w:szCs w:val="28"/>
-        </w:rPr>
-        <w:t>Documentation</w:t>
-      </w:r>
-      <w:proofErr w:type="spellEnd"/>
-      <w:r>
-        <w:rPr>
-          <w:rFonts w:ascii="Times New Roman" w:hAnsi="Times New Roman"/>
-          <w:szCs w:val="28"/>
-        </w:rPr>
-        <w:t xml:space="preserve"> [</w:t>
-      </w:r>
       <w:r>
         <w:rPr>
           <w:rFonts w:ascii="Times New Roman" w:hAnsi="Times New Roman" w:hint="eastAsia"/>
           <w:szCs w:val="28"/>
         </w:rPr>
-        <w:t>Электронный</w:t>
-      </w:r>
-      <w:r>
-        <w:rPr>
-          <w:rFonts w:ascii="Times New Roman" w:hAnsi="Times New Roman"/>
-          <w:szCs w:val="28"/>
-        </w:rPr>
-        <w:t xml:space="preserve"> </w:t>
+        <w:t>Робсон</w:t>
+      </w:r>
+      <w:r>
+        <w:rPr>
+          <w:rFonts w:ascii="Times New Roman" w:hAnsi="Times New Roman"/>
+          <w:szCs w:val="28"/>
+        </w:rPr>
+        <w:t xml:space="preserve">, </w:t>
       </w:r>
       <w:r>
         <w:rPr>
           <w:rFonts w:ascii="Times New Roman" w:hAnsi="Times New Roman" w:hint="eastAsia"/>
           <w:szCs w:val="28"/>
         </w:rPr>
-        <w:t>ресурс</w:t>
-      </w:r>
-      <w:r>
-        <w:rPr>
-          <w:rFonts w:ascii="Times New Roman" w:hAnsi="Times New Roman"/>
-          <w:szCs w:val="28"/>
-        </w:rPr>
-        <w:t>]. URL: https://www.sqlite.org/docs.html (</w:t>
+        <w:t>Э</w:t>
+      </w:r>
+      <w:r>
+        <w:rPr>
+          <w:rFonts w:ascii="Times New Roman" w:hAnsi="Times New Roman"/>
+          <w:szCs w:val="28"/>
+        </w:rPr>
+        <w:t xml:space="preserve">., </w:t>
       </w:r>
       <w:r>
         <w:rPr>
           <w:rFonts w:ascii="Times New Roman" w:hAnsi="Times New Roman" w:hint="eastAsia"/>
           <w:szCs w:val="28"/>
         </w:rPr>
-        <w:t>дата</w:t>
-      </w:r>
-      <w:r>
-        <w:rPr>
-          <w:rFonts w:ascii="Times New Roman" w:hAnsi="Times New Roman"/>
-          <w:szCs w:val="28"/>
-        </w:rPr>
-        <w:t xml:space="preserve"> </w:t>
+        <w:t>Фримен</w:t>
+      </w:r>
+      <w:r>
+        <w:rPr>
+          <w:rFonts w:ascii="Times New Roman" w:hAnsi="Times New Roman"/>
+          <w:szCs w:val="28"/>
+        </w:rPr>
+        <w:t xml:space="preserve">, </w:t>
       </w:r>
       <w:r>
         <w:rPr>
           <w:rFonts w:ascii="Times New Roman" w:hAnsi="Times New Roman" w:hint="eastAsia"/>
           <w:szCs w:val="28"/>
         </w:rPr>
-        <w:t>обращения</w:t>
-      </w:r>
-      <w:r>
-        <w:rPr>
-          <w:rFonts w:ascii="Times New Roman" w:hAnsi="Times New Roman"/>
-          <w:szCs w:val="28"/>
-        </w:rPr>
-        <w:t>: 14.05.2026).</w:t>
+        <w:t>Э</w:t>
+      </w:r>
+      <w:r>
+        <w:rPr>
+          <w:rFonts w:ascii="Times New Roman" w:hAnsi="Times New Roman"/>
+          <w:szCs w:val="28"/>
+        </w:rPr>
+        <w:t xml:space="preserve">. </w:t>
+      </w:r>
+      <w:r>
+        <w:rPr>
+          <w:rFonts w:ascii="Times New Roman" w:hAnsi="Times New Roman" w:hint="eastAsia"/>
+          <w:szCs w:val="28"/>
+        </w:rPr>
+        <w:t>Изучаем</w:t>
+      </w:r>
+      <w:r>
+        <w:rPr>
+          <w:rFonts w:ascii="Times New Roman" w:hAnsi="Times New Roman"/>
+          <w:szCs w:val="28"/>
+        </w:rPr>
+        <w:t xml:space="preserve"> </w:t>
+      </w:r>
+      <w:r>
+        <w:rPr>
+          <w:rFonts w:ascii="Times New Roman" w:hAnsi="Times New Roman"/>
+          <w:szCs w:val="28"/>
+          <w:lang w:val="en-US"/>
+        </w:rPr>
+        <w:t>HTML</w:t>
+      </w:r>
+      <w:r>
+        <w:rPr>
+          <w:rFonts w:ascii="Times New Roman" w:hAnsi="Times New Roman"/>
+          <w:szCs w:val="28"/>
+        </w:rPr>
+        <w:t xml:space="preserve">, </w:t>
+      </w:r>
+      <w:r>
+        <w:rPr>
+          <w:rFonts w:ascii="Times New Roman" w:hAnsi="Times New Roman"/>
+          <w:szCs w:val="28"/>
+          <w:lang w:val="en-US"/>
+        </w:rPr>
+        <w:t>XHTML</w:t>
+      </w:r>
+      <w:r>
+        <w:rPr>
+          <w:rFonts w:ascii="Times New Roman" w:hAnsi="Times New Roman"/>
+          <w:szCs w:val="28"/>
+        </w:rPr>
+        <w:t xml:space="preserve"> </w:t>
+      </w:r>
+      <w:r>
+        <w:rPr>
+          <w:rFonts w:ascii="Times New Roman" w:hAnsi="Times New Roman" w:hint="eastAsia"/>
+          <w:szCs w:val="28"/>
+        </w:rPr>
+        <w:t>и</w:t>
+      </w:r>
+      <w:r>
+        <w:rPr>
+          <w:rFonts w:ascii="Times New Roman" w:hAnsi="Times New Roman"/>
+          <w:szCs w:val="28"/>
+        </w:rPr>
+        <w:t xml:space="preserve"> </w:t>
+      </w:r>
+      <w:r>
+        <w:rPr>
+          <w:rFonts w:ascii="Times New Roman" w:hAnsi="Times New Roman"/>
+          <w:szCs w:val="28"/>
+          <w:lang w:val="en-US"/>
+        </w:rPr>
+        <w:t>CSS</w:t>
+      </w:r>
+      <w:r>
+        <w:rPr>
+          <w:rFonts w:ascii="Times New Roman" w:hAnsi="Times New Roman"/>
+          <w:szCs w:val="28"/>
+        </w:rPr>
+        <w:t xml:space="preserve">. </w:t>
+      </w:r>
+      <w:r>
+        <w:rPr>
+          <w:rFonts w:ascii="Times New Roman" w:hAnsi="Times New Roman" w:hint="eastAsia"/>
+          <w:szCs w:val="28"/>
+        </w:rPr>
+        <w:t>—</w:t>
+      </w:r>
+      <w:r>
+        <w:rPr>
+          <w:rFonts w:ascii="Times New Roman" w:hAnsi="Times New Roman"/>
+          <w:szCs w:val="28"/>
+        </w:rPr>
+        <w:t xml:space="preserve"> 2-</w:t>
+      </w:r>
+      <w:r>
+        <w:rPr>
+          <w:rFonts w:ascii="Times New Roman" w:hAnsi="Times New Roman" w:hint="eastAsia"/>
+          <w:szCs w:val="28"/>
+        </w:rPr>
+        <w:t>е</w:t>
+      </w:r>
+      <w:r>
+        <w:rPr>
+          <w:rFonts w:ascii="Times New Roman" w:hAnsi="Times New Roman"/>
+          <w:szCs w:val="28"/>
+        </w:rPr>
+        <w:t xml:space="preserve"> </w:t>
+      </w:r>
+      <w:r>
+        <w:rPr>
+          <w:rFonts w:ascii="Times New Roman" w:hAnsi="Times New Roman" w:hint="eastAsia"/>
+          <w:szCs w:val="28"/>
+        </w:rPr>
+        <w:t>изд</w:t>
+      </w:r>
+      <w:r>
+        <w:rPr>
+          <w:rFonts w:ascii="Times New Roman" w:hAnsi="Times New Roman"/>
+          <w:szCs w:val="28"/>
+        </w:rPr>
+        <w:t xml:space="preserve">. </w:t>
+      </w:r>
+      <w:r>
+        <w:rPr>
+          <w:rFonts w:ascii="Times New Roman" w:hAnsi="Times New Roman" w:hint="eastAsia"/>
+          <w:szCs w:val="28"/>
+        </w:rPr>
+        <w:t>—</w:t>
+      </w:r>
+      <w:r>
+        <w:rPr>
+          <w:rFonts w:ascii="Times New Roman" w:hAnsi="Times New Roman"/>
+          <w:szCs w:val="28"/>
+        </w:rPr>
+        <w:t xml:space="preserve"> </w:t>
+      </w:r>
+      <w:r>
+        <w:rPr>
+          <w:rFonts w:ascii="Times New Roman" w:hAnsi="Times New Roman" w:hint="eastAsia"/>
+          <w:szCs w:val="28"/>
+        </w:rPr>
+        <w:t>Санкт</w:t>
+      </w:r>
+      <w:r>
+        <w:rPr>
+          <w:rFonts w:ascii="Times New Roman" w:hAnsi="Times New Roman"/>
+          <w:szCs w:val="28"/>
+        </w:rPr>
+        <w:t>-</w:t>
+      </w:r>
+      <w:r>
+        <w:rPr>
+          <w:rFonts w:ascii="Times New Roman" w:hAnsi="Times New Roman" w:hint="eastAsia"/>
+          <w:szCs w:val="28"/>
+        </w:rPr>
+        <w:t>Петербург</w:t>
+      </w:r>
+      <w:r>
+        <w:rPr>
+          <w:rFonts w:ascii="Times New Roman" w:hAnsi="Times New Roman"/>
+          <w:szCs w:val="28"/>
+        </w:rPr>
+        <w:t xml:space="preserve">: </w:t>
+      </w:r>
+      <w:r>
+        <w:rPr>
+          <w:rFonts w:ascii="Times New Roman" w:hAnsi="Times New Roman" w:hint="eastAsia"/>
+          <w:szCs w:val="28"/>
+        </w:rPr>
+        <w:t>Питер</w:t>
+      </w:r>
+      <w:r>
+        <w:rPr>
+          <w:rFonts w:ascii="Times New Roman" w:hAnsi="Times New Roman"/>
+          <w:szCs w:val="28"/>
+        </w:rPr>
+        <w:t xml:space="preserve">, 2013. </w:t>
+      </w:r>
+      <w:r>
+        <w:rPr>
+          <w:rFonts w:ascii="Times New Roman" w:hAnsi="Times New Roman" w:hint="eastAsia"/>
+          <w:szCs w:val="28"/>
+        </w:rPr>
+        <w:t>—</w:t>
+      </w:r>
+      <w:r>
+        <w:rPr>
+          <w:rFonts w:ascii="Times New Roman" w:hAnsi="Times New Roman"/>
+          <w:szCs w:val="28"/>
+        </w:rPr>
+        <w:t xml:space="preserve"> 720 </w:t>
+      </w:r>
+      <w:r>
+        <w:rPr>
+          <w:rFonts w:ascii="Times New Roman" w:hAnsi="Times New Roman" w:hint="eastAsia"/>
+          <w:szCs w:val="28"/>
+        </w:rPr>
+        <w:t>с</w:t>
+      </w:r>
+      <w:r>
+        <w:rPr>
+          <w:rFonts w:ascii="Times New Roman" w:hAnsi="Times New Roman"/>
+          <w:szCs w:val="28"/>
+        </w:rPr>
+        <w:t>.</w:t>
       </w:r>
     </w:p>
     <w:p>
@@ -40010,7 +40711,7 @@
         <w:pStyle w:val="a7"/>
         <w:numPr>
           <w:ilvl w:val="0"/>
-          <w:numId w:val="41"/>
+          <w:numId w:val="28"/>
         </w:numPr>
         <w:spacing w:line="360" w:lineRule="auto"/>
         <w:rPr>
@@ -40067,35 +40768,21 @@
           <w:rFonts w:ascii="Times New Roman" w:hAnsi="Times New Roman"/>
           <w:szCs w:val="28"/>
         </w:rPr>
-        <w:t>]. URL: https://developer.mozilla.org/docs/Web/HTML (</w:t>
+        <w:t xml:space="preserve">]. </w:t>
       </w:r>
       <w:r>
         <w:rPr>
           <w:rFonts w:ascii="Times New Roman" w:hAnsi="Times New Roman" w:hint="eastAsia"/>
           <w:szCs w:val="28"/>
         </w:rPr>
-        <w:t>дата</w:t>
-      </w:r>
-      <w:r>
-        <w:rPr>
-          <w:rFonts w:ascii="Times New Roman" w:hAnsi="Times New Roman"/>
-          <w:szCs w:val="28"/>
-        </w:rPr>
-        <w:t xml:space="preserve"> </w:t>
-      </w:r>
-      <w:r>
-        <w:rPr>
-          <w:rFonts w:ascii="Times New Roman" w:hAnsi="Times New Roman" w:hint="eastAsia"/>
-          <w:szCs w:val="28"/>
-        </w:rPr>
-        <w:t>обращения</w:t>
-      </w:r>
-      <w:r>
-        <w:rPr>
-          <w:rFonts w:ascii="Times New Roman" w:hAnsi="Times New Roman"/>
-          <w:szCs w:val="28"/>
-        </w:rPr>
-        <w:t>: 14.05.2026).</w:t>
+        <w:t>—</w:t>
+      </w:r>
+      <w:r>
+        <w:rPr>
+          <w:rFonts w:ascii="Times New Roman" w:hAnsi="Times New Roman"/>
+          <w:szCs w:val="28"/>
+        </w:rPr>
+        <w:t xml:space="preserve"> URL: https://developer.mozilla.org/docs/Web/HTML.</w:t>
       </w:r>
     </w:p>
     <w:p>
@@ -40103,7 +40790,7 @@
         <w:pStyle w:val="a7"/>
         <w:numPr>
           <w:ilvl w:val="0"/>
-          <w:numId w:val="41"/>
+          <w:numId w:val="28"/>
         </w:numPr>
         <w:spacing w:line="360" w:lineRule="auto"/>
         <w:rPr>
@@ -40160,35 +40847,21 @@
           <w:rFonts w:ascii="Times New Roman" w:hAnsi="Times New Roman"/>
           <w:szCs w:val="28"/>
         </w:rPr>
-        <w:t>]. URL: https://developer.mozilla.org/docs/Web/CSS (</w:t>
+        <w:t xml:space="preserve">]. </w:t>
       </w:r>
       <w:r>
         <w:rPr>
           <w:rFonts w:ascii="Times New Roman" w:hAnsi="Times New Roman" w:hint="eastAsia"/>
           <w:szCs w:val="28"/>
         </w:rPr>
-        <w:t>дата</w:t>
-      </w:r>
-      <w:r>
-        <w:rPr>
-          <w:rFonts w:ascii="Times New Roman" w:hAnsi="Times New Roman"/>
-          <w:szCs w:val="28"/>
-        </w:rPr>
-        <w:t xml:space="preserve"> </w:t>
-      </w:r>
-      <w:r>
-        <w:rPr>
-          <w:rFonts w:ascii="Times New Roman" w:hAnsi="Times New Roman" w:hint="eastAsia"/>
-          <w:szCs w:val="28"/>
-        </w:rPr>
-        <w:t>обращения</w:t>
-      </w:r>
-      <w:r>
-        <w:rPr>
-          <w:rFonts w:ascii="Times New Roman" w:hAnsi="Times New Roman"/>
-          <w:szCs w:val="28"/>
-        </w:rPr>
-        <w:t>: 14.05.2026).</w:t>
+        <w:t>—</w:t>
+      </w:r>
+      <w:r>
+        <w:rPr>
+          <w:rFonts w:ascii="Times New Roman" w:hAnsi="Times New Roman"/>
+          <w:szCs w:val="28"/>
+        </w:rPr>
+        <w:t xml:space="preserve"> URL: https://developer.mozilla.org/docs/Web/CSS.</w:t>
       </w:r>
     </w:p>
     <w:p>
@@ -40222,6 +40895,7 @@
           <w:szCs w:val="28"/>
         </w:rPr>
       </w:pPr>
+      <w:bookmarkStart w:id="21" w:name="_Toc230721329"/>
       <w:r>
         <w:rPr>
           <w:rFonts w:ascii="Times New Roman" w:hAnsi="Times New Roman" w:cs="Times New Roman"/>
@@ -40234,6 +40908,7 @@
         <w:lastRenderedPageBreak/>
         <w:t>ССЫЛКА НА ПРОЕКТ</w:t>
       </w:r>
+      <w:bookmarkEnd w:id="21"/>
     </w:p>
     <w:p>
       <w:pPr>
@@ -45974,6 +46649,7 @@
   <w:style w:type="character" w:default="1" w:styleId="a0">
     <w:name w:val="Default Paragraph Font"/>
     <w:uiPriority w:val="1"/>
+    <w:semiHidden/>
     <w:unhideWhenUsed/>
   </w:style>
   <w:style w:type="table" w:default="1" w:styleId="a1">

--- a/Курсовая/Курсовая Фитнес-центр.docx
+++ b/Курсовая/Курсовая Фитнес-центр.docx
@@ -187,10 +187,12 @@
           <w:szCs w:val="28"/>
         </w:rPr>
         <w:sectPr>
+          <w:footerReference w:type="default" r:id="rId8"/>
           <w:pgSz w:w="11906" w:h="16838"/>
           <w:pgMar w:top="1134" w:right="850" w:bottom="1134" w:left="1701" w:header="708" w:footer="708" w:gutter="0"/>
           <w:cols w:space="708"/>
-          <w:docGrid w:linePitch="360"/>
+          <w:titlePg/>
+          <w:docGrid w:linePitch="381"/>
         </w:sectPr>
       </w:pPr>
     </w:p>
@@ -4208,7 +4210,7 @@
                     </pic:cNvPicPr>
                   </pic:nvPicPr>
                   <pic:blipFill>
-                    <a:blip r:embed="rId6">
+                    <a:blip r:embed="rId9">
                       <a:extLst>
                         <a:ext uri="{28A0092B-C50C-407E-A947-70E740481C1C}">
                           <a14:useLocalDpi xmlns:a14="http://schemas.microsoft.com/office/drawing/2010/main" val="0"/>
@@ -5964,7 +5966,7 @@
                     </pic:cNvPicPr>
                   </pic:nvPicPr>
                   <pic:blipFill>
-                    <a:blip r:embed="rId7">
+                    <a:blip r:embed="rId10">
                       <a:extLst>
                         <a:ext uri="{28A0092B-C50C-407E-A947-70E740481C1C}">
                           <a14:useLocalDpi xmlns:a14="http://schemas.microsoft.com/office/drawing/2010/main" val="0"/>
@@ -7126,7 +7128,7 @@
                     </pic:cNvPicPr>
                   </pic:nvPicPr>
                   <pic:blipFill>
-                    <a:blip r:embed="rId8">
+                    <a:blip r:embed="rId11">
                       <a:extLst>
                         <a:ext uri="{28A0092B-C50C-407E-A947-70E740481C1C}">
                           <a14:useLocalDpi xmlns:a14="http://schemas.microsoft.com/office/drawing/2010/main" val="0"/>
@@ -8225,311 +8227,6 @@
             <wp:extent cx="5940425" cy="3341370"/>
             <wp:effectExtent l="0" t="0" r="3175" b="0"/>
             <wp:docPr id="4" name="Рисунок 4"/>
-            <wp:cNvGraphicFramePr>
-              <a:graphicFrameLocks xmlns:a="http://schemas.openxmlformats.org/drawingml/2006/main" noChangeAspect="1"/>
-            </wp:cNvGraphicFramePr>
-            <a:graphic xmlns:a="http://schemas.openxmlformats.org/drawingml/2006/main">
-              <a:graphicData uri="http://schemas.openxmlformats.org/drawingml/2006/picture">
-                <pic:pic xmlns:pic="http://schemas.openxmlformats.org/drawingml/2006/picture">
-                  <pic:nvPicPr>
-                    <pic:cNvPr id="1" name=""/>
-                    <pic:cNvPicPr/>
-                  </pic:nvPicPr>
-                  <pic:blipFill>
-                    <a:blip r:embed="rId9"/>
-                    <a:stretch>
-                      <a:fillRect/>
-                    </a:stretch>
-                  </pic:blipFill>
-                  <pic:spPr>
-                    <a:xfrm>
-                      <a:off x="0" y="0"/>
-                      <a:ext cx="5940425" cy="3341370"/>
-                    </a:xfrm>
-                    <a:prstGeom prst="rect">
-                      <a:avLst/>
-                    </a:prstGeom>
-                  </pic:spPr>
-                </pic:pic>
-              </a:graphicData>
-            </a:graphic>
-          </wp:inline>
-        </w:drawing>
-      </w:r>
-    </w:p>
-    <w:p>
-      <w:pPr>
-        <w:spacing w:line="360" w:lineRule="auto"/>
-        <w:rPr>
-          <w:rFonts w:ascii="Times New Roman" w:hAnsi="Times New Roman"/>
-          <w:sz w:val="24"/>
-          <w:szCs w:val="18"/>
-        </w:rPr>
-      </w:pPr>
-      <w:r>
-        <w:rPr>
-          <w:rFonts w:ascii="Times New Roman" w:hAnsi="Times New Roman"/>
-          <w:i/>
-          <w:iCs/>
-          <w:sz w:val="24"/>
-          <w:szCs w:val="18"/>
-        </w:rPr>
-        <w:t xml:space="preserve">Рисунок 4 — </w:t>
-      </w:r>
-      <w:r>
-        <w:rPr>
-          <w:rFonts w:ascii="Times New Roman" w:hAnsi="Times New Roman"/>
-          <w:i/>
-          <w:iCs/>
-          <w:sz w:val="24"/>
-          <w:szCs w:val="18"/>
-        </w:rPr>
-        <w:t>Главная страница веб-приложения</w:t>
-      </w:r>
-    </w:p>
-    <w:p>
-      <w:pPr>
-        <w:spacing w:line="360" w:lineRule="auto"/>
-        <w:rPr>
-          <w:rFonts w:ascii="Times New Roman" w:hAnsi="Times New Roman"/>
-        </w:rPr>
-      </w:pPr>
-    </w:p>
-    <w:p>
-      <w:pPr>
-        <w:spacing w:line="360" w:lineRule="auto"/>
-        <w:rPr>
-          <w:rFonts w:ascii="Times New Roman" w:hAnsi="Times New Roman"/>
-        </w:rPr>
-      </w:pPr>
-      <w:r>
-        <w:rPr>
-          <w:rFonts w:ascii="Times New Roman" w:hAnsi="Times New Roman"/>
-          <w:noProof/>
-        </w:rPr>
-        <w:drawing>
-          <wp:inline distT="0" distB="0" distL="0" distR="0" wp14:anchorId="30208E0F" wp14:editId="017C7F17">
-            <wp:extent cx="5940425" cy="3341370"/>
-            <wp:effectExtent l="0" t="0" r="3175" b="0"/>
-            <wp:docPr id="6" name="Рисунок 6"/>
-            <wp:cNvGraphicFramePr>
-              <a:graphicFrameLocks xmlns:a="http://schemas.openxmlformats.org/drawingml/2006/main" noChangeAspect="1"/>
-            </wp:cNvGraphicFramePr>
-            <a:graphic xmlns:a="http://schemas.openxmlformats.org/drawingml/2006/main">
-              <a:graphicData uri="http://schemas.openxmlformats.org/drawingml/2006/picture">
-                <pic:pic xmlns:pic="http://schemas.openxmlformats.org/drawingml/2006/picture">
-                  <pic:nvPicPr>
-                    <pic:cNvPr id="1" name=""/>
-                    <pic:cNvPicPr/>
-                  </pic:nvPicPr>
-                  <pic:blipFill>
-                    <a:blip r:embed="rId10"/>
-                    <a:stretch>
-                      <a:fillRect/>
-                    </a:stretch>
-                  </pic:blipFill>
-                  <pic:spPr>
-                    <a:xfrm>
-                      <a:off x="0" y="0"/>
-                      <a:ext cx="5940425" cy="3341370"/>
-                    </a:xfrm>
-                    <a:prstGeom prst="rect">
-                      <a:avLst/>
-                    </a:prstGeom>
-                  </pic:spPr>
-                </pic:pic>
-              </a:graphicData>
-            </a:graphic>
-          </wp:inline>
-        </w:drawing>
-      </w:r>
-    </w:p>
-    <w:p>
-      <w:pPr>
-        <w:spacing w:line="360" w:lineRule="auto"/>
-        <w:rPr>
-          <w:rFonts w:ascii="Times New Roman" w:hAnsi="Times New Roman"/>
-          <w:sz w:val="24"/>
-          <w:szCs w:val="18"/>
-        </w:rPr>
-      </w:pPr>
-      <w:r>
-        <w:rPr>
-          <w:rFonts w:ascii="Times New Roman" w:hAnsi="Times New Roman"/>
-          <w:i/>
-          <w:iCs/>
-          <w:sz w:val="24"/>
-          <w:szCs w:val="18"/>
-        </w:rPr>
-        <w:t xml:space="preserve">Рисунок </w:t>
-      </w:r>
-      <w:r>
-        <w:rPr>
-          <w:rFonts w:ascii="Times New Roman" w:hAnsi="Times New Roman"/>
-          <w:i/>
-          <w:iCs/>
-          <w:sz w:val="24"/>
-          <w:szCs w:val="18"/>
-        </w:rPr>
-        <w:t>5</w:t>
-      </w:r>
-      <w:r>
-        <w:rPr>
-          <w:rFonts w:ascii="Times New Roman" w:hAnsi="Times New Roman"/>
-          <w:i/>
-          <w:iCs/>
-          <w:sz w:val="24"/>
-          <w:szCs w:val="18"/>
-        </w:rPr>
-        <w:t xml:space="preserve"> —</w:t>
-      </w:r>
-      <w:r>
-        <w:rPr>
-          <w:rFonts w:ascii="Times New Roman" w:hAnsi="Times New Roman"/>
-          <w:i/>
-          <w:iCs/>
-          <w:sz w:val="24"/>
-          <w:szCs w:val="18"/>
-        </w:rPr>
-        <w:t xml:space="preserve"> Страница расписания занятий фитнесс центра</w:t>
-      </w:r>
-    </w:p>
-    <w:p>
-      <w:pPr>
-        <w:spacing w:line="360" w:lineRule="auto"/>
-        <w:rPr>
-          <w:rFonts w:ascii="Times New Roman" w:hAnsi="Times New Roman"/>
-        </w:rPr>
-      </w:pPr>
-    </w:p>
-    <w:p>
-      <w:pPr>
-        <w:spacing w:line="360" w:lineRule="auto"/>
-        <w:rPr>
-          <w:rFonts w:ascii="Times New Roman" w:hAnsi="Times New Roman"/>
-        </w:rPr>
-      </w:pPr>
-      <w:r>
-        <w:rPr>
-          <w:rFonts w:ascii="Times New Roman" w:hAnsi="Times New Roman"/>
-          <w:noProof/>
-        </w:rPr>
-        <w:lastRenderedPageBreak/>
-        <w:drawing>
-          <wp:inline distT="0" distB="0" distL="0" distR="0" wp14:anchorId="508298B0" wp14:editId="5415BCD2">
-            <wp:extent cx="5940425" cy="3341370"/>
-            <wp:effectExtent l="0" t="0" r="3175" b="0"/>
-            <wp:docPr id="7" name="Рисунок 7"/>
-            <wp:cNvGraphicFramePr>
-              <a:graphicFrameLocks xmlns:a="http://schemas.openxmlformats.org/drawingml/2006/main" noChangeAspect="1"/>
-            </wp:cNvGraphicFramePr>
-            <a:graphic xmlns:a="http://schemas.openxmlformats.org/drawingml/2006/main">
-              <a:graphicData uri="http://schemas.openxmlformats.org/drawingml/2006/picture">
-                <pic:pic xmlns:pic="http://schemas.openxmlformats.org/drawingml/2006/picture">
-                  <pic:nvPicPr>
-                    <pic:cNvPr id="1" name=""/>
-                    <pic:cNvPicPr/>
-                  </pic:nvPicPr>
-                  <pic:blipFill>
-                    <a:blip r:embed="rId11"/>
-                    <a:stretch>
-                      <a:fillRect/>
-                    </a:stretch>
-                  </pic:blipFill>
-                  <pic:spPr>
-                    <a:xfrm>
-                      <a:off x="0" y="0"/>
-                      <a:ext cx="5940425" cy="3341370"/>
-                    </a:xfrm>
-                    <a:prstGeom prst="rect">
-                      <a:avLst/>
-                    </a:prstGeom>
-                  </pic:spPr>
-                </pic:pic>
-              </a:graphicData>
-            </a:graphic>
-          </wp:inline>
-        </w:drawing>
-      </w:r>
-    </w:p>
-    <w:p>
-      <w:pPr>
-        <w:spacing w:line="360" w:lineRule="auto"/>
-        <w:rPr>
-          <w:rFonts w:ascii="Times New Roman" w:hAnsi="Times New Roman"/>
-          <w:sz w:val="24"/>
-          <w:szCs w:val="18"/>
-        </w:rPr>
-      </w:pPr>
-      <w:r>
-        <w:rPr>
-          <w:rFonts w:ascii="Times New Roman" w:hAnsi="Times New Roman"/>
-          <w:i/>
-          <w:iCs/>
-          <w:sz w:val="24"/>
-          <w:szCs w:val="18"/>
-        </w:rPr>
-        <w:t xml:space="preserve">Рисунок </w:t>
-      </w:r>
-      <w:r>
-        <w:rPr>
-          <w:rFonts w:ascii="Times New Roman" w:hAnsi="Times New Roman"/>
-          <w:i/>
-          <w:iCs/>
-          <w:sz w:val="24"/>
-          <w:szCs w:val="18"/>
-        </w:rPr>
-        <w:t>6</w:t>
-      </w:r>
-      <w:r>
-        <w:rPr>
-          <w:rFonts w:ascii="Times New Roman" w:hAnsi="Times New Roman"/>
-          <w:i/>
-          <w:iCs/>
-          <w:sz w:val="24"/>
-          <w:szCs w:val="18"/>
-        </w:rPr>
-        <w:t xml:space="preserve"> —</w:t>
-      </w:r>
-      <w:r>
-        <w:rPr>
-          <w:rFonts w:ascii="Times New Roman" w:hAnsi="Times New Roman"/>
-          <w:i/>
-          <w:iCs/>
-          <w:sz w:val="24"/>
-          <w:szCs w:val="18"/>
-        </w:rPr>
-        <w:t xml:space="preserve"> Страница тренеров фитнесс центра</w:t>
-      </w:r>
-    </w:p>
-    <w:p>
-      <w:pPr>
-        <w:spacing w:line="360" w:lineRule="auto"/>
-        <w:rPr>
-          <w:rFonts w:ascii="Times New Roman" w:hAnsi="Times New Roman"/>
-          <w:szCs w:val="28"/>
-        </w:rPr>
-      </w:pPr>
-    </w:p>
-    <w:p>
-      <w:pPr>
-        <w:spacing w:line="360" w:lineRule="auto"/>
-        <w:rPr>
-          <w:rFonts w:ascii="Times New Roman" w:hAnsi="Times New Roman"/>
-          <w:szCs w:val="28"/>
-        </w:rPr>
-      </w:pPr>
-      <w:r>
-        <w:rPr>
-          <w:rFonts w:ascii="Times New Roman" w:hAnsi="Times New Roman"/>
-          <w:noProof/>
-          <w:szCs w:val="28"/>
-        </w:rPr>
-        <w:drawing>
-          <wp:inline distT="0" distB="0" distL="0" distR="0" wp14:anchorId="2240DEEA" wp14:editId="2EC34E0D">
-            <wp:extent cx="5940425" cy="3341370"/>
-            <wp:effectExtent l="0" t="0" r="3175" b="0"/>
-            <wp:docPr id="8" name="Рисунок 8"/>
             <wp:cNvGraphicFramePr>
               <a:graphicFrameLocks xmlns:a="http://schemas.openxmlformats.org/drawingml/2006/main" noChangeAspect="1"/>
             </wp:cNvGraphicFramePr>
@@ -8579,7 +8276,7 @@
           <w:sz w:val="24"/>
           <w:szCs w:val="18"/>
         </w:rPr>
-        <w:t xml:space="preserve">Рисунок </w:t>
+        <w:t xml:space="preserve">Рисунок 4 — </w:t>
       </w:r>
       <w:r>
         <w:rPr>
@@ -8589,27 +8286,7 @@
           <w:sz w:val="24"/>
           <w:szCs w:val="18"/>
         </w:rPr>
-        <w:t>7</w:t>
-      </w:r>
-      <w:r>
-        <w:rPr>
-          <w:rFonts w:ascii="Times New Roman" w:hAnsi="Times New Roman"/>
-          <w:i/>
-          <w:iCs/>
-          <w:sz w:val="24"/>
-          <w:szCs w:val="18"/>
-        </w:rPr>
-        <w:t xml:space="preserve"> —</w:t>
-      </w:r>
-      <w:r>
-        <w:rPr>
-          <w:rFonts w:ascii="Times New Roman" w:hAnsi="Times New Roman"/>
-          <w:i/>
-          <w:iCs/>
-          <w:sz w:val="24"/>
-          <w:szCs w:val="18"/>
-        </w:rPr>
-        <w:t xml:space="preserve"> Страница блога фитнесс центра</w:t>
+        <w:t>Главная страница веб-приложения</w:t>
       </w:r>
     </w:p>
     <w:p>
@@ -8617,7 +8294,6 @@
         <w:spacing w:line="360" w:lineRule="auto"/>
         <w:rPr>
           <w:rFonts w:ascii="Times New Roman" w:hAnsi="Times New Roman"/>
-          <w:szCs w:val="28"/>
         </w:rPr>
       </w:pPr>
     </w:p>
@@ -8626,21 +8302,18 @@
         <w:spacing w:line="360" w:lineRule="auto"/>
         <w:rPr>
           <w:rFonts w:ascii="Times New Roman" w:hAnsi="Times New Roman"/>
-          <w:szCs w:val="28"/>
         </w:rPr>
       </w:pPr>
       <w:r>
         <w:rPr>
           <w:rFonts w:ascii="Times New Roman" w:hAnsi="Times New Roman"/>
           <w:noProof/>
-          <w:szCs w:val="28"/>
-        </w:rPr>
-        <w:lastRenderedPageBreak/>
+        </w:rPr>
         <w:drawing>
-          <wp:inline distT="0" distB="0" distL="0" distR="0" wp14:anchorId="2FE2D2AB" wp14:editId="565913A5">
+          <wp:inline distT="0" distB="0" distL="0" distR="0" wp14:anchorId="30208E0F" wp14:editId="017C7F17">
             <wp:extent cx="5940425" cy="3341370"/>
             <wp:effectExtent l="0" t="0" r="3175" b="0"/>
-            <wp:docPr id="9" name="Рисунок 9"/>
+            <wp:docPr id="6" name="Рисунок 6"/>
             <wp:cNvGraphicFramePr>
               <a:graphicFrameLocks xmlns:a="http://schemas.openxmlformats.org/drawingml/2006/main" noChangeAspect="1"/>
             </wp:cNvGraphicFramePr>
@@ -8700,7 +8373,7 @@
           <w:sz w:val="24"/>
           <w:szCs w:val="18"/>
         </w:rPr>
-        <w:t>8</w:t>
+        <w:t>5</w:t>
       </w:r>
       <w:r>
         <w:rPr>
@@ -8720,7 +8393,7 @@
           <w:sz w:val="24"/>
           <w:szCs w:val="18"/>
         </w:rPr>
-        <w:t xml:space="preserve"> Личный кабинет</w:t>
+        <w:t xml:space="preserve"> Страница расписания занятий фитнесс центра</w:t>
       </w:r>
     </w:p>
     <w:p>
@@ -8728,7 +8401,6 @@
         <w:spacing w:line="360" w:lineRule="auto"/>
         <w:rPr>
           <w:rFonts w:ascii="Times New Roman" w:hAnsi="Times New Roman"/>
-          <w:szCs w:val="28"/>
         </w:rPr>
       </w:pPr>
     </w:p>
@@ -8737,20 +8409,19 @@
         <w:spacing w:line="360" w:lineRule="auto"/>
         <w:rPr>
           <w:rFonts w:ascii="Times New Roman" w:hAnsi="Times New Roman"/>
-          <w:szCs w:val="28"/>
         </w:rPr>
       </w:pPr>
       <w:r>
         <w:rPr>
           <w:rFonts w:ascii="Times New Roman" w:hAnsi="Times New Roman"/>
           <w:noProof/>
-          <w:szCs w:val="28"/>
-        </w:rPr>
+        </w:rPr>
+        <w:lastRenderedPageBreak/>
         <w:drawing>
-          <wp:inline distT="0" distB="0" distL="0" distR="0" wp14:anchorId="3F47CF5C" wp14:editId="61EA344F">
+          <wp:inline distT="0" distB="0" distL="0" distR="0" wp14:anchorId="508298B0" wp14:editId="5415BCD2">
             <wp:extent cx="5940425" cy="3341370"/>
             <wp:effectExtent l="0" t="0" r="3175" b="0"/>
-            <wp:docPr id="13" name="Рисунок 13"/>
+            <wp:docPr id="7" name="Рисунок 7"/>
             <wp:cNvGraphicFramePr>
               <a:graphicFrameLocks xmlns:a="http://schemas.openxmlformats.org/drawingml/2006/main" noChangeAspect="1"/>
             </wp:cNvGraphicFramePr>
@@ -8809,9 +8480,8 @@
           <w:iCs/>
           <w:sz w:val="24"/>
           <w:szCs w:val="18"/>
-          <w:lang w:val="en-US"/>
-        </w:rPr>
-        <w:t>9</w:t>
+        </w:rPr>
+        <w:t>6</w:t>
       </w:r>
       <w:r>
         <w:rPr>
@@ -8831,7 +8501,7 @@
           <w:sz w:val="24"/>
           <w:szCs w:val="18"/>
         </w:rPr>
-        <w:t xml:space="preserve"> Страница входа</w:t>
+        <w:t xml:space="preserve"> Страница тренеров фитнесс центра</w:t>
       </w:r>
     </w:p>
     <w:p>
@@ -8857,12 +8527,11 @@
           <w:noProof/>
           <w:szCs w:val="28"/>
         </w:rPr>
-        <w:lastRenderedPageBreak/>
         <w:drawing>
-          <wp:inline distT="0" distB="0" distL="0" distR="0" wp14:anchorId="10D94C0C" wp14:editId="077D0240">
+          <wp:inline distT="0" distB="0" distL="0" distR="0" wp14:anchorId="2240DEEA" wp14:editId="2EC34E0D">
             <wp:extent cx="5940425" cy="3341370"/>
             <wp:effectExtent l="0" t="0" r="3175" b="0"/>
-            <wp:docPr id="14" name="Рисунок 14"/>
+            <wp:docPr id="8" name="Рисунок 8"/>
             <wp:cNvGraphicFramePr>
               <a:graphicFrameLocks xmlns:a="http://schemas.openxmlformats.org/drawingml/2006/main" noChangeAspect="1"/>
             </wp:cNvGraphicFramePr>
@@ -8922,6 +8591,339 @@
           <w:sz w:val="24"/>
           <w:szCs w:val="18"/>
         </w:rPr>
+        <w:t>7</w:t>
+      </w:r>
+      <w:r>
+        <w:rPr>
+          <w:rFonts w:ascii="Times New Roman" w:hAnsi="Times New Roman"/>
+          <w:i/>
+          <w:iCs/>
+          <w:sz w:val="24"/>
+          <w:szCs w:val="18"/>
+        </w:rPr>
+        <w:t xml:space="preserve"> —</w:t>
+      </w:r>
+      <w:r>
+        <w:rPr>
+          <w:rFonts w:ascii="Times New Roman" w:hAnsi="Times New Roman"/>
+          <w:i/>
+          <w:iCs/>
+          <w:sz w:val="24"/>
+          <w:szCs w:val="18"/>
+        </w:rPr>
+        <w:t xml:space="preserve"> Страница блога фитнесс центра</w:t>
+      </w:r>
+    </w:p>
+    <w:p>
+      <w:pPr>
+        <w:spacing w:line="360" w:lineRule="auto"/>
+        <w:rPr>
+          <w:rFonts w:ascii="Times New Roman" w:hAnsi="Times New Roman"/>
+          <w:szCs w:val="28"/>
+        </w:rPr>
+      </w:pPr>
+    </w:p>
+    <w:p>
+      <w:pPr>
+        <w:spacing w:line="360" w:lineRule="auto"/>
+        <w:rPr>
+          <w:rFonts w:ascii="Times New Roman" w:hAnsi="Times New Roman"/>
+          <w:szCs w:val="28"/>
+        </w:rPr>
+      </w:pPr>
+      <w:r>
+        <w:rPr>
+          <w:rFonts w:ascii="Times New Roman" w:hAnsi="Times New Roman"/>
+          <w:noProof/>
+          <w:szCs w:val="28"/>
+        </w:rPr>
+        <w:lastRenderedPageBreak/>
+        <w:drawing>
+          <wp:inline distT="0" distB="0" distL="0" distR="0" wp14:anchorId="2FE2D2AB" wp14:editId="565913A5">
+            <wp:extent cx="5940425" cy="3341370"/>
+            <wp:effectExtent l="0" t="0" r="3175" b="0"/>
+            <wp:docPr id="9" name="Рисунок 9"/>
+            <wp:cNvGraphicFramePr>
+              <a:graphicFrameLocks xmlns:a="http://schemas.openxmlformats.org/drawingml/2006/main" noChangeAspect="1"/>
+            </wp:cNvGraphicFramePr>
+            <a:graphic xmlns:a="http://schemas.openxmlformats.org/drawingml/2006/main">
+              <a:graphicData uri="http://schemas.openxmlformats.org/drawingml/2006/picture">
+                <pic:pic xmlns:pic="http://schemas.openxmlformats.org/drawingml/2006/picture">
+                  <pic:nvPicPr>
+                    <pic:cNvPr id="1" name=""/>
+                    <pic:cNvPicPr/>
+                  </pic:nvPicPr>
+                  <pic:blipFill>
+                    <a:blip r:embed="rId16"/>
+                    <a:stretch>
+                      <a:fillRect/>
+                    </a:stretch>
+                  </pic:blipFill>
+                  <pic:spPr>
+                    <a:xfrm>
+                      <a:off x="0" y="0"/>
+                      <a:ext cx="5940425" cy="3341370"/>
+                    </a:xfrm>
+                    <a:prstGeom prst="rect">
+                      <a:avLst/>
+                    </a:prstGeom>
+                  </pic:spPr>
+                </pic:pic>
+              </a:graphicData>
+            </a:graphic>
+          </wp:inline>
+        </w:drawing>
+      </w:r>
+    </w:p>
+    <w:p>
+      <w:pPr>
+        <w:spacing w:line="360" w:lineRule="auto"/>
+        <w:rPr>
+          <w:rFonts w:ascii="Times New Roman" w:hAnsi="Times New Roman"/>
+          <w:sz w:val="24"/>
+          <w:szCs w:val="18"/>
+        </w:rPr>
+      </w:pPr>
+      <w:r>
+        <w:rPr>
+          <w:rFonts w:ascii="Times New Roman" w:hAnsi="Times New Roman"/>
+          <w:i/>
+          <w:iCs/>
+          <w:sz w:val="24"/>
+          <w:szCs w:val="18"/>
+        </w:rPr>
+        <w:t xml:space="preserve">Рисунок </w:t>
+      </w:r>
+      <w:r>
+        <w:rPr>
+          <w:rFonts w:ascii="Times New Roman" w:hAnsi="Times New Roman"/>
+          <w:i/>
+          <w:iCs/>
+          <w:sz w:val="24"/>
+          <w:szCs w:val="18"/>
+        </w:rPr>
+        <w:t>8</w:t>
+      </w:r>
+      <w:r>
+        <w:rPr>
+          <w:rFonts w:ascii="Times New Roman" w:hAnsi="Times New Roman"/>
+          <w:i/>
+          <w:iCs/>
+          <w:sz w:val="24"/>
+          <w:szCs w:val="18"/>
+        </w:rPr>
+        <w:t xml:space="preserve"> —</w:t>
+      </w:r>
+      <w:r>
+        <w:rPr>
+          <w:rFonts w:ascii="Times New Roman" w:hAnsi="Times New Roman"/>
+          <w:i/>
+          <w:iCs/>
+          <w:sz w:val="24"/>
+          <w:szCs w:val="18"/>
+        </w:rPr>
+        <w:t xml:space="preserve"> Личный кабинет</w:t>
+      </w:r>
+    </w:p>
+    <w:p>
+      <w:pPr>
+        <w:spacing w:line="360" w:lineRule="auto"/>
+        <w:rPr>
+          <w:rFonts w:ascii="Times New Roman" w:hAnsi="Times New Roman"/>
+          <w:szCs w:val="28"/>
+        </w:rPr>
+      </w:pPr>
+    </w:p>
+    <w:p>
+      <w:pPr>
+        <w:spacing w:line="360" w:lineRule="auto"/>
+        <w:rPr>
+          <w:rFonts w:ascii="Times New Roman" w:hAnsi="Times New Roman"/>
+          <w:szCs w:val="28"/>
+        </w:rPr>
+      </w:pPr>
+      <w:r>
+        <w:rPr>
+          <w:rFonts w:ascii="Times New Roman" w:hAnsi="Times New Roman"/>
+          <w:noProof/>
+          <w:szCs w:val="28"/>
+        </w:rPr>
+        <w:drawing>
+          <wp:inline distT="0" distB="0" distL="0" distR="0" wp14:anchorId="3F47CF5C" wp14:editId="61EA344F">
+            <wp:extent cx="5940425" cy="3341370"/>
+            <wp:effectExtent l="0" t="0" r="3175" b="0"/>
+            <wp:docPr id="13" name="Рисунок 13"/>
+            <wp:cNvGraphicFramePr>
+              <a:graphicFrameLocks xmlns:a="http://schemas.openxmlformats.org/drawingml/2006/main" noChangeAspect="1"/>
+            </wp:cNvGraphicFramePr>
+            <a:graphic xmlns:a="http://schemas.openxmlformats.org/drawingml/2006/main">
+              <a:graphicData uri="http://schemas.openxmlformats.org/drawingml/2006/picture">
+                <pic:pic xmlns:pic="http://schemas.openxmlformats.org/drawingml/2006/picture">
+                  <pic:nvPicPr>
+                    <pic:cNvPr id="1" name=""/>
+                    <pic:cNvPicPr/>
+                  </pic:nvPicPr>
+                  <pic:blipFill>
+                    <a:blip r:embed="rId17"/>
+                    <a:stretch>
+                      <a:fillRect/>
+                    </a:stretch>
+                  </pic:blipFill>
+                  <pic:spPr>
+                    <a:xfrm>
+                      <a:off x="0" y="0"/>
+                      <a:ext cx="5940425" cy="3341370"/>
+                    </a:xfrm>
+                    <a:prstGeom prst="rect">
+                      <a:avLst/>
+                    </a:prstGeom>
+                  </pic:spPr>
+                </pic:pic>
+              </a:graphicData>
+            </a:graphic>
+          </wp:inline>
+        </w:drawing>
+      </w:r>
+    </w:p>
+    <w:p>
+      <w:pPr>
+        <w:spacing w:line="360" w:lineRule="auto"/>
+        <w:rPr>
+          <w:rFonts w:ascii="Times New Roman" w:hAnsi="Times New Roman"/>
+          <w:sz w:val="24"/>
+          <w:szCs w:val="18"/>
+        </w:rPr>
+      </w:pPr>
+      <w:r>
+        <w:rPr>
+          <w:rFonts w:ascii="Times New Roman" w:hAnsi="Times New Roman"/>
+          <w:i/>
+          <w:iCs/>
+          <w:sz w:val="24"/>
+          <w:szCs w:val="18"/>
+        </w:rPr>
+        <w:t xml:space="preserve">Рисунок </w:t>
+      </w:r>
+      <w:r>
+        <w:rPr>
+          <w:rFonts w:ascii="Times New Roman" w:hAnsi="Times New Roman"/>
+          <w:i/>
+          <w:iCs/>
+          <w:sz w:val="24"/>
+          <w:szCs w:val="18"/>
+          <w:lang w:val="en-US"/>
+        </w:rPr>
+        <w:t>9</w:t>
+      </w:r>
+      <w:r>
+        <w:rPr>
+          <w:rFonts w:ascii="Times New Roman" w:hAnsi="Times New Roman"/>
+          <w:i/>
+          <w:iCs/>
+          <w:sz w:val="24"/>
+          <w:szCs w:val="18"/>
+        </w:rPr>
+        <w:t xml:space="preserve"> —</w:t>
+      </w:r>
+      <w:r>
+        <w:rPr>
+          <w:rFonts w:ascii="Times New Roman" w:hAnsi="Times New Roman"/>
+          <w:i/>
+          <w:iCs/>
+          <w:sz w:val="24"/>
+          <w:szCs w:val="18"/>
+        </w:rPr>
+        <w:t xml:space="preserve"> Страница входа</w:t>
+      </w:r>
+    </w:p>
+    <w:p>
+      <w:pPr>
+        <w:spacing w:line="360" w:lineRule="auto"/>
+        <w:rPr>
+          <w:rFonts w:ascii="Times New Roman" w:hAnsi="Times New Roman"/>
+          <w:szCs w:val="28"/>
+        </w:rPr>
+      </w:pPr>
+    </w:p>
+    <w:p>
+      <w:pPr>
+        <w:spacing w:line="360" w:lineRule="auto"/>
+        <w:rPr>
+          <w:rFonts w:ascii="Times New Roman" w:hAnsi="Times New Roman"/>
+          <w:szCs w:val="28"/>
+        </w:rPr>
+      </w:pPr>
+      <w:r>
+        <w:rPr>
+          <w:rFonts w:ascii="Times New Roman" w:hAnsi="Times New Roman"/>
+          <w:noProof/>
+          <w:szCs w:val="28"/>
+        </w:rPr>
+        <w:lastRenderedPageBreak/>
+        <w:drawing>
+          <wp:inline distT="0" distB="0" distL="0" distR="0" wp14:anchorId="10D94C0C" wp14:editId="077D0240">
+            <wp:extent cx="5940425" cy="3341370"/>
+            <wp:effectExtent l="0" t="0" r="3175" b="0"/>
+            <wp:docPr id="14" name="Рисунок 14"/>
+            <wp:cNvGraphicFramePr>
+              <a:graphicFrameLocks xmlns:a="http://schemas.openxmlformats.org/drawingml/2006/main" noChangeAspect="1"/>
+            </wp:cNvGraphicFramePr>
+            <a:graphic xmlns:a="http://schemas.openxmlformats.org/drawingml/2006/main">
+              <a:graphicData uri="http://schemas.openxmlformats.org/drawingml/2006/picture">
+                <pic:pic xmlns:pic="http://schemas.openxmlformats.org/drawingml/2006/picture">
+                  <pic:nvPicPr>
+                    <pic:cNvPr id="1" name=""/>
+                    <pic:cNvPicPr/>
+                  </pic:nvPicPr>
+                  <pic:blipFill>
+                    <a:blip r:embed="rId18"/>
+                    <a:stretch>
+                      <a:fillRect/>
+                    </a:stretch>
+                  </pic:blipFill>
+                  <pic:spPr>
+                    <a:xfrm>
+                      <a:off x="0" y="0"/>
+                      <a:ext cx="5940425" cy="3341370"/>
+                    </a:xfrm>
+                    <a:prstGeom prst="rect">
+                      <a:avLst/>
+                    </a:prstGeom>
+                  </pic:spPr>
+                </pic:pic>
+              </a:graphicData>
+            </a:graphic>
+          </wp:inline>
+        </w:drawing>
+      </w:r>
+    </w:p>
+    <w:p>
+      <w:pPr>
+        <w:spacing w:line="360" w:lineRule="auto"/>
+        <w:rPr>
+          <w:rFonts w:ascii="Times New Roman" w:hAnsi="Times New Roman"/>
+          <w:sz w:val="24"/>
+          <w:szCs w:val="18"/>
+        </w:rPr>
+      </w:pPr>
+      <w:r>
+        <w:rPr>
+          <w:rFonts w:ascii="Times New Roman" w:hAnsi="Times New Roman"/>
+          <w:i/>
+          <w:iCs/>
+          <w:sz w:val="24"/>
+          <w:szCs w:val="18"/>
+        </w:rPr>
+        <w:t xml:space="preserve">Рисунок </w:t>
+      </w:r>
+      <w:r>
+        <w:rPr>
+          <w:rFonts w:ascii="Times New Roman" w:hAnsi="Times New Roman"/>
+          <w:i/>
+          <w:iCs/>
+          <w:sz w:val="24"/>
+          <w:szCs w:val="18"/>
+        </w:rPr>
         <w:t>10</w:t>
       </w:r>
       <w:r>
@@ -8984,7 +8986,7 @@
                     <pic:cNvPicPr/>
                   </pic:nvPicPr>
                   <pic:blipFill>
-                    <a:blip r:embed="rId16"/>
+                    <a:blip r:embed="rId19"/>
                     <a:stretch>
                       <a:fillRect/>
                     </a:stretch>
@@ -28517,6 +28519,7 @@
           <w:color w:val="3B3B3B"/>
           <w:sz w:val="21"/>
           <w:szCs w:val="21"/>
+          <w:lang w:val="en-US"/>
         </w:rPr>
         <w:t>.</w:t>
       </w:r>
@@ -28537,6 +28540,7 @@
           <w:color w:val="3B3B3B"/>
           <w:sz w:val="21"/>
           <w:szCs w:val="21"/>
+          <w:lang w:val="en-US"/>
         </w:rPr>
         <w:t>(</w:t>
       </w:r>
@@ -28556,6 +28560,7 @@
           <w:color w:val="3B3B3B"/>
           <w:sz w:val="21"/>
           <w:szCs w:val="21"/>
+          <w:lang w:val="en-US"/>
         </w:rPr>
         <w:t xml:space="preserve">, </w:t>
       </w:r>
@@ -28565,6 +28570,7 @@
           <w:color w:val="A31515"/>
           <w:sz w:val="21"/>
           <w:szCs w:val="21"/>
+          <w:lang w:val="en-US"/>
         </w:rPr>
         <w:t>'</w:t>
       </w:r>
@@ -28583,6 +28589,7 @@
           <w:color w:val="A31515"/>
           <w:sz w:val="21"/>
           <w:szCs w:val="21"/>
+          <w:lang w:val="en-US"/>
         </w:rPr>
         <w:t xml:space="preserve"> </w:t>
       </w:r>
@@ -28601,6 +28608,7 @@
           <w:color w:val="A31515"/>
           <w:sz w:val="21"/>
           <w:szCs w:val="21"/>
+          <w:lang w:val="en-US"/>
         </w:rPr>
         <w:t xml:space="preserve"> </w:t>
       </w:r>
@@ -28619,6 +28627,7 @@
           <w:color w:val="A31515"/>
           <w:sz w:val="21"/>
           <w:szCs w:val="21"/>
+          <w:lang w:val="en-US"/>
         </w:rPr>
         <w:t xml:space="preserve">. </w:t>
       </w:r>
@@ -32152,19 +32161,74 @@
           <w:color w:val="3B3B3B"/>
           <w:sz w:val="21"/>
           <w:szCs w:val="21"/>
-          <w:lang w:val="en-US"/>
-        </w:rPr>
-      </w:pPr>
-      <w:r>
-        <w:rPr>
-          <w:rFonts w:ascii="Consolas" w:hAnsi="Consolas"/>
-          <w:color w:val="3B3B3B"/>
-          <w:sz w:val="21"/>
-          <w:szCs w:val="21"/>
-          <w:lang w:val="en-US"/>
+        </w:rPr>
+      </w:pPr>
+      <w:r>
+        <w:rPr>
+          <w:rFonts w:ascii="Consolas" w:hAnsi="Consolas"/>
+          <w:color w:val="3B3B3B"/>
+          <w:sz w:val="21"/>
+          <w:szCs w:val="21"/>
         </w:rPr>
         <w:lastRenderedPageBreak/>
-        <w:t>{% extends 'base.html' %}</w:t>
+        <w:t xml:space="preserve">{% </w:t>
+      </w:r>
+      <w:r>
+        <w:rPr>
+          <w:rFonts w:ascii="Consolas" w:hAnsi="Consolas"/>
+          <w:color w:val="3B3B3B"/>
+          <w:sz w:val="21"/>
+          <w:szCs w:val="21"/>
+          <w:lang w:val="en-US"/>
+        </w:rPr>
+        <w:t>extends</w:t>
+      </w:r>
+      <w:r>
+        <w:rPr>
+          <w:rFonts w:ascii="Consolas" w:hAnsi="Consolas"/>
+          <w:color w:val="3B3B3B"/>
+          <w:sz w:val="21"/>
+          <w:szCs w:val="21"/>
+        </w:rPr>
+        <w:t xml:space="preserve"> '</w:t>
+      </w:r>
+      <w:r>
+        <w:rPr>
+          <w:rFonts w:ascii="Consolas" w:hAnsi="Consolas"/>
+          <w:color w:val="3B3B3B"/>
+          <w:sz w:val="21"/>
+          <w:szCs w:val="21"/>
+          <w:lang w:val="en-US"/>
+        </w:rPr>
+        <w:t>base</w:t>
+      </w:r>
+      <w:r>
+        <w:rPr>
+          <w:rFonts w:ascii="Consolas" w:hAnsi="Consolas"/>
+          <w:color w:val="3B3B3B"/>
+          <w:sz w:val="21"/>
+          <w:szCs w:val="21"/>
+        </w:rPr>
+        <w:t>.</w:t>
+      </w:r>
+      <w:r>
+        <w:rPr>
+          <w:rFonts w:ascii="Consolas" w:hAnsi="Consolas"/>
+          <w:color w:val="3B3B3B"/>
+          <w:sz w:val="21"/>
+          <w:szCs w:val="21"/>
+          <w:lang w:val="en-US"/>
+        </w:rPr>
+        <w:t>html</w:t>
+      </w:r>
+      <w:r>
+        <w:rPr>
+          <w:rFonts w:ascii="Consolas" w:hAnsi="Consolas"/>
+          <w:color w:val="3B3B3B"/>
+          <w:sz w:val="21"/>
+          <w:szCs w:val="21"/>
+        </w:rPr>
+        <w:t>' %}</w:t>
       </w:r>
     </w:p>
     <w:p>
@@ -32177,7 +32241,6 @@
           <w:color w:val="3B3B3B"/>
           <w:sz w:val="21"/>
           <w:szCs w:val="21"/>
-          <w:lang w:val="en-US"/>
         </w:rPr>
       </w:pPr>
     </w:p>
@@ -32191,18 +32254,54 @@
           <w:color w:val="3B3B3B"/>
           <w:sz w:val="21"/>
           <w:szCs w:val="21"/>
-          <w:lang w:val="en-US"/>
-        </w:rPr>
-      </w:pPr>
-      <w:r>
-        <w:rPr>
-          <w:rFonts w:ascii="Consolas" w:hAnsi="Consolas"/>
-          <w:color w:val="3B3B3B"/>
-          <w:sz w:val="21"/>
-          <w:szCs w:val="21"/>
-          <w:lang w:val="en-US"/>
-        </w:rPr>
-        <w:t xml:space="preserve">{% block title </w:t>
+        </w:rPr>
+      </w:pPr>
+      <w:r>
+        <w:rPr>
+          <w:rFonts w:ascii="Consolas" w:hAnsi="Consolas"/>
+          <w:color w:val="3B3B3B"/>
+          <w:sz w:val="21"/>
+          <w:szCs w:val="21"/>
+        </w:rPr>
+        <w:t xml:space="preserve">{% </w:t>
+      </w:r>
+      <w:r>
+        <w:rPr>
+          <w:rFonts w:ascii="Consolas" w:hAnsi="Consolas"/>
+          <w:color w:val="3B3B3B"/>
+          <w:sz w:val="21"/>
+          <w:szCs w:val="21"/>
+          <w:lang w:val="en-US"/>
+        </w:rPr>
+        <w:t>block</w:t>
+      </w:r>
+      <w:r>
+        <w:rPr>
+          <w:rFonts w:ascii="Consolas" w:hAnsi="Consolas"/>
+          <w:color w:val="3B3B3B"/>
+          <w:sz w:val="21"/>
+          <w:szCs w:val="21"/>
+        </w:rPr>
+        <w:t xml:space="preserve"> </w:t>
+      </w:r>
+      <w:r>
+        <w:rPr>
+          <w:rFonts w:ascii="Consolas" w:hAnsi="Consolas"/>
+          <w:color w:val="3B3B3B"/>
+          <w:sz w:val="21"/>
+          <w:szCs w:val="21"/>
+          <w:lang w:val="en-US"/>
+        </w:rPr>
+        <w:t>title</w:t>
+      </w:r>
+      <w:r>
+        <w:rPr>
+          <w:rFonts w:ascii="Consolas" w:hAnsi="Consolas"/>
+          <w:color w:val="3B3B3B"/>
+          <w:sz w:val="21"/>
+          <w:szCs w:val="21"/>
+        </w:rPr>
+        <w:t xml:space="preserve"> </w:t>
       </w:r>
       <w:proofErr w:type="gramStart"/>
       <w:r>
@@ -32211,7 +32310,6 @@
           <w:color w:val="3B3B3B"/>
           <w:sz w:val="21"/>
           <w:szCs w:val="21"/>
-          <w:lang w:val="en-US"/>
         </w:rPr>
         <w:t>%}</w:t>
       </w:r>
@@ -32231,7 +32329,6 @@
           <w:color w:val="3B3B3B"/>
           <w:sz w:val="21"/>
           <w:szCs w:val="21"/>
-          <w:lang w:val="en-US"/>
         </w:rPr>
         <w:t xml:space="preserve"> </w:t>
       </w:r>
@@ -32250,7 +32347,6 @@
           <w:color w:val="3B3B3B"/>
           <w:sz w:val="21"/>
           <w:szCs w:val="21"/>
-          <w:lang w:val="en-US"/>
         </w:rPr>
         <w:t xml:space="preserve">{% </w:t>
       </w:r>
@@ -32272,7 +32368,6 @@
           <w:color w:val="3B3B3B"/>
           <w:sz w:val="21"/>
           <w:szCs w:val="21"/>
-          <w:lang w:val="en-US"/>
         </w:rPr>
         <w:t xml:space="preserve"> %}</w:t>
       </w:r>
@@ -32287,7 +32382,6 @@
           <w:color w:val="3B3B3B"/>
           <w:sz w:val="21"/>
           <w:szCs w:val="21"/>
-          <w:lang w:val="en-US"/>
         </w:rPr>
       </w:pPr>
     </w:p>
@@ -38943,6 +39037,7 @@
           <w:color w:val="3B3B3B"/>
           <w:sz w:val="21"/>
           <w:szCs w:val="21"/>
+          <w:lang w:val="en-US"/>
         </w:rPr>
       </w:pPr>
       <w:r>
@@ -38961,6 +39056,7 @@
           <w:color w:val="800000"/>
           <w:sz w:val="21"/>
           <w:szCs w:val="21"/>
+          <w:lang w:val="en-US"/>
         </w:rPr>
         <w:t>&lt;/</w:t>
       </w:r>
@@ -38980,6 +39076,7 @@
           <w:color w:val="800000"/>
           <w:sz w:val="21"/>
           <w:szCs w:val="21"/>
+          <w:lang w:val="en-US"/>
         </w:rPr>
         <w:t>&gt;</w:t>
       </w:r>
@@ -38994,6 +39091,7 @@
           <w:color w:val="3B3B3B"/>
           <w:sz w:val="21"/>
           <w:szCs w:val="21"/>
+          <w:lang w:val="en-US"/>
         </w:rPr>
       </w:pPr>
       <w:r>
@@ -39002,6 +39100,7 @@
           <w:color w:val="800000"/>
           <w:sz w:val="21"/>
           <w:szCs w:val="21"/>
+          <w:lang w:val="en-US"/>
         </w:rPr>
         <w:t>&lt;/</w:t>
       </w:r>
@@ -39021,6 +39120,7 @@
           <w:color w:val="800000"/>
           <w:sz w:val="21"/>
           <w:szCs w:val="21"/>
+          <w:lang w:val="en-US"/>
         </w:rPr>
         <w:t>&gt;</w:t>
       </w:r>
@@ -39035,14 +39135,16 @@
           <w:color w:val="3B3B3B"/>
           <w:sz w:val="21"/>
           <w:szCs w:val="21"/>
-        </w:rPr>
-      </w:pPr>
-      <w:r>
-        <w:rPr>
-          <w:rFonts w:ascii="Consolas" w:hAnsi="Consolas"/>
-          <w:color w:val="3B3B3B"/>
-          <w:sz w:val="21"/>
-          <w:szCs w:val="21"/>
+          <w:lang w:val="en-US"/>
+        </w:rPr>
+      </w:pPr>
+      <w:r>
+        <w:rPr>
+          <w:rFonts w:ascii="Consolas" w:hAnsi="Consolas"/>
+          <w:color w:val="3B3B3B"/>
+          <w:sz w:val="21"/>
+          <w:szCs w:val="21"/>
+          <w:lang w:val="en-US"/>
         </w:rPr>
         <w:t xml:space="preserve">{% </w:t>
       </w:r>
@@ -39064,6 +39166,7 @@
           <w:color w:val="3B3B3B"/>
           <w:sz w:val="21"/>
           <w:szCs w:val="21"/>
+          <w:lang w:val="en-US"/>
         </w:rPr>
         <w:t xml:space="preserve"> %}</w:t>
       </w:r>
@@ -39078,6 +39181,7 @@
           <w:color w:val="3B3B3B"/>
           <w:sz w:val="21"/>
           <w:szCs w:val="21"/>
+          <w:lang w:val="en-US"/>
         </w:rPr>
       </w:pPr>
     </w:p>
@@ -39086,6 +39190,7 @@
         <w:spacing w:line="360" w:lineRule="auto"/>
         <w:rPr>
           <w:rFonts w:ascii="Times New Roman" w:hAnsi="Times New Roman"/>
+          <w:lang w:val="en-US"/>
         </w:rPr>
       </w:pPr>
     </w:p>
@@ -39095,11 +39200,13 @@
         <w:jc w:val="left"/>
         <w:rPr>
           <w:rFonts w:ascii="Times New Roman" w:hAnsi="Times New Roman"/>
-        </w:rPr>
-      </w:pPr>
-      <w:r>
-        <w:rPr>
-          <w:rFonts w:ascii="Times New Roman" w:hAnsi="Times New Roman"/>
+          <w:lang w:val="en-US"/>
+        </w:rPr>
+      </w:pPr>
+      <w:r>
+        <w:rPr>
+          <w:rFonts w:ascii="Times New Roman" w:hAnsi="Times New Roman"/>
+          <w:lang w:val="en-US"/>
         </w:rPr>
         <w:br w:type="page"/>
       </w:r>
@@ -39116,6 +39223,7 @@
           <w:color w:val="auto"/>
           <w:sz w:val="28"/>
           <w:szCs w:val="28"/>
+          <w:lang w:val="en-US"/>
         </w:rPr>
       </w:pPr>
       <w:bookmarkStart w:id="20" w:name="_Toc230721328"/>
@@ -39139,6 +39247,7 @@
           <w:color w:val="auto"/>
           <w:sz w:val="28"/>
           <w:szCs w:val="28"/>
+          <w:lang w:val="en-US"/>
         </w:rPr>
         <w:t xml:space="preserve"> </w:t>
       </w:r>
@@ -39161,6 +39270,7 @@
           <w:color w:val="auto"/>
           <w:sz w:val="28"/>
           <w:szCs w:val="28"/>
+          <w:lang w:val="en-US"/>
         </w:rPr>
         <w:t xml:space="preserve"> </w:t>
       </w:r>
@@ -39195,7 +39305,7 @@
           <w:rFonts w:ascii="Times New Roman" w:hAnsi="Times New Roman" w:hint="eastAsia"/>
           <w:szCs w:val="28"/>
         </w:rPr>
-        <w:t>Гаврилов</w:t>
+        <w:t>Грекул</w:t>
       </w:r>
       <w:r>
         <w:rPr>
@@ -39209,7 +39319,7 @@
           <w:rFonts w:ascii="Times New Roman" w:hAnsi="Times New Roman" w:hint="eastAsia"/>
           <w:szCs w:val="28"/>
         </w:rPr>
-        <w:t>А</w:t>
+        <w:t>В</w:t>
       </w:r>
       <w:r>
         <w:rPr>
@@ -39223,7 +39333,7 @@
           <w:rFonts w:ascii="Times New Roman" w:hAnsi="Times New Roman" w:hint="eastAsia"/>
           <w:szCs w:val="28"/>
         </w:rPr>
-        <w:t>В</w:t>
+        <w:t>И</w:t>
       </w:r>
       <w:r>
         <w:rPr>
@@ -39279,7 +39389,7 @@
           <w:rFonts w:ascii="Times New Roman" w:hAnsi="Times New Roman" w:hint="eastAsia"/>
           <w:szCs w:val="28"/>
         </w:rPr>
-        <w:t>учебное</w:t>
+        <w:t>учебник</w:t>
       </w:r>
       <w:r>
         <w:rPr>
@@ -39293,7 +39403,21 @@
           <w:rFonts w:ascii="Times New Roman" w:hAnsi="Times New Roman" w:hint="eastAsia"/>
           <w:szCs w:val="28"/>
         </w:rPr>
-        <w:t>пособие</w:t>
+        <w:t>и</w:t>
+      </w:r>
+      <w:r>
+        <w:rPr>
+          <w:rFonts w:ascii="Times New Roman" w:hAnsi="Times New Roman"/>
+          <w:szCs w:val="28"/>
+        </w:rPr>
+        <w:t xml:space="preserve"> </w:t>
+      </w:r>
+      <w:r>
+        <w:rPr>
+          <w:rFonts w:ascii="Times New Roman" w:hAnsi="Times New Roman" w:hint="eastAsia"/>
+          <w:szCs w:val="28"/>
+        </w:rPr>
+        <w:t>практикум</w:t>
       </w:r>
       <w:r>
         <w:rPr>
@@ -39322,7 +39446,7 @@
           <w:rFonts w:ascii="Times New Roman" w:hAnsi="Times New Roman" w:hint="eastAsia"/>
           <w:szCs w:val="28"/>
         </w:rPr>
-        <w:t>КноРус</w:t>
+        <w:t>Юрайт</w:t>
       </w:r>
       <w:proofErr w:type="spellEnd"/>
       <w:r>
@@ -39330,7 +39454,14 @@
           <w:rFonts w:ascii="Times New Roman" w:hAnsi="Times New Roman"/>
           <w:szCs w:val="28"/>
         </w:rPr>
-        <w:t>, 2023.</w:t>
+        <w:t>, 2023</w:t>
+      </w:r>
+      <w:r>
+        <w:rPr>
+          <w:rFonts w:ascii="Times New Roman" w:hAnsi="Times New Roman"/>
+          <w:szCs w:val="28"/>
+        </w:rPr>
+        <w:t>.</w:t>
       </w:r>
     </w:p>
     <w:p>
@@ -39502,13 +39633,15 @@
           <w:szCs w:val="28"/>
         </w:rPr>
       </w:pPr>
+      <w:proofErr w:type="spellStart"/>
       <w:r>
         <w:rPr>
           <w:rFonts w:ascii="Times New Roman" w:hAnsi="Times New Roman" w:hint="eastAsia"/>
           <w:szCs w:val="28"/>
         </w:rPr>
-        <w:t>Марченко</w:t>
-      </w:r>
+        <w:t>Маттес</w:t>
+      </w:r>
+      <w:proofErr w:type="spellEnd"/>
       <w:r>
         <w:rPr>
           <w:rFonts w:ascii="Times New Roman" w:hAnsi="Times New Roman"/>
@@ -39521,7 +39654,7 @@
           <w:rFonts w:ascii="Times New Roman" w:hAnsi="Times New Roman" w:hint="eastAsia"/>
           <w:szCs w:val="28"/>
         </w:rPr>
-        <w:t>А</w:t>
+        <w:t>Э</w:t>
       </w:r>
       <w:r>
         <w:rPr>
@@ -39535,7 +39668,119 @@
           <w:rFonts w:ascii="Times New Roman" w:hAnsi="Times New Roman" w:hint="eastAsia"/>
           <w:szCs w:val="28"/>
         </w:rPr>
-        <w:t>А</w:t>
+        <w:t>Изучаем</w:t>
+      </w:r>
+      <w:r>
+        <w:rPr>
+          <w:rFonts w:ascii="Times New Roman" w:hAnsi="Times New Roman"/>
+          <w:szCs w:val="28"/>
+        </w:rPr>
+        <w:t xml:space="preserve"> Python. </w:t>
+      </w:r>
+      <w:r>
+        <w:rPr>
+          <w:rFonts w:ascii="Times New Roman" w:hAnsi="Times New Roman" w:hint="eastAsia"/>
+          <w:szCs w:val="28"/>
+        </w:rPr>
+        <w:t>Программирование</w:t>
+      </w:r>
+      <w:r>
+        <w:rPr>
+          <w:rFonts w:ascii="Times New Roman" w:hAnsi="Times New Roman"/>
+          <w:szCs w:val="28"/>
+        </w:rPr>
+        <w:t xml:space="preserve"> </w:t>
+      </w:r>
+      <w:r>
+        <w:rPr>
+          <w:rFonts w:ascii="Times New Roman" w:hAnsi="Times New Roman" w:hint="eastAsia"/>
+          <w:szCs w:val="28"/>
+        </w:rPr>
+        <w:t>игр</w:t>
+      </w:r>
+      <w:r>
+        <w:rPr>
+          <w:rFonts w:ascii="Times New Roman" w:hAnsi="Times New Roman"/>
+          <w:szCs w:val="28"/>
+        </w:rPr>
+        <w:t xml:space="preserve">, </w:t>
+      </w:r>
+      <w:r>
+        <w:rPr>
+          <w:rFonts w:ascii="Times New Roman" w:hAnsi="Times New Roman" w:hint="eastAsia"/>
+          <w:szCs w:val="28"/>
+        </w:rPr>
+        <w:t>визуализация</w:t>
+      </w:r>
+      <w:r>
+        <w:rPr>
+          <w:rFonts w:ascii="Times New Roman" w:hAnsi="Times New Roman"/>
+          <w:szCs w:val="28"/>
+        </w:rPr>
+        <w:t xml:space="preserve"> </w:t>
+      </w:r>
+      <w:r>
+        <w:rPr>
+          <w:rFonts w:ascii="Times New Roman" w:hAnsi="Times New Roman" w:hint="eastAsia"/>
+          <w:szCs w:val="28"/>
+        </w:rPr>
+        <w:t>данных</w:t>
+      </w:r>
+      <w:r>
+        <w:rPr>
+          <w:rFonts w:ascii="Times New Roman" w:hAnsi="Times New Roman"/>
+          <w:szCs w:val="28"/>
+        </w:rPr>
+        <w:t xml:space="preserve">, </w:t>
+      </w:r>
+      <w:r>
+        <w:rPr>
+          <w:rFonts w:ascii="Times New Roman" w:hAnsi="Times New Roman" w:hint="eastAsia"/>
+          <w:szCs w:val="28"/>
+        </w:rPr>
+        <w:t>веб</w:t>
+      </w:r>
+      <w:r>
+        <w:rPr>
+          <w:rFonts w:ascii="Times New Roman" w:hAnsi="Times New Roman"/>
+          <w:szCs w:val="28"/>
+        </w:rPr>
+        <w:t>-</w:t>
+      </w:r>
+      <w:r>
+        <w:rPr>
+          <w:rFonts w:ascii="Times New Roman" w:hAnsi="Times New Roman" w:hint="eastAsia"/>
+          <w:szCs w:val="28"/>
+        </w:rPr>
+        <w:t>приложения</w:t>
+      </w:r>
+      <w:r>
+        <w:rPr>
+          <w:rFonts w:ascii="Times New Roman" w:hAnsi="Times New Roman"/>
+          <w:szCs w:val="28"/>
+        </w:rPr>
+        <w:t xml:space="preserve">: </w:t>
+      </w:r>
+      <w:r>
+        <w:rPr>
+          <w:rFonts w:ascii="Times New Roman" w:hAnsi="Times New Roman" w:hint="eastAsia"/>
+          <w:szCs w:val="28"/>
+        </w:rPr>
+        <w:t>практическое</w:t>
+      </w:r>
+      <w:r>
+        <w:rPr>
+          <w:rFonts w:ascii="Times New Roman" w:hAnsi="Times New Roman"/>
+          <w:szCs w:val="28"/>
+        </w:rPr>
+        <w:t xml:space="preserve"> </w:t>
+      </w:r>
+      <w:r>
+        <w:rPr>
+          <w:rFonts w:ascii="Times New Roman" w:hAnsi="Times New Roman" w:hint="eastAsia"/>
+          <w:szCs w:val="28"/>
+        </w:rPr>
+        <w:t>руководство</w:t>
       </w:r>
       <w:r>
         <w:rPr>
@@ -39549,7 +39794,7 @@
           <w:rFonts w:ascii="Times New Roman" w:hAnsi="Times New Roman" w:hint="eastAsia"/>
           <w:szCs w:val="28"/>
         </w:rPr>
-        <w:t>Веб</w:t>
+        <w:t>Санкт</w:t>
       </w:r>
       <w:r>
         <w:rPr>
@@ -39563,120 +39808,20 @@
           <w:rFonts w:ascii="Times New Roman" w:hAnsi="Times New Roman" w:hint="eastAsia"/>
           <w:szCs w:val="28"/>
         </w:rPr>
-        <w:t>разработка</w:t>
-      </w:r>
-      <w:r>
-        <w:rPr>
-          <w:rFonts w:ascii="Times New Roman" w:hAnsi="Times New Roman"/>
-          <w:szCs w:val="28"/>
-        </w:rPr>
-        <w:t xml:space="preserve"> </w:t>
+        <w:t>Петербург</w:t>
+      </w:r>
+      <w:r>
+        <w:rPr>
+          <w:rFonts w:ascii="Times New Roman" w:hAnsi="Times New Roman"/>
+          <w:szCs w:val="28"/>
+        </w:rPr>
+        <w:t xml:space="preserve">: </w:t>
       </w:r>
       <w:r>
         <w:rPr>
           <w:rFonts w:ascii="Times New Roman" w:hAnsi="Times New Roman" w:hint="eastAsia"/>
           <w:szCs w:val="28"/>
         </w:rPr>
-        <w:t>на</w:t>
-      </w:r>
-      <w:r>
-        <w:rPr>
-          <w:rFonts w:ascii="Times New Roman" w:hAnsi="Times New Roman"/>
-          <w:szCs w:val="28"/>
-        </w:rPr>
-        <w:t xml:space="preserve"> Python </w:t>
-      </w:r>
-      <w:r>
-        <w:rPr>
-          <w:rFonts w:ascii="Times New Roman" w:hAnsi="Times New Roman" w:hint="eastAsia"/>
-          <w:szCs w:val="28"/>
-        </w:rPr>
-        <w:t>и</w:t>
-      </w:r>
-      <w:r>
-        <w:rPr>
-          <w:rFonts w:ascii="Times New Roman" w:hAnsi="Times New Roman"/>
-          <w:szCs w:val="28"/>
-        </w:rPr>
-        <w:t xml:space="preserve"> </w:t>
-      </w:r>
-      <w:proofErr w:type="spellStart"/>
-      <w:r>
-        <w:rPr>
-          <w:rFonts w:ascii="Times New Roman" w:hAnsi="Times New Roman"/>
-          <w:szCs w:val="28"/>
-        </w:rPr>
-        <w:t>Django</w:t>
-      </w:r>
-      <w:proofErr w:type="spellEnd"/>
-      <w:r>
-        <w:rPr>
-          <w:rFonts w:ascii="Times New Roman" w:hAnsi="Times New Roman"/>
-          <w:szCs w:val="28"/>
-        </w:rPr>
-        <w:t xml:space="preserve">: </w:t>
-      </w:r>
-      <w:r>
-        <w:rPr>
-          <w:rFonts w:ascii="Times New Roman" w:hAnsi="Times New Roman" w:hint="eastAsia"/>
-          <w:szCs w:val="28"/>
-        </w:rPr>
-        <w:t>практическое</w:t>
-      </w:r>
-      <w:r>
-        <w:rPr>
-          <w:rFonts w:ascii="Times New Roman" w:hAnsi="Times New Roman"/>
-          <w:szCs w:val="28"/>
-        </w:rPr>
-        <w:t xml:space="preserve"> </w:t>
-      </w:r>
-      <w:r>
-        <w:rPr>
-          <w:rFonts w:ascii="Times New Roman" w:hAnsi="Times New Roman" w:hint="eastAsia"/>
-          <w:szCs w:val="28"/>
-        </w:rPr>
-        <w:t>руководство</w:t>
-      </w:r>
-      <w:r>
-        <w:rPr>
-          <w:rFonts w:ascii="Times New Roman" w:hAnsi="Times New Roman"/>
-          <w:szCs w:val="28"/>
-        </w:rPr>
-        <w:t xml:space="preserve">. </w:t>
-      </w:r>
-      <w:r>
-        <w:rPr>
-          <w:rFonts w:ascii="Times New Roman" w:hAnsi="Times New Roman" w:hint="eastAsia"/>
-          <w:szCs w:val="28"/>
-        </w:rPr>
-        <w:t>Санкт</w:t>
-      </w:r>
-      <w:r>
-        <w:rPr>
-          <w:rFonts w:ascii="Times New Roman" w:hAnsi="Times New Roman"/>
-          <w:szCs w:val="28"/>
-        </w:rPr>
-        <w:t>-</w:t>
-      </w:r>
-      <w:r>
-        <w:rPr>
-          <w:rFonts w:ascii="Times New Roman" w:hAnsi="Times New Roman" w:hint="eastAsia"/>
-          <w:szCs w:val="28"/>
-        </w:rPr>
-        <w:t>Петербург</w:t>
-      </w:r>
-      <w:r>
-        <w:rPr>
-          <w:rFonts w:ascii="Times New Roman" w:hAnsi="Times New Roman"/>
-          <w:szCs w:val="28"/>
-        </w:rPr>
-        <w:t xml:space="preserve">: </w:t>
-      </w:r>
-      <w:r>
-        <w:rPr>
-          <w:rFonts w:ascii="Times New Roman" w:hAnsi="Times New Roman" w:hint="eastAsia"/>
-          <w:szCs w:val="28"/>
-        </w:rPr>
         <w:t>Питер</w:t>
       </w:r>
       <w:r>
@@ -39684,7 +39829,14 @@
           <w:rFonts w:ascii="Times New Roman" w:hAnsi="Times New Roman"/>
           <w:szCs w:val="28"/>
         </w:rPr>
-        <w:t>, 2024.</w:t>
+        <w:t>, 2023</w:t>
+      </w:r>
+      <w:r>
+        <w:rPr>
+          <w:rFonts w:ascii="Times New Roman" w:hAnsi="Times New Roman"/>
+          <w:szCs w:val="28"/>
+        </w:rPr>
+        <w:t>.</w:t>
       </w:r>
     </w:p>
     <w:p>
@@ -39998,7 +40150,21 @@
           <w:rFonts w:ascii="Times New Roman" w:hAnsi="Times New Roman"/>
           <w:szCs w:val="28"/>
         </w:rPr>
-        <w:t>, 2024.</w:t>
+        <w:t>, 202</w:t>
+      </w:r>
+      <w:r>
+        <w:rPr>
+          <w:rFonts w:ascii="Times New Roman" w:hAnsi="Times New Roman"/>
+          <w:szCs w:val="28"/>
+        </w:rPr>
+        <w:t>5</w:t>
+      </w:r>
+      <w:r>
+        <w:rPr>
+          <w:rFonts w:ascii="Times New Roman" w:hAnsi="Times New Roman"/>
+          <w:szCs w:val="28"/>
+        </w:rPr>
+        <w:t>.</w:t>
       </w:r>
     </w:p>
     <w:p>
@@ -40209,7 +40375,21 @@
           <w:rFonts w:ascii="Times New Roman" w:hAnsi="Times New Roman"/>
           <w:szCs w:val="28"/>
         </w:rPr>
-        <w:t>, 2024.</w:t>
+        <w:t>, 202</w:t>
+      </w:r>
+      <w:r>
+        <w:rPr>
+          <w:rFonts w:ascii="Times New Roman" w:hAnsi="Times New Roman"/>
+          <w:szCs w:val="28"/>
+        </w:rPr>
+        <w:t>5</w:t>
+      </w:r>
+      <w:r>
+        <w:rPr>
+          <w:rFonts w:ascii="Times New Roman" w:hAnsi="Times New Roman"/>
+          <w:szCs w:val="28"/>
+        </w:rPr>
+        <w:t>.</w:t>
       </w:r>
     </w:p>
     <w:p>
@@ -40930,6 +41110,102 @@
     </w:sectPr>
   </w:body>
 </w:document>
+</file>
+
+<file path=word/endnotes.xml><?xml version="1.0" encoding="utf-8"?>
+<w:endnotes xmlns:wpc="http://schemas.microsoft.com/office/word/2010/wordprocessingCanvas" xmlns:cx="http://schemas.microsoft.com/office/drawing/2014/chartex" xmlns:cx1="http://schemas.microsoft.com/office/drawing/2015/9/8/chartex" xmlns:cx2="http://schemas.microsoft.com/office/drawing/2015/10/21/chartex" xmlns:cx3="http://schemas.microsoft.com/office/drawing/2016/5/9/chartex" xmlns:cx4="http://schemas.microsoft.com/office/drawing/2016/5/10/chartex" xmlns:cx5="http://schemas.microsoft.com/office/drawing/2016/5/11/chartex" xmlns:cx6="http://schemas.microsoft.com/office/drawing/2016/5/12/chartex" xmlns:cx7="http://schemas.microsoft.com/office/drawing/2016/5/13/chartex" xmlns:cx8="http://schemas.microsoft.com/office/drawing/2016/5/14/chartex" xmlns:mc="http://schemas.openxmlformats.org/markup-compatibility/2006" xmlns:aink="http://schemas.microsoft.com/office/drawing/2016/ink" xmlns:am3d="http://schemas.microsoft.com/office/drawing/2017/model3d" xmlns:o="urn:schemas-microsoft-com:office:office" xmlns:oel="http://schemas.microsoft.com/office/2019/extlst" xmlns:r="http://schemas.openxmlformats.org/officeDocument/2006/relationships" xmlns:m="http://schemas.openxmlformats.org/officeDocument/2006/math" xmlns:v="urn:schemas-microsoft-com:vml" xmlns:wp14="http://schemas.microsoft.com/office/word/2010/wordprocessingDrawing" xmlns:wp="http://schemas.openxmlformats.org/drawingml/2006/wordprocessingDrawing" xmlns:w10="urn:schemas-microsoft-com:office:word" xmlns:w="http://schemas.openxmlformats.org/wordprocessingml/2006/main" xmlns:w14="http://schemas.microsoft.com/office/word/2010/wordml" xmlns:w15="http://schemas.microsoft.com/office/word/2012/wordml" xmlns:w16cex="http://schemas.microsoft.com/office/word/2018/wordml/cex" xmlns:w16cid="http://schemas.microsoft.com/office/word/2016/wordml/cid" xmlns:w16="http://schemas.microsoft.com/office/word/2018/wordml" xmlns:w16sdtdh="http://schemas.microsoft.com/office/word/2020/wordml/sdtdatahash" xmlns:w16se="http://schemas.microsoft.com/office/word/2015/wordml/symex" xmlns:wpg="http://schemas.microsoft.com/office/word/2010/wordprocessingGroup" xmlns:wpi="http://schemas.microsoft.com/office/word/2010/wordprocessingInk" xmlns:wne="http://schemas.microsoft.com/office/word/2006/wordml" xmlns:wps="http://schemas.microsoft.com/office/word/2010/wordprocessingShape" mc:Ignorable="w14 w15 w16se w16cid w16 w16cex w16sdtdh wp14">
+  <w:endnote w:type="separator" w:id="-1">
+    <w:p>
+      <w:r>
+        <w:separator/>
+      </w:r>
+    </w:p>
+  </w:endnote>
+  <w:endnote w:type="continuationSeparator" w:id="0">
+    <w:p>
+      <w:r>
+        <w:continuationSeparator/>
+      </w:r>
+    </w:p>
+  </w:endnote>
+</w:endnotes>
+</file>
+
+<file path=word/footer1.xml><?xml version="1.0" encoding="utf-8"?>
+<w:ftr xmlns:wpc="http://schemas.microsoft.com/office/word/2010/wordprocessingCanvas" xmlns:cx="http://schemas.microsoft.com/office/drawing/2014/chartex" xmlns:cx1="http://schemas.microsoft.com/office/drawing/2015/9/8/chartex" xmlns:cx2="http://schemas.microsoft.com/office/drawing/2015/10/21/chartex" xmlns:cx3="http://schemas.microsoft.com/office/drawing/2016/5/9/chartex" xmlns:cx4="http://schemas.microsoft.com/office/drawing/2016/5/10/chartex" xmlns:cx5="http://schemas.microsoft.com/office/drawing/2016/5/11/chartex" xmlns:cx6="http://schemas.microsoft.com/office/drawing/2016/5/12/chartex" xmlns:cx7="http://schemas.microsoft.com/office/drawing/2016/5/13/chartex" xmlns:cx8="http://schemas.microsoft.com/office/drawing/2016/5/14/chartex" xmlns:mc="http://schemas.openxmlformats.org/markup-compatibility/2006" xmlns:aink="http://schemas.microsoft.com/office/drawing/2016/ink" xmlns:am3d="http://schemas.microsoft.com/office/drawing/2017/model3d" xmlns:o="urn:schemas-microsoft-com:office:office" xmlns:oel="http://schemas.microsoft.com/office/2019/extlst" xmlns:r="http://schemas.openxmlformats.org/officeDocument/2006/relationships" xmlns:m="http://schemas.openxmlformats.org/officeDocument/2006/math" xmlns:v="urn:schemas-microsoft-com:vml" xmlns:wp14="http://schemas.microsoft.com/office/word/2010/wordprocessingDrawing" xmlns:wp="http://schemas.openxmlformats.org/drawingml/2006/wordprocessingDrawing" xmlns:w10="urn:schemas-microsoft-com:office:word" xmlns:w="http://schemas.openxmlformats.org/wordprocessingml/2006/main" xmlns:w14="http://schemas.microsoft.com/office/word/2010/wordml" xmlns:w15="http://schemas.microsoft.com/office/word/2012/wordml" xmlns:w16cex="http://schemas.microsoft.com/office/word/2018/wordml/cex" xmlns:w16cid="http://schemas.microsoft.com/office/word/2016/wordml/cid" xmlns:w16="http://schemas.microsoft.com/office/word/2018/wordml" xmlns:w16sdtdh="http://schemas.microsoft.com/office/word/2020/wordml/sdtdatahash" xmlns:w16se="http://schemas.microsoft.com/office/word/2015/wordml/symex" xmlns:wpg="http://schemas.microsoft.com/office/word/2010/wordprocessingGroup" xmlns:wpi="http://schemas.microsoft.com/office/word/2010/wordprocessingInk" xmlns:wne="http://schemas.microsoft.com/office/word/2006/wordml" xmlns:wps="http://schemas.microsoft.com/office/word/2010/wordprocessingShape" mc:Ignorable="w14 w15 w16se w16cid w16 w16cex w16sdtdh wp14">
+  <w:sdt>
+    <w:sdtPr>
+      <w:rPr>
+        <w:rFonts w:ascii="Times New Roman" w:hAnsi="Times New Roman"/>
+      </w:rPr>
+      <w:id w:val="2129651509"/>
+      <w:docPartObj>
+        <w:docPartGallery w:val="Page Numbers (Bottom of Page)"/>
+        <w:docPartUnique/>
+      </w:docPartObj>
+    </w:sdtPr>
+    <w:sdtContent>
+      <w:p>
+        <w:pPr>
+          <w:pStyle w:val="af1"/>
+          <w:jc w:val="center"/>
+          <w:rPr>
+            <w:rFonts w:ascii="Times New Roman" w:hAnsi="Times New Roman"/>
+          </w:rPr>
+        </w:pPr>
+        <w:r>
+          <w:rPr>
+            <w:rFonts w:ascii="Times New Roman" w:hAnsi="Times New Roman"/>
+          </w:rPr>
+          <w:fldChar w:fldCharType="begin"/>
+        </w:r>
+        <w:r>
+          <w:rPr>
+            <w:rFonts w:ascii="Times New Roman" w:hAnsi="Times New Roman"/>
+          </w:rPr>
+          <w:instrText>PAGE   \* MERGEFORMAT</w:instrText>
+        </w:r>
+        <w:r>
+          <w:rPr>
+            <w:rFonts w:ascii="Times New Roman" w:hAnsi="Times New Roman"/>
+          </w:rPr>
+          <w:fldChar w:fldCharType="separate"/>
+        </w:r>
+        <w:r>
+          <w:rPr>
+            <w:rFonts w:ascii="Times New Roman" w:hAnsi="Times New Roman"/>
+          </w:rPr>
+          <w:t>2</w:t>
+        </w:r>
+        <w:r>
+          <w:rPr>
+            <w:rFonts w:ascii="Times New Roman" w:hAnsi="Times New Roman"/>
+          </w:rPr>
+          <w:fldChar w:fldCharType="end"/>
+        </w:r>
+      </w:p>
+    </w:sdtContent>
+  </w:sdt>
+</w:ftr>
+</file>
+
+<file path=word/footnotes.xml><?xml version="1.0" encoding="utf-8"?>
+<w:footnotes xmlns:wpc="http://schemas.microsoft.com/office/word/2010/wordprocessingCanvas" xmlns:cx="http://schemas.microsoft.com/office/drawing/2014/chartex" xmlns:cx1="http://schemas.microsoft.com/office/drawing/2015/9/8/chartex" xmlns:cx2="http://schemas.microsoft.com/office/drawing/2015/10/21/chartex" xmlns:cx3="http://schemas.microsoft.com/office/drawing/2016/5/9/chartex" xmlns:cx4="http://schemas.microsoft.com/office/drawing/2016/5/10/chartex" xmlns:cx5="http://schemas.microsoft.com/office/drawing/2016/5/11/chartex" xmlns:cx6="http://schemas.microsoft.com/office/drawing/2016/5/12/chartex" xmlns:cx7="http://schemas.microsoft.com/office/drawing/2016/5/13/chartex" xmlns:cx8="http://schemas.microsoft.com/office/drawing/2016/5/14/chartex" xmlns:mc="http://schemas.openxmlformats.org/markup-compatibility/2006" xmlns:aink="http://schemas.microsoft.com/office/drawing/2016/ink" xmlns:am3d="http://schemas.microsoft.com/office/drawing/2017/model3d" xmlns:o="urn:schemas-microsoft-com:office:office" xmlns:oel="http://schemas.microsoft.com/office/2019/extlst" xmlns:r="http://schemas.openxmlformats.org/officeDocument/2006/relationships" xmlns:m="http://schemas.openxmlformats.org/officeDocument/2006/math" xmlns:v="urn:schemas-microsoft-com:vml" xmlns:wp14="http://schemas.microsoft.com/office/word/2010/wordprocessingDrawing" xmlns:wp="http://schemas.openxmlformats.org/drawingml/2006/wordprocessingDrawing" xmlns:w10="urn:schemas-microsoft-com:office:word" xmlns:w="http://schemas.openxmlformats.org/wordprocessingml/2006/main" xmlns:w14="http://schemas.microsoft.com/office/word/2010/wordml" xmlns:w15="http://schemas.microsoft.com/office/word/2012/wordml" xmlns:w16cex="http://schemas.microsoft.com/office/word/2018/wordml/cex" xmlns:w16cid="http://schemas.microsoft.com/office/word/2016/wordml/cid" xmlns:w16="http://schemas.microsoft.com/office/word/2018/wordml" xmlns:w16sdtdh="http://schemas.microsoft.com/office/word/2020/wordml/sdtdatahash" xmlns:w16se="http://schemas.microsoft.com/office/word/2015/wordml/symex" xmlns:wpg="http://schemas.microsoft.com/office/word/2010/wordprocessingGroup" xmlns:wpi="http://schemas.microsoft.com/office/word/2010/wordprocessingInk" xmlns:wne="http://schemas.microsoft.com/office/word/2006/wordml" xmlns:wps="http://schemas.microsoft.com/office/word/2010/wordprocessingShape" mc:Ignorable="w14 w15 w16se w16cid w16 w16cex w16sdtdh wp14">
+  <w:footnote w:type="separator" w:id="-1">
+    <w:p>
+      <w:r>
+        <w:separator/>
+      </w:r>
+    </w:p>
+  </w:footnote>
+  <w:footnote w:type="continuationSeparator" w:id="0">
+    <w:p>
+      <w:r>
+        <w:continuationSeparator/>
+      </w:r>
+    </w:p>
+  </w:footnote>
+</w:footnotes>
 </file>
 
 <file path=word/numbering.xml><?xml version="1.0" encoding="utf-8"?>
@@ -47034,6 +47310,66 @@
       <w:ind w:left="280"/>
     </w:pPr>
   </w:style>
+  <w:style w:type="paragraph" w:styleId="af">
+    <w:name w:val="header"/>
+    <w:basedOn w:val="a"/>
+    <w:link w:val="af0"/>
+    <w:uiPriority w:val="99"/>
+    <w:unhideWhenUsed/>
+    <w:rsid w:val="00226980"/>
+    <w:pPr>
+      <w:tabs>
+        <w:tab w:val="center" w:pos="4677"/>
+        <w:tab w:val="right" w:pos="9355"/>
+      </w:tabs>
+    </w:pPr>
+  </w:style>
+  <w:style w:type="character" w:customStyle="1" w:styleId="af0">
+    <w:name w:val="Верхний колонтитул Знак"/>
+    <w:basedOn w:val="a0"/>
+    <w:link w:val="af"/>
+    <w:uiPriority w:val="99"/>
+    <w:rsid w:val="00226980"/>
+    <w:rPr>
+      <w:rFonts w:ascii="XO Thames" w:eastAsia="Times New Roman" w:hAnsi="XO Thames" w:cs="Times New Roman"/>
+      <w:color w:val="000000"/>
+      <w:kern w:val="0"/>
+      <w:sz w:val="28"/>
+      <w:szCs w:val="20"/>
+      <w:lang w:eastAsia="ru-RU"/>
+      <w14:ligatures w14:val="none"/>
+    </w:rPr>
+  </w:style>
+  <w:style w:type="paragraph" w:styleId="af1">
+    <w:name w:val="footer"/>
+    <w:basedOn w:val="a"/>
+    <w:link w:val="af2"/>
+    <w:uiPriority w:val="99"/>
+    <w:unhideWhenUsed/>
+    <w:rsid w:val="00226980"/>
+    <w:pPr>
+      <w:tabs>
+        <w:tab w:val="center" w:pos="4677"/>
+        <w:tab w:val="right" w:pos="9355"/>
+      </w:tabs>
+    </w:pPr>
+  </w:style>
+  <w:style w:type="character" w:customStyle="1" w:styleId="af2">
+    <w:name w:val="Нижний колонтитул Знак"/>
+    <w:basedOn w:val="a0"/>
+    <w:link w:val="af1"/>
+    <w:uiPriority w:val="99"/>
+    <w:rsid w:val="00226980"/>
+    <w:rPr>
+      <w:rFonts w:ascii="XO Thames" w:eastAsia="Times New Roman" w:hAnsi="XO Thames" w:cs="Times New Roman"/>
+      <w:color w:val="000000"/>
+      <w:kern w:val="0"/>
+      <w:sz w:val="28"/>
+      <w:szCs w:val="20"/>
+      <w:lang w:eastAsia="ru-RU"/>
+      <w14:ligatures w14:val="none"/>
+    </w:rPr>
+  </w:style>
 </w:styles>
 </file>
 
